--- a/src/assets/resume/MVillalobosWorkHistory.docx
+++ b/src/assets/resume/MVillalobosWorkHistory.docx
@@ -1,6 +1,6 @@
 
 <file path=word/document.xml><?xml version="1.0" encoding="utf-8"?>
-<w:document xmlns:wpc="http://schemas.microsoft.com/office/word/2010/wordprocessingCanvas" xmlns:cx="http://schemas.microsoft.com/office/drawing/2014/chartex" xmlns:cx1="http://schemas.microsoft.com/office/drawing/2015/9/8/chartex" xmlns:cx2="http://schemas.microsoft.com/office/drawing/2015/10/21/chartex" xmlns:cx3="http://schemas.microsoft.com/office/drawing/2016/5/9/chartex" xmlns:cx4="http://schemas.microsoft.com/office/drawing/2016/5/10/chartex" xmlns:cx5="http://schemas.microsoft.com/office/drawing/2016/5/11/chartex" xmlns:cx6="http://schemas.microsoft.com/office/drawing/2016/5/12/chartex" xmlns:cx7="http://schemas.microsoft.com/office/drawing/2016/5/13/chartex" xmlns:cx8="http://schemas.microsoft.com/office/drawing/2016/5/14/chartex" xmlns:mc="http://schemas.openxmlformats.org/markup-compatibility/2006" xmlns:aink="http://schemas.microsoft.com/office/drawing/2016/ink" xmlns:am3d="http://schemas.microsoft.com/office/drawing/2017/model3d" xmlns:o="urn:schemas-microsoft-com:office:office" xmlns:oel="http://schemas.microsoft.com/office/2019/extlst" xmlns:r="http://schemas.openxmlformats.org/officeDocument/2006/relationships" xmlns:m="http://schemas.openxmlformats.org/officeDocument/2006/math" xmlns:v="urn:schemas-microsoft-com:vml" xmlns:wp14="http://schemas.microsoft.com/office/word/2010/wordprocessingDrawing" xmlns:wp="http://schemas.openxmlformats.org/drawingml/2006/wordprocessingDrawing" xmlns:w10="urn:schemas-microsoft-com:office:word" xmlns:w="http://schemas.openxmlformats.org/wordprocessingml/2006/main" xmlns:w14="http://schemas.microsoft.com/office/word/2010/wordml" xmlns:w15="http://schemas.microsoft.com/office/word/2012/wordml" xmlns:w16cex="http://schemas.microsoft.com/office/word/2018/wordml/cex" xmlns:w16cid="http://schemas.microsoft.com/office/word/2016/wordml/cid" xmlns:w16="http://schemas.microsoft.com/office/word/2018/wordml" xmlns:w16sdtdh="http://schemas.microsoft.com/office/word/2020/wordml/sdtdatahash" xmlns:w16se="http://schemas.microsoft.com/office/word/2015/wordml/symex" xmlns:wpg="http://schemas.microsoft.com/office/word/2010/wordprocessingGroup" xmlns:wpi="http://schemas.microsoft.com/office/word/2010/wordprocessingInk" xmlns:wne="http://schemas.microsoft.com/office/word/2006/wordml" xmlns:wps="http://schemas.microsoft.com/office/word/2010/wordprocessingShape" mc:Ignorable="w14 w15 w16se w16cid w16 w16cex w16sdtdh wp14">
+<w:document xmlns:wpc="http://schemas.microsoft.com/office/word/2010/wordprocessingCanvas" xmlns:cx="http://schemas.microsoft.com/office/drawing/2014/chartex" xmlns:cx1="http://schemas.microsoft.com/office/drawing/2015/9/8/chartex" xmlns:cx2="http://schemas.microsoft.com/office/drawing/2015/10/21/chartex" xmlns:cx3="http://schemas.microsoft.com/office/drawing/2016/5/9/chartex" xmlns:cx4="http://schemas.microsoft.com/office/drawing/2016/5/10/chartex" xmlns:cx5="http://schemas.microsoft.com/office/drawing/2016/5/11/chartex" xmlns:cx6="http://schemas.microsoft.com/office/drawing/2016/5/12/chartex" xmlns:cx7="http://schemas.microsoft.com/office/drawing/2016/5/13/chartex" xmlns:cx8="http://schemas.microsoft.com/office/drawing/2016/5/14/chartex" xmlns:mc="http://schemas.openxmlformats.org/markup-compatibility/2006" xmlns:aink="http://schemas.microsoft.com/office/drawing/2016/ink" xmlns:am3d="http://schemas.microsoft.com/office/drawing/2017/model3d" xmlns:o="urn:schemas-microsoft-com:office:office" xmlns:oel="http://schemas.microsoft.com/office/2019/extlst" xmlns:r="http://schemas.openxmlformats.org/officeDocument/2006/relationships" xmlns:m="http://schemas.openxmlformats.org/officeDocument/2006/math" xmlns:v="urn:schemas-microsoft-com:vml" xmlns:wp14="http://schemas.microsoft.com/office/word/2010/wordprocessingDrawing" xmlns:wp="http://schemas.openxmlformats.org/drawingml/2006/wordprocessingDrawing" xmlns:w10="urn:schemas-microsoft-com:office:word" xmlns:w="http://schemas.openxmlformats.org/wordprocessingml/2006/main" xmlns:w14="http://schemas.microsoft.com/office/word/2010/wordml" xmlns:w15="http://schemas.microsoft.com/office/word/2012/wordml" xmlns:w16cex="http://schemas.microsoft.com/office/word/2018/wordml/cex" xmlns:w16cid="http://schemas.microsoft.com/office/word/2016/wordml/cid" xmlns:w16="http://schemas.microsoft.com/office/word/2018/wordml" xmlns:w16du="http://schemas.microsoft.com/office/word/2023/wordml/word16du" xmlns:w16sdtdh="http://schemas.microsoft.com/office/word/2020/wordml/sdtdatahash" xmlns:w16sdtfl="http://schemas.microsoft.com/office/word/2024/wordml/sdtformatlock" xmlns:w16se="http://schemas.microsoft.com/office/word/2015/wordml/symex" xmlns:wpg="http://schemas.microsoft.com/office/word/2010/wordprocessingGroup" xmlns:wpi="http://schemas.microsoft.com/office/word/2010/wordprocessingInk" xmlns:wne="http://schemas.microsoft.com/office/word/2006/wordml" xmlns:wps="http://schemas.microsoft.com/office/word/2010/wordprocessingShape" mc:Ignorable="w14 w15 w16se w16cid w16 w16cex w16sdtdh w16sdtfl w16du wp14">
   <w:background w:color="FFFFFF"/>
   <w:body>
     <w:tbl>
@@ -22,7 +22,6 @@
         <w:tc>
           <w:tcPr>
             <w:tcW w:w="1350" w:type="dxa"/>
-            <w:shd w:val="clear" w:color="auto" w:fill="auto"/>
           </w:tcPr>
           <w:p>
             <w:pPr>
@@ -40,15 +39,37 @@
             <w:tcBorders>
               <w:bottom w:val="single" w:sz="4" w:space="0" w:color="000000"/>
             </w:tcBorders>
-            <w:shd w:val="clear" w:color="auto" w:fill="auto"/>
           </w:tcPr>
           <w:p>
             <w:pPr>
               <w:pStyle w:val="Objective"/>
-              <w:snapToGrid w:val="0"/>
-            </w:pPr>
-            <w:r>
-              <w:t>Hands-on Software Architect and Software Engineer. Expert Java programmer. Leader within the Software Developer community. Mentor. Experienced with Python and Ruby. Ad Tech expert. Apache Flink expert. Enjoys software architecture, data-architecture, distributed software systems, stream programming, network programming, and concurrency programming.</w:t>
+            </w:pPr>
+            <w:r>
+              <w:t xml:space="preserve">Hands-on Software Architect and Principal Software Engineer with deep expertise in distributed systems, data architecture, and stream processing. Brings strong experience in Java, Apache Flink, and cloud-native platforms, with a track record of designing and delivering scalable, real-time data systems. </w:t>
+            </w:r>
+            <w:r>
+              <w:t>Established</w:t>
+            </w:r>
+            <w:r>
+              <w:t xml:space="preserve"> as a leader, mentor, and active contributor to engineering communities. Experience spans ad tech, AI platforms, and large-scale data systems, with a consistent focus on architecture, concurrency, </w:t>
+            </w:r>
+            <w:r>
+              <w:t>high-performance distributed systems</w:t>
+            </w:r>
+            <w:r>
+              <w:t>,</w:t>
+            </w:r>
+            <w:r>
+              <w:t xml:space="preserve"> </w:t>
+            </w:r>
+            <w:r>
+              <w:t xml:space="preserve">and </w:t>
+            </w:r>
+            <w:r>
+              <w:t>data-intensive applications</w:t>
+            </w:r>
+            <w:r>
+              <w:t>.</w:t>
             </w:r>
           </w:p>
           <w:p>
@@ -56,20 +77,17 @@
               <w:pStyle w:val="Objective"/>
               <w:snapToGrid w:val="0"/>
             </w:pPr>
-            <w:r>
-              <w:br/>
-            </w:r>
-            <w:r>
-              <w:t xml:space="preserve">Seeking roles as a Software Architect, Data-Architect or Principal Software Engineer. Works either Full-Time or Corp-to-Corp. Open to and experienced with remote development. </w:t>
-            </w:r>
-            <w:r>
-              <w:br/>
-            </w:r>
-            <w:r>
-              <w:br/>
-            </w:r>
-            <w:r>
-              <w:t>Hoping to continue my growth in Data Architecture and Stream Programming with Apache Flink.</w:t>
+          </w:p>
+          <w:p>
+            <w:pPr>
+              <w:pStyle w:val="Objective"/>
+              <w:snapToGrid w:val="0"/>
+            </w:pPr>
+            <w:r>
+              <w:t>Seeking roles as Software Architect, Data Architect, or Principal Engineer (Full-Time or Corp-to-Corp). Open to remote.</w:t>
+            </w:r>
+            <w:r>
+              <w:t xml:space="preserve"> </w:t>
             </w:r>
           </w:p>
           <w:p>
@@ -82,14 +100,12 @@
       </w:tr>
       <w:tr>
         <w:trPr>
-          <w:cantSplit/>
-          <w:trHeight w:val="756"/>
+          <w:trHeight w:val="2537"/>
         </w:trPr>
         <w:tc>
           <w:tcPr>
             <w:tcW w:w="1350" w:type="dxa"/>
             <w:vMerge w:val="restart"/>
-            <w:shd w:val="clear" w:color="auto" w:fill="auto"/>
           </w:tcPr>
           <w:p>
             <w:pPr>
@@ -108,144 +124,55 @@
               <w:top w:val="single" w:sz="4" w:space="0" w:color="000000"/>
               <w:bottom w:val="single" w:sz="4" w:space="0" w:color="000000"/>
             </w:tcBorders>
-            <w:shd w:val="clear" w:color="auto" w:fill="auto"/>
           </w:tcPr>
           <w:p>
             <w:pPr>
               <w:pStyle w:val="CompanyName"/>
-              <w:snapToGrid w:val="0"/>
-            </w:pPr>
-            <w:r>
-              <w:t>Beyond Limits, Inc.</w:t>
+            </w:pPr>
+            <w:r>
+              <w:t>Disney Streaming, Inc.</w:t>
             </w:r>
           </w:p>
           <w:p>
             <w:pPr>
               <w:pStyle w:val="TitleDivision"/>
-              <w:tabs>
-                <w:tab w:val="right" w:pos="8532"/>
-              </w:tabs>
-            </w:pPr>
-            <w:r>
-              <w:t>S</w:t>
-            </w:r>
-            <w:r>
-              <w:t>oftware Architect</w:t>
-            </w:r>
-            <w:r>
-              <w:t xml:space="preserve"> / Hybrid AI SaaS</w:t>
-            </w:r>
-            <w:r>
-              <w:tab/>
-              <w:t xml:space="preserve"> </w:t>
+            </w:pPr>
+            <w:r>
+              <w:t>Principal Software Engineer</w:t>
             </w:r>
           </w:p>
           <w:p>
             <w:pPr>
               <w:pStyle w:val="DateLocation"/>
-              <w:tabs>
-                <w:tab w:val="clear" w:pos="2952"/>
-                <w:tab w:val="clear" w:pos="6480"/>
-                <w:tab w:val="right" w:pos="8532"/>
-              </w:tabs>
-            </w:pPr>
-            <w:r>
-              <w:t>Jan</w:t>
-            </w:r>
-            <w:r>
-              <w:t xml:space="preserve"> 20</w:t>
-            </w:r>
-            <w:r>
-              <w:t>20</w:t>
-            </w:r>
-            <w:r>
-              <w:t xml:space="preserve">- </w:t>
-            </w:r>
-            <w:r>
-              <w:t>Dec 2023</w:t>
-            </w:r>
-            <w:r>
-              <w:tab/>
-            </w:r>
-            <w:r>
-              <w:t>Glendale</w:t>
-            </w:r>
-            <w:r>
-              <w:t>, CA</w:t>
+            </w:pPr>
+            <w:r>
+              <w:t>Nov 2025 – Present</w:t>
+            </w:r>
+          </w:p>
+          <w:p>
+            <w:r>
+              <w:t xml:space="preserve">Served on the Software Architecture team for the Disney Ad Server platform </w:t>
+            </w:r>
+            <w:r>
+              <w:t>enabling</w:t>
+            </w:r>
+            <w:r>
+              <w:t xml:space="preserve"> monetization </w:t>
+            </w:r>
+            <w:r>
+              <w:t>of</w:t>
+            </w:r>
+            <w:r>
+              <w:t xml:space="preserve"> Disney+ and Hulu.</w:t>
             </w:r>
           </w:p>
           <w:p/>
           <w:p>
             <w:pPr>
-              <w:snapToGrid w:val="0"/>
-            </w:pPr>
-            <w:r>
-              <w:t>Hands-on Software Architect for hybrid AI cloud-based SaaS product offerings.</w:t>
-            </w:r>
-          </w:p>
-          <w:p>
-            <w:pPr>
-              <w:snapToGrid w:val="0"/>
-            </w:pPr>
-          </w:p>
-          <w:p>
-            <w:r>
-              <w:t xml:space="preserve">Delivered architecture for several products using Attribute Driven Design methodology. This required </w:t>
-            </w:r>
-            <w:r>
-              <w:br/>
-            </w:r>
-            <w:r>
-              <w:t xml:space="preserve">me to determine architecturally significant requirements, documenting quality attribute scenarios, constraints, concerns, designs, and design decision, architectural patterns, reference architectures, and </w:t>
-            </w:r>
-            <w:r>
-              <w:t xml:space="preserve">create </w:t>
-            </w:r>
-            <w:r>
-              <w:t>architecture diagrams. I also had to lead the development of proof-of-concepts.</w:t>
-            </w:r>
-          </w:p>
-          <w:p>
-            <w:r>
-              <w:br/>
-            </w:r>
-            <w:r>
-              <w:t>Designed cloud-agnostic architecture deployable to AWS, Kubernetes, or locally completely within Docker containers. This allowed the team to quickly iterate upon and validate distributed design concepts, as well as improve our developer experience with a choice between local, containerized, or cloud-based execution.</w:t>
-            </w:r>
-            <w:r>
-              <w:t xml:space="preserve"> All components of the system had a plan for horizontal scalability.</w:t>
-            </w:r>
-            <w:r>
-              <w:br/>
-            </w:r>
-            <w:r>
-              <w:br/>
-            </w:r>
-            <w:r>
-              <w:t>Individual Software engineering accomplishments:</w:t>
-            </w:r>
-          </w:p>
-          <w:p>
-            <w:pPr>
               <w:pStyle w:val="Achievement"/>
             </w:pPr>
             <w:r>
-              <w:t>Implemented several real-time</w:t>
-            </w:r>
-            <w:r>
-              <w:t xml:space="preserve"> </w:t>
-            </w:r>
-            <w:r>
-              <w:t>massively parallel</w:t>
-            </w:r>
-            <w:r>
-              <w:t xml:space="preserve"> data streaming pipelines using Apache Flink and </w:t>
-            </w:r>
-            <w:r>
-              <w:br/>
-            </w:r>
-            <w:r>
-              <w:t>Apache Flink Stateful Functions.</w:t>
+              <w:t>Contributed to architecture committees defining platform-wide architecture standards for domain modeling, CI/CD (trunk-based development), feature flags (LaunchDarkly), and AI context engineering across multiple cross-functional engineering teams.</w:t>
             </w:r>
           </w:p>
           <w:p>
@@ -253,7 +180,10 @@
               <w:pStyle w:val="Achievement"/>
             </w:pPr>
             <w:r>
-              <w:t>Implemented grammar and dynamic programming language in ANTLR to support real-time expression evaluations of time-series data.</w:t>
+              <w:t>Delivered</w:t>
+            </w:r>
+            <w:r>
+              <w:t xml:space="preserve"> UI Standards Architecture using Attribute-Driven Design (ADD), leveraging AI-assisted development (Cursor, GitHub Copilot).</w:t>
             </w:r>
           </w:p>
           <w:p>
@@ -261,16 +191,7 @@
               <w:pStyle w:val="Achievement"/>
             </w:pPr>
             <w:r>
-              <w:t>Implemented a robust time-series ingestion micro-service</w:t>
-            </w:r>
-            <w:r>
-              <w:t xml:space="preserve"> using Spring Boot.</w:t>
-            </w:r>
-          </w:p>
-          <w:p/>
-          <w:p>
-            <w:r>
-              <w:t>As a team-player, I helped with the following:</w:t>
+              <w:t>Designed a data lake architecture and delivered a CDC proof of concept from MySQL to Apache Iceberg, enabling schema evolution and time travel.</w:t>
             </w:r>
           </w:p>
           <w:p>
@@ -278,60 +199,28 @@
               <w:pStyle w:val="Achievement"/>
             </w:pPr>
             <w:r>
-              <w:t>Led</w:t>
-            </w:r>
-            <w:r>
-              <w:t xml:space="preserve"> the engineering effort for several Spring Boot micro-services.</w:t>
+              <w:t>Built an end-to-end CDC pipeline (Flink CDC, Debezium, Paimon, Spark, S3) deployed via Kubernetes and Terraform, demonstrating production-ready patterns.</w:t>
             </w:r>
           </w:p>
           <w:p>
             <w:pPr>
               <w:pStyle w:val="Achievement"/>
-            </w:pPr>
-            <w:r>
-              <w:t xml:space="preserve">Mentored developers in programming, Java, Spring Boot, Apache Flink, Docker (Containerization), </w:t>
-            </w:r>
-            <w:r>
-              <w:br/>
-            </w:r>
-            <w:r>
-              <w:t>Python, and software architecture.</w:t>
-            </w:r>
-          </w:p>
-          <w:p>
-            <w:r>
-              <w:br/>
-            </w:r>
-            <w:r>
-              <w:t>Project used Apache Flink, Apache Flink Stateful Functions, Apache Kafka, Apache Parquet, Influx DB, Java, JDBC, JPA, NodeJS, React, Spring Boot, Spring Data, PostgreSQL, Python, ActiveMQ, Amazon S3, Redis</w:t>
-            </w:r>
-            <w:r>
-              <w:t xml:space="preserve">, </w:t>
-            </w:r>
-            <w:r>
-              <w:t>Amazon Elastic Map-Reduce (EMR)</w:t>
-            </w:r>
-            <w:r>
-              <w:t>, Protocol Buffers, Gradle.</w:t>
-            </w:r>
-          </w:p>
-          <w:p>
-            <w:pPr>
-              <w:snapToGrid w:val="0"/>
+              <w:numPr>
+                <w:ilvl w:val="0"/>
+                <w:numId w:val="0"/>
+              </w:numPr>
             </w:pPr>
           </w:p>
         </w:tc>
       </w:tr>
       <w:tr>
         <w:trPr>
-          <w:cantSplit/>
-          <w:trHeight w:val="756"/>
+          <w:trHeight w:val="2537"/>
         </w:trPr>
         <w:tc>
           <w:tcPr>
             <w:tcW w:w="1350" w:type="dxa"/>
             <w:vMerge/>
-            <w:shd w:val="clear" w:color="auto" w:fill="auto"/>
           </w:tcPr>
           <w:p>
             <w:pPr>
@@ -347,92 +236,58 @@
               <w:top w:val="single" w:sz="4" w:space="0" w:color="000000"/>
               <w:bottom w:val="single" w:sz="4" w:space="0" w:color="000000"/>
             </w:tcBorders>
-            <w:shd w:val="clear" w:color="auto" w:fill="auto"/>
           </w:tcPr>
           <w:p>
             <w:pPr>
               <w:pStyle w:val="CompanyName"/>
-              <w:snapToGrid w:val="0"/>
-            </w:pPr>
-            <w:r>
-              <w:t>Walt Disney Direct-to Consumer &amp; International</w:t>
+            </w:pPr>
+            <w:r>
+              <w:t>GushR AI, Inc.</w:t>
             </w:r>
           </w:p>
           <w:p>
             <w:pPr>
               <w:pStyle w:val="TitleDivision"/>
-              <w:tabs>
-                <w:tab w:val="right" w:pos="8532"/>
-              </w:tabs>
-            </w:pPr>
-            <w:r>
-              <w:t>Sr. Software Engineer</w:t>
-            </w:r>
-            <w:r>
-              <w:t xml:space="preserve"> / Digital Rights Management</w:t>
-            </w:r>
-            <w:r>
-              <w:tab/>
-            </w:r>
-            <w:r>
-              <w:t>Consultant</w:t>
+            </w:pPr>
+            <w:r>
+              <w:t>Software Architect</w:t>
+            </w:r>
+            <w:r>
+              <w:t xml:space="preserve"> (Independent / After-hours)</w:t>
             </w:r>
           </w:p>
           <w:p>
             <w:pPr>
               <w:pStyle w:val="DateLocation"/>
-              <w:tabs>
-                <w:tab w:val="clear" w:pos="2952"/>
-                <w:tab w:val="clear" w:pos="6480"/>
-                <w:tab w:val="right" w:pos="8532"/>
-              </w:tabs>
-            </w:pPr>
-            <w:r>
-              <w:t>Apr</w:t>
-            </w:r>
-            <w:r>
-              <w:t xml:space="preserve"> 201</w:t>
-            </w:r>
-            <w:r>
-              <w:t>9</w:t>
-            </w:r>
-            <w:r>
-              <w:t xml:space="preserve">- </w:t>
-            </w:r>
-            <w:r>
-              <w:t>Jan</w:t>
-            </w:r>
-            <w:r>
-              <w:t xml:space="preserve"> 20</w:t>
-            </w:r>
-            <w:r>
-              <w:t>20</w:t>
-            </w:r>
-            <w:r>
-              <w:tab/>
-              <w:t>Glendale, CA</w:t>
-            </w:r>
-          </w:p>
+            </w:pPr>
+            <w:r>
+              <w:t>October 2024 – Present</w:t>
+            </w:r>
+          </w:p>
+          <w:p>
+            <w:r>
+              <w:t>Software Architect responsible for transforming AI proof</w:t>
+            </w:r>
+            <w:r>
+              <w:t xml:space="preserve"> </w:t>
+            </w:r>
+            <w:r>
+              <w:t>of</w:t>
+            </w:r>
+            <w:r>
+              <w:t xml:space="preserve"> </w:t>
+            </w:r>
+            <w:r>
+              <w:t>concepts into a production-ready, multi-tenant Platform-as-a-Service offering for “AI-Powered Methane Monitoring for Real-Time Emission Intelligence.” Led end-to-end architecture and hands-on implementation across data, infrastructure, and application layers, incorporating AI-assisted development practices.</w:t>
+            </w:r>
+          </w:p>
+          <w:p/>
           <w:p>
             <w:pPr>
               <w:pStyle w:val="Achievement"/>
-              <w:numPr>
-                <w:ilvl w:val="0"/>
-                <w:numId w:val="0"/>
-              </w:numPr>
-            </w:pPr>
-          </w:p>
-          <w:p>
-            <w:r>
-              <w:t xml:space="preserve">Integrated Disney’s Direct to Consumer Streaming Technology assets with the </w:t>
-            </w:r>
-            <w:proofErr w:type="spellStart"/>
-            <w:r>
-              <w:t>RightsLine</w:t>
-            </w:r>
-            <w:proofErr w:type="spellEnd"/>
-            <w:r>
-              <w:t xml:space="preserve"> digital rights management PaaS.</w:t>
+            </w:pPr>
+            <w:r>
+              <w:t>Architected and built a multi-tenant PaaS platform, owning system design, implementation, and deployment strategy.</w:t>
             </w:r>
           </w:p>
           <w:p>
@@ -440,7 +295,7 @@
               <w:pStyle w:val="Achievement"/>
             </w:pPr>
             <w:r>
-              <w:t>Designed and developed a business rules engine to compute digital rights based on specified rules and airdates. Employed the Attribute-Driven Design methodology (ADD 3.0) to deliver a well-structured architecture.</w:t>
+              <w:t>Designed and implemented a video-based AI inference pipeline supporting both batch and real-time processing using a kappa architecture.</w:t>
             </w:r>
           </w:p>
           <w:p>
@@ -448,30 +303,59 @@
               <w:pStyle w:val="Achievement"/>
             </w:pPr>
             <w:r>
-              <w:t xml:space="preserve">Collaborated closely with a team of developers to maintain and enhance a critical data pipeline responsible for publishing digital rights into the </w:t>
-            </w:r>
-            <w:proofErr w:type="spellStart"/>
-            <w:r>
-              <w:t>RightsLine</w:t>
-            </w:r>
-            <w:proofErr w:type="spellEnd"/>
-            <w:r>
-              <w:t xml:space="preserve"> digital rights management system. Utilized a tech stack comprised of Spring Boot, GitLab, Jenkins, Kubernetes, EKS, Kotlin, Java, and PostgreSQL.</w:t>
-            </w:r>
-          </w:p>
-          <w:p/>
+              <w:t>Built streaming and data processing systems with Apache Flink, integrating video ingestion with speed layers (InfluxDB, PostgreSQL) and long-term storage (Apache Iceberg on S3).</w:t>
+            </w:r>
+          </w:p>
+          <w:p>
+            <w:pPr>
+              <w:pStyle w:val="Achievement"/>
+            </w:pPr>
+            <w:r>
+              <w:t>Developed data orchestration and control-plane APIs using Spring Boot.</w:t>
+            </w:r>
+          </w:p>
+          <w:p>
+            <w:pPr>
+              <w:pStyle w:val="Achievement"/>
+            </w:pPr>
+            <w:r>
+              <w:t>Implemented batch AI inference workflows using Celery for scalable asynchronous processing.</w:t>
+            </w:r>
+          </w:p>
+          <w:p>
+            <w:pPr>
+              <w:pStyle w:val="Achievement"/>
+            </w:pPr>
+            <w:r>
+              <w:t>Provisioned and managed cloud-native infrastructure using Kubernetes, Terraform, Minikube, and GitHub, supporting deployments to AWS and LocalStack.</w:t>
+            </w:r>
+          </w:p>
+          <w:p>
+            <w:pPr>
+              <w:pStyle w:val="Achievement"/>
+            </w:pPr>
+            <w:r>
+              <w:t>Built UI demos and prototype interfaces using Next.js, Tailwind CSS, and TypeScript to support productization and stakeholder validation.</w:t>
+            </w:r>
+          </w:p>
+          <w:p>
+            <w:pPr>
+              <w:pStyle w:val="Achievement"/>
+            </w:pPr>
+            <w:r>
+              <w:t>Leveraged AI-assisted development (context engineering tools) to accelerate architecture design and implementation.</w:t>
+            </w:r>
+          </w:p>
         </w:tc>
       </w:tr>
       <w:tr>
         <w:trPr>
-          <w:cantSplit/>
-          <w:trHeight w:val="756"/>
+          <w:trHeight w:val="2537"/>
         </w:trPr>
         <w:tc>
           <w:tcPr>
             <w:tcW w:w="1350" w:type="dxa"/>
             <w:vMerge/>
-            <w:shd w:val="clear" w:color="auto" w:fill="auto"/>
           </w:tcPr>
           <w:p>
             <w:pPr>
@@ -487,7 +371,6 @@
               <w:top w:val="single" w:sz="4" w:space="0" w:color="000000"/>
               <w:bottom w:val="single" w:sz="4" w:space="0" w:color="000000"/>
             </w:tcBorders>
-            <w:shd w:val="clear" w:color="auto" w:fill="auto"/>
           </w:tcPr>
           <w:p>
             <w:pPr>
@@ -495,22 +378,15 @@
               <w:snapToGrid w:val="0"/>
             </w:pPr>
             <w:r>
-              <w:t>Gamblit Gaming, LLC</w:t>
+              <w:t>Systech Solutions, Inc.</w:t>
             </w:r>
           </w:p>
           <w:p>
             <w:pPr>
               <w:pStyle w:val="TitleDivision"/>
-              <w:tabs>
-                <w:tab w:val="right" w:pos="8532"/>
-              </w:tabs>
-            </w:pPr>
-            <w:r>
-              <w:t>Sr. Software Engineer / Regulated Gaming</w:t>
-            </w:r>
-            <w:r>
-              <w:tab/>
-              <w:t>Technology</w:t>
+            </w:pPr>
+            <w:r>
+              <w:t>Software Architect</w:t>
             </w:r>
           </w:p>
           <w:p>
@@ -523,53 +399,44 @@
               </w:tabs>
             </w:pPr>
             <w:r>
-              <w:t>Nov</w:t>
-            </w:r>
-            <w:r>
-              <w:t xml:space="preserve"> 2015- </w:t>
-            </w:r>
-            <w:r>
-              <w:t>Jan</w:t>
-            </w:r>
-            <w:r>
-              <w:t xml:space="preserve"> 2019</w:t>
+              <w:t>Jun 2024- Sep 2025</w:t>
             </w:r>
             <w:r>
               <w:tab/>
-              <w:t>Glendale, CA</w:t>
+              <w:t>Remote</w:t>
+            </w:r>
+          </w:p>
+          <w:p>
+            <w:pPr>
+              <w:rPr>
+                <w:lang w:eastAsia="zh-CN"/>
+              </w:rPr>
+            </w:pPr>
+            <w:r>
+              <w:t>Led a team of software architects in delivering the company’s next-generation cloud-based track-and-trace solutions.</w:t>
             </w:r>
           </w:p>
           <w:p/>
           <w:p>
             <w:pPr>
-              <w:snapToGrid w:val="0"/>
-            </w:pPr>
-            <w:r>
-              <w:t>We</w:t>
+              <w:pStyle w:val="Achievement"/>
+            </w:pPr>
+            <w:r>
+              <w:t>Led the development and implementation of standardized operating procedures for software architecture, utilizing Attribute-Driven Design 3.0 and adapting it for agile development.</w:t>
+            </w:r>
+          </w:p>
+          <w:p>
+            <w:pPr>
+              <w:pStyle w:val="Achievement"/>
+            </w:pPr>
+            <w:r>
+              <w:t>Led a five-person architecture team, driving cohesive design decisions</w:t>
             </w:r>
             <w:r>
               <w:t xml:space="preserve"> </w:t>
             </w:r>
             <w:r>
-              <w:t xml:space="preserve">developed </w:t>
-            </w:r>
-            <w:r>
-              <w:t xml:space="preserve">software for casino gaming systems (Las Vegas). These </w:t>
-            </w:r>
-            <w:r>
-              <w:t>were</w:t>
-            </w:r>
-            <w:r>
-              <w:t xml:space="preserve"> skill</w:t>
-            </w:r>
-            <w:r>
-              <w:t>-</w:t>
-            </w:r>
-            <w:r>
-              <w:t>based casino video games with touch screens, bill validators, printers, that must interface with casinos via the Slot Accounting System (SAS) protocol. My role was software architecture, hands-on development, mentoring, and technical leadership.</w:t>
-            </w:r>
-            <w:r>
-              <w:br/>
+              <w:t>aligned with business goals and technical objectives.</w:t>
             </w:r>
           </w:p>
           <w:p>
@@ -577,19 +444,7 @@
               <w:pStyle w:val="Achievement"/>
             </w:pPr>
             <w:r>
-              <w:t xml:space="preserve">Architected and developed RESTful APIs utilizing Java, JDK 1.8, and Spring Boot. Defined a well-structured layered architecture, package organization, and build processes. Provided mentorship on </w:t>
-            </w:r>
-            <w:r>
-              <w:br/>
-            </w:r>
-            <w:r>
-              <w:t xml:space="preserve">best practices in concurrency programming, domain-driven design, and Spring Framework. </w:t>
-            </w:r>
-            <w:r>
-              <w:br/>
-            </w:r>
-            <w:r>
-              <w:t>Technologies leveraged dependency injection, transaction management with AOP, JAX-RS with Jersey, JSON serialization with Jackson, JDBC, Docker, Docker Compose, Flyway database migrations, PostgreSQL, and Microsoft SQL Server.</w:t>
+              <w:t>Delivered a comprehensive Reference Architecture for Spring Boot-based microservices, optimized for PostgreSQL and MongoDB databases.</w:t>
             </w:r>
           </w:p>
           <w:p>
@@ -597,81 +452,25 @@
               <w:pStyle w:val="Achievement"/>
             </w:pPr>
             <w:r>
-              <w:t>Engineered a streaming data statistical calculator assessing randomness with the Runs Test and Autocorrelation Test, capable of handling extensive datasets and input files exceeding 10 GB. Implemented algorithms from scratch based on academic research papers from NIST.</w:t>
-            </w:r>
-          </w:p>
-          <w:p>
-            <w:pPr>
-              <w:pStyle w:val="Achievement"/>
-            </w:pPr>
-            <w:r>
-              <w:t>Implemented high-performance, low-latency TCP/IP application</w:t>
-            </w:r>
-            <w:r>
-              <w:t xml:space="preserve"> </w:t>
-            </w:r>
-            <w:r>
-              <w:t xml:space="preserve">layer protocols utilizing Java 8, NIO, </w:t>
-            </w:r>
-            <w:r>
-              <w:br/>
-            </w:r>
-            <w:r>
-              <w:t>and Netty.</w:t>
-            </w:r>
-          </w:p>
-          <w:p>
-            <w:pPr>
-              <w:pStyle w:val="Achievement"/>
-            </w:pPr>
-            <w:r>
-              <w:t xml:space="preserve">Created a Java-based command-line tool integrated with Git, facilitating the analysis of Maven projects and automated checking out of dependencies in the organization's designated build or tagging order. Leveraged Maven Aether and </w:t>
-            </w:r>
-            <w:proofErr w:type="spellStart"/>
-            <w:r>
-              <w:t>JGit</w:t>
-            </w:r>
-            <w:proofErr w:type="spellEnd"/>
-            <w:r>
-              <w:t xml:space="preserve"> libraries.</w:t>
-            </w:r>
-          </w:p>
-          <w:p>
-            <w:pPr>
-              <w:pStyle w:val="Achievement"/>
-            </w:pPr>
-            <w:r>
-              <w:t xml:space="preserve">Led the architecture and development of a full-stack system, employing Attribute-Driven Design methodology (ADD 3.0). Orchestrated UI development with Angular 6 and Bootstrap, RESTful API development with Python 2, Flask, and SQL Alchemy, and OAuth 2 Authorization server </w:t>
-            </w:r>
-            <w:r>
-              <w:br/>
-            </w:r>
-            <w:r>
-              <w:t>implementation with Python 2, Flask, Authlib, Open LDAP, and SQL Alchemy.</w:t>
-            </w:r>
-          </w:p>
-          <w:p>
-            <w:pPr>
-              <w:pStyle w:val="Achievement"/>
-              <w:numPr>
-                <w:ilvl w:val="0"/>
-                <w:numId w:val="0"/>
-              </w:numPr>
-              <w:ind w:left="360"/>
+              <w:t>Coordinated the iterative design and development of software architecture across five parallel development tracks, consistently meeting aggressive project timelines.</w:t>
+            </w:r>
+          </w:p>
+          <w:p>
+            <w:pPr>
+              <w:pStyle w:val="CompanyName"/>
+              <w:snapToGrid w:val="0"/>
             </w:pPr>
           </w:p>
         </w:tc>
       </w:tr>
       <w:tr>
         <w:trPr>
-          <w:cantSplit/>
-          <w:trHeight w:val="756"/>
+          <w:trHeight w:val="611"/>
         </w:trPr>
         <w:tc>
           <w:tcPr>
             <w:tcW w:w="1350" w:type="dxa"/>
             <w:vMerge/>
-            <w:shd w:val="clear" w:color="auto" w:fill="auto"/>
           </w:tcPr>
           <w:p>
             <w:pPr>
@@ -687,7 +486,6 @@
               <w:top w:val="single" w:sz="4" w:space="0" w:color="000000"/>
               <w:bottom w:val="single" w:sz="4" w:space="0" w:color="000000"/>
             </w:tcBorders>
-            <w:shd w:val="clear" w:color="auto" w:fill="auto"/>
           </w:tcPr>
           <w:p>
             <w:pPr>
@@ -695,7 +493,7 @@
               <w:snapToGrid w:val="0"/>
             </w:pPr>
             <w:r>
-              <w:t>Loot Crate</w:t>
+              <w:t>Beyond Limits, Inc.</w:t>
             </w:r>
           </w:p>
           <w:p>
@@ -706,11 +504,11 @@
               </w:tabs>
             </w:pPr>
             <w:r>
-              <w:t>Sr. Software Engineer / eCommerce</w:t>
+              <w:t>Software Architect</w:t>
             </w:r>
             <w:r>
               <w:tab/>
-              <w:t xml:space="preserve">Technology </w:t>
+              <w:t xml:space="preserve"> </w:t>
             </w:r>
           </w:p>
           <w:p>
@@ -723,37 +521,25 @@
               </w:tabs>
             </w:pPr>
             <w:r>
-              <w:t>Apr</w:t>
-            </w:r>
-            <w:r>
-              <w:t xml:space="preserve"> 2015- </w:t>
-            </w:r>
-            <w:r>
-              <w:t>Nov</w:t>
-            </w:r>
-            <w:r>
-              <w:t xml:space="preserve"> 2015</w:t>
+              <w:t>Jan 2020- Dec 2023</w:t>
             </w:r>
             <w:r>
               <w:tab/>
-              <w:t>Los Angeles, CA</w:t>
+              <w:t>Glendale, CA</w:t>
             </w:r>
           </w:p>
           <w:p/>
           <w:p>
             <w:pPr>
-              <w:snapToGrid w:val="0"/>
-            </w:pPr>
-            <w:r>
-              <w:t>Led the transition from a monolithic Ruby on Rails application focusing on subscription and shipping services to a distributed architecture, meticulously assessing key components to address performance and scalability challenges while recommending appropriate technical solutions.</w:t>
-            </w:r>
-          </w:p>
-          <w:p>
-            <w:pPr>
-              <w:snapToGrid w:val="0"/>
-            </w:pPr>
-            <w:r>
-              <w:t>.</w:t>
+              <w:rPr>
+                <w:lang w:eastAsia="zh-CN"/>
+              </w:rPr>
+            </w:pPr>
+            <w:r>
+              <w:t xml:space="preserve">Software Architect with hands-on engineering responsibility for the architecture, data strategy, and implementation of multiple hybrid-AI SaaS products. </w:t>
+            </w:r>
+            <w:r>
+              <w:br/>
             </w:r>
           </w:p>
           <w:p>
@@ -764,22 +550,7 @@
               </w:rPr>
             </w:pPr>
             <w:r>
-              <w:rPr>
-                <w:lang w:eastAsia="zh-CN"/>
-              </w:rPr>
-              <w:t xml:space="preserve">Engineered and executed database migration scripts, enhancing the production PostgreSQL database </w:t>
-            </w:r>
-            <w:r>
-              <w:rPr>
-                <w:lang w:eastAsia="zh-CN"/>
-              </w:rPr>
-              <w:br/>
-            </w:r>
-            <w:r>
-              <w:rPr>
-                <w:lang w:eastAsia="zh-CN"/>
-              </w:rPr>
-              <w:t>with referential integrity, auditing functionality, and data anomaly fixes.</w:t>
+              <w:t>Designed cloud-agnostic, but deployed to AWS, real-time IoT data platforms using Apache Flink, Spring Boot, PostgreSQL, InfluxDB, S3, and React.</w:t>
             </w:r>
           </w:p>
           <w:p>
@@ -790,60 +561,42 @@
               </w:rPr>
             </w:pPr>
             <w:r>
-              <w:rPr>
-                <w:lang w:eastAsia="zh-CN"/>
-              </w:rPr>
-              <w:t>Created and implemented an internal Ruby GEM named "Badger</w:t>
-            </w:r>
-            <w:r>
-              <w:rPr>
-                <w:lang w:eastAsia="zh-CN"/>
-              </w:rPr>
-              <w:t>,</w:t>
-            </w:r>
-            <w:r>
-              <w:rPr>
-                <w:lang w:eastAsia="zh-CN"/>
-              </w:rPr>
-              <w:t xml:space="preserve">" streamlining the development of </w:t>
-            </w:r>
-            <w:r>
-              <w:rPr>
-                <w:lang w:eastAsia="zh-CN"/>
-              </w:rPr>
-              <w:br/>
-            </w:r>
-            <w:r>
-              <w:rPr>
-                <w:lang w:eastAsia="zh-CN"/>
-              </w:rPr>
-              <w:t xml:space="preserve">high-performing database batch programs. This significantly reduced execution time, cutting it down </w:t>
-            </w:r>
-            <w:r>
-              <w:rPr>
-                <w:lang w:eastAsia="zh-CN"/>
-              </w:rPr>
-              <w:br/>
-            </w:r>
-            <w:r>
-              <w:rPr>
-                <w:lang w:eastAsia="zh-CN"/>
-              </w:rPr>
-              <w:t>from 18 hours to an impressive 15 minutes when compared to an ordinary MRI Ruby application.</w:t>
+              <w:t>Architected real-time scalable IoT data ingestion platforms using kappa architecture, Apache Flink, with long-term storage in S3/Parquet and speed layers in InfluxDB and PostgreSQL.</w:t>
             </w:r>
           </w:p>
           <w:p>
             <w:pPr>
               <w:pStyle w:val="Achievement"/>
-              <w:rPr>
-                <w:lang w:eastAsia="zh-CN"/>
-              </w:rPr>
-            </w:pPr>
-            <w:r>
-              <w:rPr>
-                <w:lang w:eastAsia="zh-CN"/>
-              </w:rPr>
-              <w:t>Led the development of a high-performance, multi-threaded ETL data pipeline, efficiently handling 900,000 records, persisting 7 million database records, and uploading 3.5 million files totaling 73.3 GB in S3. Leveraged JRuby, Java threads, Java Concurrency, JDBC batch, Badger, and AWS for this project.</w:t>
+            </w:pPr>
+            <w:r>
+              <w:t>Built Spring Boot microservices, PostgreSQL schemas with Liquibase, and fully containerized services.</w:t>
+            </w:r>
+          </w:p>
+          <w:p>
+            <w:pPr>
+              <w:pStyle w:val="Achievement"/>
+            </w:pPr>
+            <w:r>
+              <w:t>Created an ANTLR-based expression language for real-time evaluation of time-series data</w:t>
+            </w:r>
+            <w:r>
+              <w:t xml:space="preserve"> within an Apache Flink Stateful Functions application.</w:t>
+            </w:r>
+          </w:p>
+          <w:p>
+            <w:pPr>
+              <w:pStyle w:val="Achievement"/>
+            </w:pPr>
+            <w:r>
+              <w:t>Delivered architecture using SEI-inspired Attribute-Driven Design.</w:t>
+            </w:r>
+          </w:p>
+          <w:p>
+            <w:pPr>
+              <w:pStyle w:val="Achievement"/>
+            </w:pPr>
+            <w:r>
+              <w:t>Mentored teams on engineering standards and best practices.</w:t>
             </w:r>
           </w:p>
           <w:p/>
@@ -851,14 +604,12 @@
       </w:tr>
       <w:tr>
         <w:trPr>
-          <w:cantSplit/>
           <w:trHeight w:val="756"/>
         </w:trPr>
         <w:tc>
           <w:tcPr>
             <w:tcW w:w="1350" w:type="dxa"/>
             <w:vMerge/>
-            <w:shd w:val="clear" w:color="auto" w:fill="auto"/>
           </w:tcPr>
           <w:p>
             <w:pPr>
@@ -874,7 +625,6 @@
               <w:top w:val="single" w:sz="4" w:space="0" w:color="000000"/>
               <w:bottom w:val="single" w:sz="4" w:space="0" w:color="000000"/>
             </w:tcBorders>
-            <w:shd w:val="clear" w:color="auto" w:fill="auto"/>
           </w:tcPr>
           <w:p>
             <w:pPr>
@@ -882,7 +632,7 @@
               <w:snapToGrid w:val="0"/>
             </w:pPr>
             <w:r>
-              <w:t>Overstock.com</w:t>
+              <w:t>Walt Disney Direct-to Consumer &amp; International</w:t>
             </w:r>
           </w:p>
           <w:p>
@@ -893,11 +643,10 @@
               </w:tabs>
             </w:pPr>
             <w:r>
-              <w:t>Sr. Software Engineer / eCommerce</w:t>
+              <w:t>Sr. Software Engineer (Contractor)</w:t>
             </w:r>
             <w:r>
               <w:tab/>
-              <w:t xml:space="preserve">Consultant </w:t>
             </w:r>
           </w:p>
           <w:p>
@@ -910,42 +659,25 @@
               </w:tabs>
             </w:pPr>
             <w:r>
-              <w:t>Oct</w:t>
-            </w:r>
-            <w:r>
-              <w:t xml:space="preserve"> 2012- </w:t>
-            </w:r>
-            <w:r>
-              <w:t>Apr</w:t>
-            </w:r>
-            <w:r>
-              <w:t xml:space="preserve"> 2015</w:t>
+              <w:t>Apr 2019- Jan 2020</w:t>
             </w:r>
             <w:r>
               <w:tab/>
-              <w:t>South Pasadena, CA</w:t>
-            </w:r>
-          </w:p>
-          <w:p/>
-          <w:p>
-            <w:pPr>
-              <w:snapToGrid w:val="0"/>
-            </w:pPr>
-            <w:r>
-              <w:t>Engaged as a remote consultant on several Service Oriented Architecture (SOA) projects, specializing in the development and maintenance of RESTful Web Services, batch processing systems, and web applications.</w:t>
-            </w:r>
-          </w:p>
-          <w:p>
-            <w:pPr>
-              <w:snapToGrid w:val="0"/>
-            </w:pPr>
+              <w:t>Glendale, CA</w:t>
+            </w:r>
           </w:p>
           <w:p>
             <w:pPr>
               <w:pStyle w:val="Achievement"/>
-            </w:pPr>
-            <w:r>
-              <w:t>Collaborated in the development of tailored SOA solutions, including Mule SOA solutions, primarily focusing on RESTful APIs utilizing Spring Boot, JAX-RS, and JPA.</w:t>
+              <w:numPr>
+                <w:ilvl w:val="0"/>
+                <w:numId w:val="0"/>
+              </w:numPr>
+            </w:pPr>
+          </w:p>
+          <w:p>
+            <w:r>
+              <w:t>Integrated Disney’s Direct to Consumer Streaming Technology assets with the RightsLine digital rights management PaaS.</w:t>
             </w:r>
           </w:p>
           <w:p>
@@ -953,7 +685,7 @@
               <w:pStyle w:val="Achievement"/>
             </w:pPr>
             <w:r>
-              <w:t>Engineered efficient, stateless client libraries for HTTP REST, SFTP, and FTP, integral to our SOA components, enhancing communication and data transfer capabilities.</w:t>
+              <w:t>Designed and developed a business rules engine to compute digital rights based on specified rules and airdates. Employed the Attribute-Driven Design methodology (ADD 3.0) to deliver a well-structured architecture.</w:t>
             </w:r>
           </w:p>
           <w:p>
@@ -961,23 +693,7 @@
               <w:pStyle w:val="Achievement"/>
             </w:pPr>
             <w:r>
-              <w:t>Implemented Docker containers for streamlined integration testing, ensuring robust testing procedures.</w:t>
-            </w:r>
-          </w:p>
-          <w:p>
-            <w:pPr>
-              <w:pStyle w:val="Achievement"/>
-            </w:pPr>
-            <w:r>
-              <w:t>Architected a distributed RESTful file system utilizing Netty and Cassandra.</w:t>
-            </w:r>
-          </w:p>
-          <w:p>
-            <w:pPr>
-              <w:pStyle w:val="Achievement"/>
-            </w:pPr>
-            <w:r>
-              <w:t>Developed high-performing data pipelines designed to handle GB-sized XML payloads and batched information into a database. Utilized technologies such as Spring Boot, JAX-RS, StAX, and JDBC for optimal product performance.</w:t>
+              <w:t>Collaborated closely with a team of developers to maintain and enhance a critical data pipeline responsible for publishing digital rights into the RightsLine digital rights management system. Utilized a tech stack comprised of Spring Boot, GitLab, Jenkins, Kubernetes, EKS, Kotlin, Java, and PostgreSQL.</w:t>
             </w:r>
           </w:p>
           <w:p/>
@@ -985,14 +701,12 @@
       </w:tr>
       <w:tr>
         <w:trPr>
-          <w:cantSplit/>
-          <w:trHeight w:val="756"/>
+          <w:trHeight w:val="4958"/>
         </w:trPr>
         <w:tc>
           <w:tcPr>
             <w:tcW w:w="1350" w:type="dxa"/>
             <w:vMerge/>
-            <w:shd w:val="clear" w:color="auto" w:fill="auto"/>
           </w:tcPr>
           <w:p>
             <w:pPr>
@@ -1008,7 +722,6 @@
               <w:top w:val="single" w:sz="4" w:space="0" w:color="000000"/>
               <w:bottom w:val="single" w:sz="4" w:space="0" w:color="000000"/>
             </w:tcBorders>
-            <w:shd w:val="clear" w:color="auto" w:fill="auto"/>
           </w:tcPr>
           <w:p>
             <w:pPr>
@@ -1016,7 +729,7 @@
               <w:snapToGrid w:val="0"/>
             </w:pPr>
             <w:r>
-              <w:t>SupplyFrame Media</w:t>
+              <w:t>Gamblit Gaming, LLC</w:t>
             </w:r>
           </w:p>
           <w:p>
@@ -1027,11 +740,10 @@
               </w:tabs>
             </w:pPr>
             <w:r>
-              <w:t>Lead Software Engineer / eCommerce</w:t>
+              <w:t>Sr. Software Engineer</w:t>
             </w:r>
             <w:r>
               <w:tab/>
-              <w:t xml:space="preserve">Technology </w:t>
             </w:r>
           </w:p>
           <w:p>
@@ -1044,20 +756,11 @@
               </w:tabs>
             </w:pPr>
             <w:r>
-              <w:t>Apr</w:t>
-            </w:r>
-            <w:r>
-              <w:t xml:space="preserve"> 2011- </w:t>
-            </w:r>
-            <w:r>
-              <w:t>Sep</w:t>
-            </w:r>
-            <w:r>
-              <w:t xml:space="preserve"> 2012</w:t>
+              <w:t>Nov 2015- Jan 2019</w:t>
             </w:r>
             <w:r>
               <w:tab/>
-              <w:t>Los Angeles, CA</w:t>
+              <w:t>Glendale, CA</w:t>
             </w:r>
           </w:p>
           <w:p/>
@@ -1066,28 +769,51 @@
               <w:snapToGrid w:val="0"/>
             </w:pPr>
             <w:r>
-              <w:t xml:space="preserve">Served as the Lead Developer for </w:t>
-            </w:r>
-            <w:proofErr w:type="spellStart"/>
-            <w:r>
-              <w:t>SupplyFrame</w:t>
-            </w:r>
-            <w:proofErr w:type="spellEnd"/>
-            <w:r>
-              <w:t xml:space="preserve"> Media's primary aggregate e-commerce platform, overseeing a dedicated development team.</w:t>
-            </w:r>
-          </w:p>
-          <w:p>
-            <w:pPr>
-              <w:snapToGrid w:val="0"/>
-            </w:pPr>
+              <w:t>We</w:t>
+            </w:r>
+            <w:r>
+              <w:t xml:space="preserve"> </w:t>
+            </w:r>
+            <w:r>
+              <w:t xml:space="preserve">developed </w:t>
+            </w:r>
+            <w:r>
+              <w:t xml:space="preserve">software for casino gaming systems (Las Vegas). These </w:t>
+            </w:r>
+            <w:r>
+              <w:t>were</w:t>
+            </w:r>
+            <w:r>
+              <w:t xml:space="preserve"> skill</w:t>
+            </w:r>
+            <w:r>
+              <w:t>-</w:t>
+            </w:r>
+            <w:r>
+              <w:t>based casino video games with touch screens, bill validators, printers, that must interface with casinos via the Slot Accounting System (SAS) protocol. My role was software architecture, hands-on development, mentoring, and technical leadership.</w:t>
+            </w:r>
+            <w:r>
+              <w:br/>
+            </w:r>
           </w:p>
           <w:p>
             <w:pPr>
               <w:pStyle w:val="Achievement"/>
             </w:pPr>
             <w:r>
-              <w:t>Orchestrated the integration of multiple vendors into our e-commerce platform. This project utilized technologies such as Tomcat, Struts 2, Spring Framework, and PostgreSQL within a monolithic architecture.</w:t>
+              <w:t xml:space="preserve">Architected and developed RESTful APIs utilizing Java, JDK 1.8, and Spring Boot. Defined a well-structured layered architecture, package organization, and build processes. Provided mentorship on </w:t>
+            </w:r>
+            <w:r>
+              <w:br/>
+            </w:r>
+            <w:r>
+              <w:t xml:space="preserve">best practices in concurrency programming, domain-driven design, and Spring Framework. </w:t>
+            </w:r>
+            <w:r>
+              <w:br/>
+            </w:r>
+            <w:r>
+              <w:t>Technologies leveraged dependency injection, transaction management with AOP, JAX-RS with Jersey, JSON serialization with Jackson, JDBC, Docker, Docker Compose, Flyway database migrations, PostgreSQL, and Microsoft SQL Server.</w:t>
             </w:r>
           </w:p>
           <w:p>
@@ -1095,7 +821,7 @@
               <w:pStyle w:val="Achievement"/>
             </w:pPr>
             <w:r>
-              <w:t>Led the development and implementation of advanced full-text search capabilities utilizing Lucene, enhancing the search functionality and user experience on our e-commerce platform.</w:t>
+              <w:t>Engineered a streaming data statistical calculator assessing randomness with the Runs Test and Autocorrelation Test, capable of handling extensive datasets and input files exceeding 10 GB. Implemented algorithms from scratch based on academic research papers from NIST.</w:t>
             </w:r>
           </w:p>
           <w:p>
@@ -1103,7 +829,19 @@
               <w:pStyle w:val="Achievement"/>
             </w:pPr>
             <w:r>
-              <w:t>Led the development of RESTful APIs using JAX-RS, optimizing interoperability within the platform.</w:t>
+              <w:t>Implemented high-performance, low-latency TCP/IP application</w:t>
+            </w:r>
+            <w:r>
+              <w:t xml:space="preserve"> </w:t>
+            </w:r>
+            <w:r>
+              <w:t xml:space="preserve">layer protocols utilizing Java 8, NIO, </w:t>
+            </w:r>
+            <w:r>
+              <w:br/>
+            </w:r>
+            <w:r>
+              <w:t>and Netty.</w:t>
             </w:r>
           </w:p>
           <w:p>
@@ -1111,324 +849,48 @@
               <w:pStyle w:val="Achievement"/>
             </w:pPr>
             <w:r>
-              <w:t>Engineered Client-Server applications and TCP/IP application layer protocols, utilizing NIO, Netty, and Protocol Buffers to ensure efficient transmission.</w:t>
-            </w:r>
-          </w:p>
-          <w:p/>
+              <w:t>Created a Java-based command-line tool integrated with Git, facilitating the analysis of Maven projects and automated checking out of dependencies in the organization's designated build or tagging order. Leveraged Maven Aether and JGit libraries.</w:t>
+            </w:r>
+          </w:p>
+          <w:p>
+            <w:pPr>
+              <w:pStyle w:val="Achievement"/>
+            </w:pPr>
+            <w:r>
+              <w:t xml:space="preserve">Led the architecture and development of a full-stack system, employing Attribute-Driven Design methodology (ADD 3.0). Orchestrated UI development with Angular 6 and Bootstrap, RESTful API development with Python 2, Flask, and SQL Alchemy, and OAuth 2 Authorization server </w:t>
+            </w:r>
+            <w:r>
+              <w:br/>
+            </w:r>
+            <w:r>
+              <w:t>implementation with Python 2, Flask, Authlib, Open LDAP, and SQL Alchemy.</w:t>
+            </w:r>
+          </w:p>
+          <w:p>
+            <w:pPr>
+              <w:pStyle w:val="Achievement"/>
+              <w:numPr>
+                <w:ilvl w:val="0"/>
+                <w:numId w:val="0"/>
+              </w:numPr>
+              <w:ind w:left="360"/>
+            </w:pPr>
+          </w:p>
         </w:tc>
       </w:tr>
       <w:tr>
         <w:trPr>
-          <w:cantSplit/>
           <w:trHeight w:val="756"/>
         </w:trPr>
         <w:tc>
           <w:tcPr>
             <w:tcW w:w="1350" w:type="dxa"/>
             <w:vMerge/>
-            <w:shd w:val="clear" w:color="auto" w:fill="auto"/>
           </w:tcPr>
           <w:p>
             <w:pPr>
               <w:pStyle w:val="SectionTitle"/>
               <w:snapToGrid w:val="0"/>
-            </w:pPr>
-          </w:p>
-        </w:tc>
-        <w:tc>
-          <w:tcPr>
-            <w:tcW w:w="8820" w:type="dxa"/>
-            <w:tcBorders>
-              <w:bottom w:val="single" w:sz="4" w:space="0" w:color="000000"/>
-            </w:tcBorders>
-            <w:shd w:val="clear" w:color="auto" w:fill="auto"/>
-          </w:tcPr>
-          <w:p>
-            <w:pPr>
-              <w:pStyle w:val="CompanyName"/>
-              <w:snapToGrid w:val="0"/>
-            </w:pPr>
-            <w:r>
-              <w:t>The Rubicon Project</w:t>
-            </w:r>
-          </w:p>
-          <w:p>
-            <w:pPr>
-              <w:pStyle w:val="TitleDivision"/>
-              <w:tabs>
-                <w:tab w:val="right" w:pos="8532"/>
-              </w:tabs>
-            </w:pPr>
-            <w:r>
-              <w:t>Senior Software Engineer / Display Ad Serving</w:t>
-            </w:r>
-            <w:r>
-              <w:tab/>
-              <w:t xml:space="preserve">Technology </w:t>
-            </w:r>
-          </w:p>
-          <w:p>
-            <w:pPr>
-              <w:pStyle w:val="DateLocation"/>
-              <w:tabs>
-                <w:tab w:val="clear" w:pos="2952"/>
-                <w:tab w:val="clear" w:pos="6480"/>
-                <w:tab w:val="right" w:pos="8532"/>
-              </w:tabs>
-            </w:pPr>
-            <w:r>
-              <w:t>Nov</w:t>
-            </w:r>
-            <w:r>
-              <w:t xml:space="preserve"> 2010-</w:t>
-            </w:r>
-            <w:r>
-              <w:t>Apr</w:t>
-            </w:r>
-            <w:r>
-              <w:t xml:space="preserve"> 2011</w:t>
-            </w:r>
-            <w:r>
-              <w:tab/>
-              <w:t>Los Angeles, CA</w:t>
-            </w:r>
-          </w:p>
-          <w:p/>
-          <w:p>
-            <w:pPr>
-              <w:snapToGrid w:val="0"/>
-            </w:pPr>
-            <w:r>
-              <w:t>Facilitated the technology transfer of the Fox Audience Network (FAN) Ad Server during the acquisition by the Rubicon Project. Additionally, led the development of an innovative "agile" meta-programming framework, capable of generating RESTful web APIs using SQL queries as input.</w:t>
-            </w:r>
-          </w:p>
-          <w:p>
-            <w:pPr>
-              <w:snapToGrid w:val="0"/>
-            </w:pPr>
-          </w:p>
-        </w:tc>
-      </w:tr>
-      <w:tr>
-        <w:trPr>
-          <w:cantSplit/>
-          <w:trHeight w:val="756"/>
-        </w:trPr>
-        <w:tc>
-          <w:tcPr>
-            <w:tcW w:w="1350" w:type="dxa"/>
-            <w:vMerge/>
-            <w:shd w:val="clear" w:color="auto" w:fill="auto"/>
-          </w:tcPr>
-          <w:p>
-            <w:pPr>
-              <w:pStyle w:val="SectionTitle"/>
-              <w:snapToGrid w:val="0"/>
-            </w:pPr>
-          </w:p>
-        </w:tc>
-        <w:tc>
-          <w:tcPr>
-            <w:tcW w:w="8820" w:type="dxa"/>
-            <w:tcBorders>
-              <w:bottom w:val="single" w:sz="4" w:space="0" w:color="000000"/>
-            </w:tcBorders>
-            <w:shd w:val="clear" w:color="auto" w:fill="auto"/>
-          </w:tcPr>
-          <w:p>
-            <w:pPr>
-              <w:pStyle w:val="CompanyName"/>
-              <w:snapToGrid w:val="0"/>
-            </w:pPr>
-            <w:r>
-              <w:t>NewsCorp</w:t>
-            </w:r>
-          </w:p>
-          <w:p>
-            <w:pPr>
-              <w:pStyle w:val="TitleDivision"/>
-              <w:tabs>
-                <w:tab w:val="right" w:pos="8532"/>
-              </w:tabs>
-            </w:pPr>
-            <w:r>
-              <w:rPr>
-                <w:bCs/>
-              </w:rPr>
-              <w:t>Senior Java Software Engineer / Display Ad Serving</w:t>
-            </w:r>
-            <w:r>
-              <w:t xml:space="preserve"> </w:t>
-            </w:r>
-            <w:r>
-              <w:tab/>
-              <w:t>Monetization Group / Fox Audience Network</w:t>
-            </w:r>
-          </w:p>
-          <w:p>
-            <w:pPr>
-              <w:pStyle w:val="DateLocation"/>
-              <w:tabs>
-                <w:tab w:val="clear" w:pos="2952"/>
-                <w:tab w:val="clear" w:pos="6480"/>
-                <w:tab w:val="right" w:pos="8532"/>
-              </w:tabs>
-            </w:pPr>
-            <w:r>
-              <w:t>Jun</w:t>
-            </w:r>
-            <w:r>
-              <w:t xml:space="preserve"> 2007-</w:t>
-            </w:r>
-            <w:r>
-              <w:t>Oct</w:t>
-            </w:r>
-            <w:r>
-              <w:t xml:space="preserve"> 2010</w:t>
-            </w:r>
-            <w:r>
-              <w:tab/>
-              <w:t>Santa Monica, CA</w:t>
-            </w:r>
-          </w:p>
-          <w:p/>
-          <w:p>
-            <w:r>
-              <w:t>I was a key member of a small team responsible for developing and maintaining a high-performance, optimizing display ad server that reached its peak of 7 billion impressions per day.</w:t>
-            </w:r>
-            <w:r>
-              <w:br/>
-            </w:r>
-          </w:p>
-          <w:p>
-            <w:pPr>
-              <w:pStyle w:val="Achievement"/>
-            </w:pPr>
-            <w:r>
-              <w:t>Led the development of a robust, mission-critical micro-batch data processing pipeline dedicated to aggregating all display ad impressions. Employed concurrency programming and database batch techniques, achieving an impressive rate of approximately 2000 transactions per second. Technologies utilized included CSV, Java, JDBC, and DB2.</w:t>
-            </w:r>
-          </w:p>
-          <w:p>
-            <w:pPr>
-              <w:pStyle w:val="Achievement"/>
-            </w:pPr>
-            <w:r>
-              <w:t xml:space="preserve">Contributed to the maintenance and enhancement of our Ad Server, a critical component of our system, implementing the 2nd Price Auction and real-time cookie encryption/decryption routines. Leveraged </w:t>
-            </w:r>
-            <w:r>
-              <w:br/>
-            </w:r>
-            <w:r>
-              <w:t>Java and Servlet for this project.</w:t>
-            </w:r>
-          </w:p>
-          <w:p>
-            <w:pPr>
-              <w:pStyle w:val="Achievement"/>
-            </w:pPr>
-            <w:r>
-              <w:t xml:space="preserve">Developed back-end web services integral to the functionality of </w:t>
-            </w:r>
-            <w:proofErr w:type="spellStart"/>
-            <w:r>
-              <w:t>MyAds</w:t>
-            </w:r>
-            <w:proofErr w:type="spellEnd"/>
-            <w:r>
-              <w:t xml:space="preserve"> and Publisher Network Portal products, allowing campaign management on our Ad Server. Technologies involved were Java, JAX-WS, JAXB, Spring Framework, Hibernate, and DB2.</w:t>
-            </w:r>
-          </w:p>
-          <w:p>
-            <w:pPr>
-              <w:pStyle w:val="Achievement"/>
-            </w:pPr>
-            <w:r>
-              <w:t xml:space="preserve">Directed the development of an XML file batch processing system that automated the creation of </w:t>
-            </w:r>
-            <w:r>
-              <w:br/>
-            </w:r>
-            <w:r>
-              <w:t>display ads. This innovative system demonstrated remarkable efficiency, processing 1 GB XML files in under a minute. The project utilized Java, DOM, StAX, and JDBC batch programming.</w:t>
-            </w:r>
-          </w:p>
-          <w:p/>
-          <w:p>
-            <w:pPr>
-              <w:pStyle w:val="TitleDivision"/>
-              <w:tabs>
-                <w:tab w:val="right" w:pos="8532"/>
-              </w:tabs>
-            </w:pPr>
-            <w:r>
-              <w:t>Senior Software Engineer / Social Networking Applications</w:t>
-            </w:r>
-            <w:r>
-              <w:tab/>
-              <w:t>Karaoke / MySpace</w:t>
-            </w:r>
-          </w:p>
-          <w:p>
-            <w:pPr>
-              <w:pStyle w:val="DateLocation"/>
-              <w:tabs>
-                <w:tab w:val="clear" w:pos="2952"/>
-                <w:tab w:val="clear" w:pos="6480"/>
-                <w:tab w:val="right" w:pos="8532"/>
-              </w:tabs>
-            </w:pPr>
-            <w:r>
-              <w:t>Oct</w:t>
-            </w:r>
-            <w:r>
-              <w:t xml:space="preserve"> 2006-</w:t>
-            </w:r>
-            <w:r>
-              <w:t>Jun</w:t>
-            </w:r>
-            <w:r>
-              <w:t xml:space="preserve"> 2007</w:t>
-            </w:r>
-            <w:r>
-              <w:tab/>
-              <w:t>Beverly Hills, CA</w:t>
-            </w:r>
-          </w:p>
-          <w:p/>
-          <w:p>
-            <w:pPr>
-              <w:snapToGrid w:val="0"/>
-            </w:pPr>
-            <w:r>
-              <w:t>Supported the maintenance of a monolithic MVC web application with Social Networking and Karaoke functionalities. Primarily utilized Java, Apache Tomcat, Struts, Spring Framework, and MySQL. Additionally, successfully integrated advanced full-text search capabilities using Lucene, enhancing the application's search functionality.</w:t>
-            </w:r>
-          </w:p>
-          <w:p>
-            <w:pPr>
-              <w:snapToGrid w:val="0"/>
-            </w:pPr>
-          </w:p>
-        </w:tc>
-      </w:tr>
-      <w:tr>
-        <w:trPr>
-          <w:cantSplit/>
-          <w:trHeight w:val="756"/>
-        </w:trPr>
-        <w:tc>
-          <w:tcPr>
-            <w:tcW w:w="1350" w:type="dxa"/>
-            <w:vMerge/>
-            <w:shd w:val="clear" w:color="auto" w:fill="auto"/>
-          </w:tcPr>
-          <w:p>
-            <w:pPr>
-              <w:pStyle w:val="SectionTitle"/>
-              <w:snapToGrid w:val="0"/>
-              <w:rPr>
-                <w:b/>
-                <w:bCs/>
-              </w:rPr>
             </w:pPr>
           </w:p>
         </w:tc>
@@ -1439,8 +901,31 @@
               <w:top w:val="single" w:sz="4" w:space="0" w:color="000000"/>
               <w:bottom w:val="single" w:sz="4" w:space="0" w:color="000000"/>
             </w:tcBorders>
-            <w:shd w:val="clear" w:color="auto" w:fill="auto"/>
           </w:tcPr>
+          <w:p>
+            <w:pPr>
+              <w:pStyle w:val="CompanyName"/>
+              <w:snapToGrid w:val="0"/>
+            </w:pPr>
+            <w:r>
+              <w:t>Loot Crate</w:t>
+            </w:r>
+          </w:p>
+          <w:p>
+            <w:pPr>
+              <w:pStyle w:val="TitleDivision"/>
+              <w:tabs>
+                <w:tab w:val="right" w:pos="8532"/>
+              </w:tabs>
+            </w:pPr>
+            <w:r>
+              <w:t>Sr. Software Engineer</w:t>
+            </w:r>
+            <w:r>
+              <w:tab/>
+              <w:t xml:space="preserve"> </w:t>
+            </w:r>
+          </w:p>
           <w:p>
             <w:pPr>
               <w:pStyle w:val="DateLocation"/>
@@ -1449,73 +934,9 @@
                 <w:tab w:val="clear" w:pos="6480"/>
                 <w:tab w:val="right" w:pos="8532"/>
               </w:tabs>
-              <w:snapToGrid w:val="0"/>
-              <w:rPr>
-                <w:i w:val="0"/>
-              </w:rPr>
-            </w:pPr>
-            <w:r>
-              <w:rPr>
-                <w:rStyle w:val="CompanyNameChar"/>
-              </w:rPr>
-              <w:t>Infospace</w:t>
-            </w:r>
-            <w:r>
-              <w:rPr>
-                <w:i w:val="0"/>
-              </w:rPr>
-              <w:tab/>
-              <w:t xml:space="preserve"> [Office Closed]</w:t>
-            </w:r>
-          </w:p>
-          <w:p>
-            <w:pPr>
-              <w:pStyle w:val="DateLocation"/>
-              <w:tabs>
-                <w:tab w:val="clear" w:pos="2952"/>
-                <w:tab w:val="clear" w:pos="6480"/>
-                <w:tab w:val="right" w:pos="8532"/>
-              </w:tabs>
-              <w:rPr>
-                <w:rStyle w:val="TitleDivisionCharChar"/>
-              </w:rPr>
-            </w:pPr>
-            <w:r>
-              <w:rPr>
-                <w:rStyle w:val="TitleDivisionCharChar"/>
-              </w:rPr>
-              <w:t>Senior Software Engineer Consultant / Mobile Content Delivery</w:t>
-            </w:r>
-            <w:r>
-              <w:tab/>
-            </w:r>
-            <w:r>
-              <w:rPr>
-                <w:rStyle w:val="TitleDivisionCharChar"/>
-              </w:rPr>
-              <w:t>MoViSo</w:t>
-            </w:r>
-          </w:p>
-          <w:p>
-            <w:pPr>
-              <w:pStyle w:val="DateLocation"/>
-              <w:tabs>
-                <w:tab w:val="clear" w:pos="2952"/>
-                <w:tab w:val="clear" w:pos="6480"/>
-                <w:tab w:val="right" w:pos="8532"/>
-              </w:tabs>
-            </w:pPr>
-            <w:r>
-              <w:t>Apr</w:t>
-            </w:r>
-            <w:r>
-              <w:t xml:space="preserve"> 2006-</w:t>
-            </w:r>
-            <w:r>
-              <w:t>Oct</w:t>
-            </w:r>
-            <w:r>
-              <w:t xml:space="preserve"> 2006</w:t>
+            </w:pPr>
+            <w:r>
+              <w:t>Apr 2015- Nov 2015</w:t>
             </w:r>
             <w:r>
               <w:tab/>
@@ -1524,16 +945,109 @@
           </w:p>
           <w:p/>
           <w:p>
-            <w:r>
-              <w:t xml:space="preserve">Contributed to the maintenance of a media purchasing and delivery platform tailored for mobile phones. Notably, I implemented a user provisioning system, facilitating content sharing on T-Mobile's </w:t>
-            </w:r>
-            <w:proofErr w:type="spellStart"/>
-            <w:r>
-              <w:t>MyFaves</w:t>
-            </w:r>
-            <w:proofErr w:type="spellEnd"/>
-            <w:r>
-              <w:t xml:space="preserve"> product. This solution operated as a monolithic web application utilizing Java, Servlet, Struts, JDO, and Sybase technologies.</w:t>
+            <w:pPr>
+              <w:snapToGrid w:val="0"/>
+            </w:pPr>
+            <w:r>
+              <w:t>Led the transition from a monolithic Ruby on Rails application focusing on subscription and shipping services to a distributed architecture, meticulously assessing key components to address performance and scalability challenges while recommending appropriate technical solutions.</w:t>
+            </w:r>
+          </w:p>
+          <w:p>
+            <w:pPr>
+              <w:snapToGrid w:val="0"/>
+            </w:pPr>
+            <w:r>
+              <w:t>.</w:t>
+            </w:r>
+          </w:p>
+          <w:p>
+            <w:pPr>
+              <w:pStyle w:val="Achievement"/>
+              <w:rPr>
+                <w:lang w:eastAsia="zh-CN"/>
+              </w:rPr>
+            </w:pPr>
+            <w:r>
+              <w:rPr>
+                <w:lang w:eastAsia="zh-CN"/>
+              </w:rPr>
+              <w:t xml:space="preserve">Engineered and executed database migration scripts, enhancing the production PostgreSQL database </w:t>
+            </w:r>
+            <w:r>
+              <w:rPr>
+                <w:lang w:eastAsia="zh-CN"/>
+              </w:rPr>
+              <w:br/>
+            </w:r>
+            <w:r>
+              <w:rPr>
+                <w:lang w:eastAsia="zh-CN"/>
+              </w:rPr>
+              <w:t>with referential integrity, auditing functionality, and data anomaly fixes.</w:t>
+            </w:r>
+          </w:p>
+          <w:p>
+            <w:pPr>
+              <w:pStyle w:val="Achievement"/>
+              <w:rPr>
+                <w:lang w:eastAsia="zh-CN"/>
+              </w:rPr>
+            </w:pPr>
+            <w:r>
+              <w:rPr>
+                <w:lang w:eastAsia="zh-CN"/>
+              </w:rPr>
+              <w:t>Created and implemented an internal Ruby GEM named "Badger</w:t>
+            </w:r>
+            <w:r>
+              <w:rPr>
+                <w:lang w:eastAsia="zh-CN"/>
+              </w:rPr>
+              <w:t>,</w:t>
+            </w:r>
+            <w:r>
+              <w:rPr>
+                <w:lang w:eastAsia="zh-CN"/>
+              </w:rPr>
+              <w:t xml:space="preserve">" streamlining the development of </w:t>
+            </w:r>
+            <w:r>
+              <w:rPr>
+                <w:lang w:eastAsia="zh-CN"/>
+              </w:rPr>
+              <w:br/>
+            </w:r>
+            <w:r>
+              <w:rPr>
+                <w:lang w:eastAsia="zh-CN"/>
+              </w:rPr>
+              <w:t xml:space="preserve">high-performing database batch programs. This significantly reduced execution time, cutting it down </w:t>
+            </w:r>
+            <w:r>
+              <w:rPr>
+                <w:lang w:eastAsia="zh-CN"/>
+              </w:rPr>
+              <w:br/>
+            </w:r>
+            <w:r>
+              <w:rPr>
+                <w:lang w:eastAsia="zh-CN"/>
+              </w:rPr>
+              <w:t>from 18 hours to an impressive 15 minutes when compared to an ordinary MRI Ruby application.</w:t>
+            </w:r>
+          </w:p>
+          <w:p>
+            <w:pPr>
+              <w:pStyle w:val="Achievement"/>
+              <w:rPr>
+                <w:lang w:eastAsia="zh-CN"/>
+              </w:rPr>
+            </w:pPr>
+            <w:r>
+              <w:rPr>
+                <w:lang w:eastAsia="zh-CN"/>
+              </w:rPr>
+              <w:t>Led the development of a high-performance, multi-threaded ETL data pipeline, efficiently handling 900,000 records, persisting 7 million database records, and uploading 3.5 million files totaling 73.3 GB in S3. Leveraged JRuby, Java threads, Java Concurrency, JDBC batch, Badger, and AWS for this project.</w:t>
             </w:r>
           </w:p>
           <w:p/>
@@ -1541,14 +1055,12 @@
       </w:tr>
       <w:tr>
         <w:trPr>
-          <w:cantSplit/>
           <w:trHeight w:val="756"/>
         </w:trPr>
         <w:tc>
           <w:tcPr>
             <w:tcW w:w="1350" w:type="dxa"/>
             <w:vMerge/>
-            <w:shd w:val="clear" w:color="auto" w:fill="auto"/>
           </w:tcPr>
           <w:p>
             <w:pPr>
@@ -1564,7 +1076,6 @@
               <w:top w:val="single" w:sz="4" w:space="0" w:color="000000"/>
               <w:bottom w:val="single" w:sz="4" w:space="0" w:color="000000"/>
             </w:tcBorders>
-            <w:shd w:val="clear" w:color="auto" w:fill="auto"/>
           </w:tcPr>
           <w:p>
             <w:pPr>
@@ -1572,7 +1083,7 @@
               <w:snapToGrid w:val="0"/>
             </w:pPr>
             <w:r>
-              <w:t>Kaiser Permanente</w:t>
+              <w:t>Overstock.com</w:t>
             </w:r>
           </w:p>
           <w:p>
@@ -1583,11 +1094,11 @@
               </w:tabs>
             </w:pPr>
             <w:r>
-              <w:t>Senior Web Developer Consultant</w:t>
+              <w:t>Sr. Software Engineer (Contractor)</w:t>
             </w:r>
             <w:r>
               <w:tab/>
-              <w:t>Consultant through Robert Half Technologies</w:t>
+              <w:t xml:space="preserve"> </w:t>
             </w:r>
           </w:p>
           <w:p>
@@ -1600,17 +1111,66 @@
               </w:tabs>
             </w:pPr>
             <w:r>
-              <w:t>Oct 2005-Feb 2006</w:t>
+              <w:t>Oct 2012- Apr 2015</w:t>
             </w:r>
             <w:r>
               <w:tab/>
-              <w:t>Pasadena, CA</w:t>
+              <w:t>South Pasadena, CA</w:t>
             </w:r>
           </w:p>
           <w:p/>
           <w:p>
-            <w:r>
-              <w:t>Maintained monolithic web applications utilizing Java, Servlet, Struts, and JDBC.</w:t>
+            <w:pPr>
+              <w:snapToGrid w:val="0"/>
+            </w:pPr>
+            <w:r>
+              <w:t>Engaged as a remote consultant on several Service Oriented Architecture (SOA) projects, specializing in the development and maintenance of RESTful Web Services, batch processing systems, and web applications.</w:t>
+            </w:r>
+          </w:p>
+          <w:p>
+            <w:pPr>
+              <w:snapToGrid w:val="0"/>
+            </w:pPr>
+          </w:p>
+          <w:p>
+            <w:pPr>
+              <w:pStyle w:val="Achievement"/>
+            </w:pPr>
+            <w:r>
+              <w:t>Collaborated in the development of tailored SOA solutions, including Mule SOA solutions, primarily focusing on RESTful APIs utilizing Spring Boot, JAX-RS, and JPA.</w:t>
+            </w:r>
+          </w:p>
+          <w:p>
+            <w:pPr>
+              <w:pStyle w:val="Achievement"/>
+            </w:pPr>
+            <w:r>
+              <w:t>Engineered efficient, stateless client libraries for HTTP REST, SFTP, and FTP, integral to our SOA components, enhancing communication and data transfer capabilities.</w:t>
+            </w:r>
+          </w:p>
+          <w:p>
+            <w:pPr>
+              <w:pStyle w:val="Achievement"/>
+            </w:pPr>
+            <w:r>
+              <w:lastRenderedPageBreak/>
+              <w:t>Implemented Docker containers for streamlined integration testing, ensuring robust testing procedures.</w:t>
+            </w:r>
+          </w:p>
+          <w:p>
+            <w:pPr>
+              <w:pStyle w:val="Achievement"/>
+            </w:pPr>
+            <w:r>
+              <w:t>Architected a distributed RESTful file system utilizing Netty and Cassandra.</w:t>
+            </w:r>
+          </w:p>
+          <w:p>
+            <w:pPr>
+              <w:pStyle w:val="Achievement"/>
+            </w:pPr>
+            <w:r>
+              <w:t>Developed high-performing data pipelines designed to handle GB-sized XML payloads and batched information into a database. Utilized technologies such as Spring Boot, JAX-RS, StAX, and JDBC for optimal product performance.</w:t>
             </w:r>
           </w:p>
           <w:p/>
@@ -1618,14 +1178,12 @@
       </w:tr>
       <w:tr>
         <w:trPr>
-          <w:cantSplit/>
           <w:trHeight w:val="756"/>
         </w:trPr>
         <w:tc>
           <w:tcPr>
             <w:tcW w:w="1350" w:type="dxa"/>
             <w:vMerge/>
-            <w:shd w:val="clear" w:color="auto" w:fill="auto"/>
           </w:tcPr>
           <w:p>
             <w:pPr>
@@ -1641,7 +1199,6 @@
               <w:top w:val="single" w:sz="4" w:space="0" w:color="000000"/>
               <w:bottom w:val="single" w:sz="4" w:space="0" w:color="000000"/>
             </w:tcBorders>
-            <w:shd w:val="clear" w:color="auto" w:fill="auto"/>
           </w:tcPr>
           <w:p>
             <w:pPr>
@@ -1649,7 +1206,7 @@
               <w:snapToGrid w:val="0"/>
             </w:pPr>
             <w:r>
-              <w:t>Oracle Corporation</w:t>
+              <w:t>SupplyFrame Media</w:t>
             </w:r>
           </w:p>
           <w:p>
@@ -1660,11 +1217,11 @@
               </w:tabs>
             </w:pPr>
             <w:r>
-              <w:t>Senior Principal Consultant</w:t>
+              <w:t>Lead Software Engineer</w:t>
             </w:r>
             <w:r>
               <w:tab/>
-              <w:t>Staff Consultant</w:t>
+              <w:t xml:space="preserve"> </w:t>
             </w:r>
           </w:p>
           <w:p>
@@ -1677,42 +1234,852 @@
               </w:tabs>
             </w:pPr>
             <w:r>
-              <w:t>Aug 2005-Oct 2005</w:t>
+              <w:t>Apr 2011- Sep 2012</w:t>
             </w:r>
             <w:r>
               <w:tab/>
-              <w:t>El Segundo, CA</w:t>
+              <w:t>Los Angeles, CA</w:t>
             </w:r>
           </w:p>
           <w:p/>
           <w:p>
-            <w:r>
-              <w:t>As a consultant specializing in on-site engagements, I guided our client through the process of re-architecting and transitioning to a Service Oriented Architecture (SOA).</w:t>
-            </w:r>
-          </w:p>
-          <w:p>
-            <w:r>
-              <w:br/>
-            </w:r>
-          </w:p>
+            <w:pPr>
+              <w:snapToGrid w:val="0"/>
+            </w:pPr>
+            <w:r>
+              <w:t>Served as the Lead Developer for SupplyFrame Media's primary aggregate e-commerce platform, overseeing a dedicated development team.</w:t>
+            </w:r>
+          </w:p>
+          <w:p>
+            <w:pPr>
+              <w:snapToGrid w:val="0"/>
+            </w:pPr>
+          </w:p>
+          <w:p>
+            <w:pPr>
+              <w:pStyle w:val="Achievement"/>
+            </w:pPr>
+            <w:r>
+              <w:t>Orchestrated the integration of multiple vendors into our e-commerce platform. This project utilized technologies such as Tomcat, Struts 2, Spring Framework, and PostgreSQL within a monolithic architecture.</w:t>
+            </w:r>
+          </w:p>
+          <w:p>
+            <w:pPr>
+              <w:pStyle w:val="Achievement"/>
+            </w:pPr>
+            <w:r>
+              <w:t>Led the development and implementation of advanced full-text search capabilities utilizing Lucene, enhancing the search functionality and user experience on our e-commerce platform.</w:t>
+            </w:r>
+          </w:p>
+          <w:p>
+            <w:pPr>
+              <w:pStyle w:val="Achievement"/>
+            </w:pPr>
+            <w:r>
+              <w:t>Led the development of RESTful APIs using JAX-RS, optimizing interoperability within the platform.</w:t>
+            </w:r>
+          </w:p>
+          <w:p>
+            <w:pPr>
+              <w:pStyle w:val="Achievement"/>
+            </w:pPr>
+            <w:r>
+              <w:t>Engineered Client-Server applications and TCP/IP application layer protocols, utilizing NIO, Netty, and Protocol Buffers to ensure efficient transmission.</w:t>
+            </w:r>
+          </w:p>
+          <w:p/>
         </w:tc>
       </w:tr>
       <w:tr>
         <w:trPr>
-          <w:cantSplit/>
           <w:trHeight w:val="756"/>
         </w:trPr>
         <w:tc>
           <w:tcPr>
             <w:tcW w:w="1350" w:type="dxa"/>
             <w:vMerge/>
-            <w:shd w:val="clear" w:color="auto" w:fill="auto"/>
           </w:tcPr>
           <w:p>
             <w:pPr>
               <w:pStyle w:val="SectionTitle"/>
               <w:snapToGrid w:val="0"/>
             </w:pPr>
+          </w:p>
+        </w:tc>
+        <w:tc>
+          <w:tcPr>
+            <w:tcW w:w="8820" w:type="dxa"/>
+            <w:tcBorders>
+              <w:bottom w:val="single" w:sz="4" w:space="0" w:color="000000"/>
+            </w:tcBorders>
+          </w:tcPr>
+          <w:p>
+            <w:pPr>
+              <w:pStyle w:val="CompanyName"/>
+              <w:snapToGrid w:val="0"/>
+            </w:pPr>
+            <w:r>
+              <w:t>The Rubicon Project</w:t>
+            </w:r>
+          </w:p>
+          <w:p>
+            <w:pPr>
+              <w:pStyle w:val="TitleDivision"/>
+              <w:tabs>
+                <w:tab w:val="right" w:pos="8532"/>
+              </w:tabs>
+            </w:pPr>
+            <w:r>
+              <w:t>Senior Software Enginee</w:t>
+            </w:r>
+            <w:r>
+              <w:tab/>
+              <w:t xml:space="preserve"> </w:t>
+            </w:r>
+          </w:p>
+          <w:p>
+            <w:pPr>
+              <w:pStyle w:val="DateLocation"/>
+              <w:tabs>
+                <w:tab w:val="clear" w:pos="2952"/>
+                <w:tab w:val="clear" w:pos="6480"/>
+                <w:tab w:val="right" w:pos="8532"/>
+              </w:tabs>
+            </w:pPr>
+            <w:r>
+              <w:t>Nov 2010-Apr 2011</w:t>
+            </w:r>
+            <w:r>
+              <w:tab/>
+              <w:t>Los Angeles, CA</w:t>
+            </w:r>
+          </w:p>
+          <w:p/>
+          <w:p>
+            <w:pPr>
+              <w:snapToGrid w:val="0"/>
+            </w:pPr>
+            <w:r>
+              <w:t>Facilitated the technology transfer of the Fox Audience Network (FAN) Ad Server during the acquisition by the Rubicon Project. Additionally, led the development of an innovative "agile" meta-programming framework, capable of generating RESTful web APIs using SQL queries as input.</w:t>
+            </w:r>
+          </w:p>
+          <w:p>
+            <w:pPr>
+              <w:snapToGrid w:val="0"/>
+            </w:pPr>
+          </w:p>
+        </w:tc>
+      </w:tr>
+      <w:tr>
+        <w:trPr>
+          <w:trHeight w:val="756"/>
+        </w:trPr>
+        <w:tc>
+          <w:tcPr>
+            <w:tcW w:w="1350" w:type="dxa"/>
+            <w:vMerge/>
+          </w:tcPr>
+          <w:p>
+            <w:pPr>
+              <w:pStyle w:val="SectionTitle"/>
+              <w:snapToGrid w:val="0"/>
+            </w:pPr>
+          </w:p>
+        </w:tc>
+        <w:tc>
+          <w:tcPr>
+            <w:tcW w:w="8820" w:type="dxa"/>
+            <w:tcBorders>
+              <w:bottom w:val="single" w:sz="4" w:space="0" w:color="000000"/>
+            </w:tcBorders>
+          </w:tcPr>
+          <w:p>
+            <w:pPr>
+              <w:pStyle w:val="CompanyName"/>
+              <w:snapToGrid w:val="0"/>
+            </w:pPr>
+            <w:r>
+              <w:t>NewsCorp</w:t>
+            </w:r>
+          </w:p>
+          <w:p>
+            <w:pPr>
+              <w:pStyle w:val="TitleDivision"/>
+              <w:tabs>
+                <w:tab w:val="right" w:pos="8532"/>
+              </w:tabs>
+            </w:pPr>
+            <w:r>
+              <w:rPr>
+                <w:bCs/>
+              </w:rPr>
+              <w:t>Senior Software Engineer</w:t>
+            </w:r>
+            <w:r>
+              <w:tab/>
+              <w:t>Fox Audience Network</w:t>
+            </w:r>
+          </w:p>
+          <w:p>
+            <w:pPr>
+              <w:pStyle w:val="DateLocation"/>
+              <w:tabs>
+                <w:tab w:val="clear" w:pos="2952"/>
+                <w:tab w:val="clear" w:pos="6480"/>
+                <w:tab w:val="right" w:pos="8532"/>
+              </w:tabs>
+            </w:pPr>
+            <w:r>
+              <w:t>Jun 2007-Oct 2010</w:t>
+            </w:r>
+            <w:r>
+              <w:tab/>
+              <w:t>Santa Monica, CA</w:t>
+            </w:r>
+          </w:p>
+          <w:p/>
+          <w:p>
+            <w:r>
+              <w:t>I was a key member of a small team responsible for developing and maintaining a high-performance, optimizing display ad server that reached its peak of 7 billion impressions per day.</w:t>
+            </w:r>
+            <w:r>
+              <w:br/>
+            </w:r>
+          </w:p>
+          <w:p>
+            <w:pPr>
+              <w:pStyle w:val="Achievement"/>
+            </w:pPr>
+            <w:r>
+              <w:t>Led the development of a robust, mission-critical micro-batch data processing pipeline dedicated to aggregating all display ad impressions. Employed concurrency programming and database batch techniques, achieving an impressive rate of approximately 2000 transactions per second. Technologies utilized included CSV, Java, JDBC, and DB2.</w:t>
+            </w:r>
+          </w:p>
+          <w:p>
+            <w:pPr>
+              <w:pStyle w:val="Achievement"/>
+            </w:pPr>
+            <w:r>
+              <w:t xml:space="preserve">Contributed to the maintenance and enhancement of our Ad Server, a critical component of our system, implementing the 2nd Price Auction and real-time cookie encryption/decryption routines. Leveraged </w:t>
+            </w:r>
+            <w:r>
+              <w:br/>
+            </w:r>
+            <w:r>
+              <w:t>Java and Servlet for this project.</w:t>
+            </w:r>
+          </w:p>
+          <w:p>
+            <w:pPr>
+              <w:pStyle w:val="Achievement"/>
+            </w:pPr>
+            <w:r>
+              <w:t>Developed back-end web services integral to the functionality of MyAds and Publisher Network Portal products, allowing campaign management on our Ad Server. Technologies involved were Java, JAX-WS, JAXB, Spring Framework, Hibernate, and DB2.</w:t>
+            </w:r>
+          </w:p>
+          <w:p>
+            <w:pPr>
+              <w:pStyle w:val="Achievement"/>
+            </w:pPr>
+            <w:r>
+              <w:t xml:space="preserve">Directed the development of an XML file batch processing system that automated the creation of </w:t>
+            </w:r>
+            <w:r>
+              <w:br/>
+            </w:r>
+            <w:r>
+              <w:t>display ads. This innovative system demonstrated remarkable efficiency, processing 1 GB XML files in under a minute. The project utilized Java, DOM, StAX, and JDBC batch programming.</w:t>
+            </w:r>
+          </w:p>
+          <w:p/>
+          <w:p>
+            <w:pPr>
+              <w:pStyle w:val="TitleDivision"/>
+              <w:tabs>
+                <w:tab w:val="right" w:pos="8532"/>
+              </w:tabs>
+            </w:pPr>
+            <w:r>
+              <w:t>Senior Software Engineer</w:t>
+            </w:r>
+            <w:r>
+              <w:tab/>
+              <w:t>MySpace</w:t>
+            </w:r>
+          </w:p>
+          <w:p>
+            <w:pPr>
+              <w:pStyle w:val="DateLocation"/>
+              <w:tabs>
+                <w:tab w:val="clear" w:pos="2952"/>
+                <w:tab w:val="clear" w:pos="6480"/>
+                <w:tab w:val="right" w:pos="8532"/>
+              </w:tabs>
+            </w:pPr>
+            <w:r>
+              <w:t>Oct 2006-Jun 2007</w:t>
+            </w:r>
+            <w:r>
+              <w:tab/>
+              <w:t>Beverly Hills, CA</w:t>
+            </w:r>
+          </w:p>
+          <w:p/>
+          <w:p>
+            <w:pPr>
+              <w:snapToGrid w:val="0"/>
+            </w:pPr>
+            <w:r>
+              <w:t xml:space="preserve">Supported the maintenance of a monolithic MVC web application with Social Networking and Karaoke functionalities. Primarily utilized Java, Apache Tomcat, Struts, Spring Framework, and MySQL. </w:t>
+            </w:r>
+            <w:r>
+              <w:lastRenderedPageBreak/>
+              <w:t>Additionally, successfully integrated advanced full-text search capabilities using Lucene, enhancing the application's search functionality.</w:t>
+            </w:r>
+          </w:p>
+          <w:p>
+            <w:pPr>
+              <w:snapToGrid w:val="0"/>
+            </w:pPr>
+          </w:p>
+        </w:tc>
+      </w:tr>
+      <w:tr>
+        <w:trPr>
+          <w:trHeight w:val="323"/>
+        </w:trPr>
+        <w:tc>
+          <w:tcPr>
+            <w:tcW w:w="1350" w:type="dxa"/>
+          </w:tcPr>
+          <w:p>
+            <w:pPr>
+              <w:pStyle w:val="SectionTitle"/>
+              <w:snapToGrid w:val="0"/>
+            </w:pPr>
+            <w:r>
+              <w:lastRenderedPageBreak/>
+              <w:t>Education</w:t>
+            </w:r>
+          </w:p>
+        </w:tc>
+        <w:tc>
+          <w:tcPr>
+            <w:tcW w:w="8820" w:type="dxa"/>
+            <w:tcBorders>
+              <w:top w:val="single" w:sz="4" w:space="0" w:color="000000"/>
+            </w:tcBorders>
+          </w:tcPr>
+          <w:p>
+            <w:pPr>
+              <w:pStyle w:val="Objective"/>
+              <w:snapToGrid w:val="0"/>
+            </w:pPr>
+            <w:r>
+              <w:t>1996–1999</w:t>
+            </w:r>
+            <w:r>
+              <w:tab/>
+            </w:r>
+            <w:r>
+              <w:tab/>
+              <w:t>University of California Irvine</w:t>
+            </w:r>
+            <w:r>
+              <w:tab/>
+              <w:t>B.S., Information and Computer Science</w:t>
+            </w:r>
+          </w:p>
+          <w:p>
+            <w:pPr>
+              <w:pStyle w:val="Objective"/>
+            </w:pPr>
+            <w:r>
+              <w:t>1992–1995</w:t>
+            </w:r>
+            <w:r>
+              <w:tab/>
+            </w:r>
+            <w:r>
+              <w:tab/>
+              <w:t>Pasadena City College</w:t>
+            </w:r>
+            <w:r>
+              <w:tab/>
+            </w:r>
+            <w:r>
+              <w:tab/>
+              <w:t>Associates of Arts</w:t>
+            </w:r>
+          </w:p>
+        </w:tc>
+      </w:tr>
+      <w:tr>
+        <w:trPr>
+          <w:trHeight w:val="1287"/>
+        </w:trPr>
+        <w:tc>
+          <w:tcPr>
+            <w:tcW w:w="1350" w:type="dxa"/>
+          </w:tcPr>
+          <w:p>
+            <w:pPr>
+              <w:pStyle w:val="SectionTitle"/>
+              <w:snapToGrid w:val="0"/>
+            </w:pPr>
+            <w:r>
+              <w:t>Skills</w:t>
+            </w:r>
+          </w:p>
+        </w:tc>
+        <w:tc>
+          <w:tcPr>
+            <w:tcW w:w="8820" w:type="dxa"/>
+            <w:tcBorders>
+              <w:top w:val="single" w:sz="4" w:space="0" w:color="000000"/>
+            </w:tcBorders>
+          </w:tcPr>
+          <w:p>
+            <w:pPr>
+              <w:pStyle w:val="Skills"/>
+              <w:snapToGrid w:val="0"/>
+            </w:pPr>
+            <w:r>
+              <w:t xml:space="preserve">Java, JEE, J2EE, EJB, JDBC, JPA, </w:t>
+            </w:r>
+            <w:r>
+              <w:t>Web Services</w:t>
+            </w:r>
+            <w:r>
+              <w:t xml:space="preserve">, </w:t>
+            </w:r>
+            <w:r>
+              <w:t xml:space="preserve">Servlet, JSP, JSF, JAX-RS, </w:t>
+            </w:r>
+            <w:r>
+              <w:t xml:space="preserve">and </w:t>
+            </w:r>
+            <w:r>
+              <w:t>JAX-WS, REST, SOAP, Oauth 2, JSON</w:t>
+            </w:r>
+            <w:r>
+              <w:t xml:space="preserve"> </w:t>
+            </w:r>
+            <w:r>
+              <w:t xml:space="preserve">and </w:t>
+            </w:r>
+            <w:r>
+              <w:t>JAAS</w:t>
+            </w:r>
+            <w:r>
+              <w:t>.</w:t>
+            </w:r>
+          </w:p>
+          <w:p>
+            <w:pPr>
+              <w:pStyle w:val="Skills"/>
+              <w:snapToGrid w:val="0"/>
+            </w:pPr>
+          </w:p>
+          <w:p>
+            <w:pPr>
+              <w:pStyle w:val="Skills"/>
+              <w:snapToGrid w:val="0"/>
+            </w:pPr>
+            <w:r>
+              <w:t>Apache Flink, Apache Flink Stateful Function, Stream Programming, Kappa Architecture, Parquet, Influx Db</w:t>
+            </w:r>
+            <w:r>
+              <w:t>, Apache Paimon, Apache Iceberg, Apache Spark, Apache Flink CDC, Debezium.</w:t>
+            </w:r>
+          </w:p>
+          <w:p>
+            <w:pPr>
+              <w:pStyle w:val="Skills"/>
+              <w:snapToGrid w:val="0"/>
+            </w:pPr>
+          </w:p>
+          <w:p>
+            <w:pPr>
+              <w:pStyle w:val="Skills"/>
+              <w:snapToGrid w:val="0"/>
+            </w:pPr>
+            <w:r>
+              <w:t xml:space="preserve">AI, Context Engineering, Cursor, Github Co-Pilot, </w:t>
+            </w:r>
+            <w:r>
+              <w:t xml:space="preserve">Skills, </w:t>
+            </w:r>
+            <w:r>
+              <w:t>MCP Servers.</w:t>
+            </w:r>
+          </w:p>
+          <w:p>
+            <w:pPr>
+              <w:pStyle w:val="Skills"/>
+              <w:snapToGrid w:val="0"/>
+            </w:pPr>
+          </w:p>
+          <w:p>
+            <w:pPr>
+              <w:pStyle w:val="Skills"/>
+              <w:snapToGrid w:val="0"/>
+            </w:pPr>
+            <w:r>
+              <w:t xml:space="preserve">The Spring Framework, Spring Boot, Spring MVC, Spring Security, Inversion of Control, Dependency Injection, </w:t>
+            </w:r>
+            <w:r>
+              <w:t xml:space="preserve">and </w:t>
+            </w:r>
+            <w:r>
+              <w:t>AOP</w:t>
+            </w:r>
+            <w:r>
+              <w:t>.</w:t>
+            </w:r>
+          </w:p>
+          <w:p>
+            <w:pPr>
+              <w:pStyle w:val="Skills"/>
+              <w:snapToGrid w:val="0"/>
+            </w:pPr>
+          </w:p>
+          <w:p>
+            <w:pPr>
+              <w:pStyle w:val="Skills"/>
+              <w:snapToGrid w:val="0"/>
+            </w:pPr>
+            <w:r>
+              <w:t>Network Programming, Socket Programming, NIO, Netty, and Protocol Buffers.</w:t>
+            </w:r>
+          </w:p>
+          <w:p>
+            <w:pPr>
+              <w:pStyle w:val="Skills"/>
+              <w:snapToGrid w:val="0"/>
+            </w:pPr>
+          </w:p>
+          <w:p>
+            <w:pPr>
+              <w:pStyle w:val="Skills"/>
+              <w:snapToGrid w:val="0"/>
+            </w:pPr>
+            <w:r>
+              <w:t xml:space="preserve">RDBMS, PostgreSQL, Oracle, DB2, Microsoft SQL Server, MySql, SQLite, H2, </w:t>
+            </w:r>
+            <w:r>
+              <w:t xml:space="preserve">and </w:t>
+            </w:r>
+            <w:r>
+              <w:t>SQL</w:t>
+            </w:r>
+            <w:r>
+              <w:t>.</w:t>
+            </w:r>
+          </w:p>
+          <w:p>
+            <w:pPr>
+              <w:pStyle w:val="Skills"/>
+              <w:snapToGrid w:val="0"/>
+            </w:pPr>
+          </w:p>
+          <w:p>
+            <w:pPr>
+              <w:pStyle w:val="Skills"/>
+              <w:snapToGrid w:val="0"/>
+            </w:pPr>
+            <w:r>
+              <w:t xml:space="preserve">NoSQL, Phoenix, HBase, Cassandra, DynamoDB, Hadoop, Map Reduce, </w:t>
+            </w:r>
+            <w:r>
+              <w:t xml:space="preserve">and </w:t>
+            </w:r>
+            <w:r>
+              <w:t>Lucene</w:t>
+            </w:r>
+            <w:r>
+              <w:t>.</w:t>
+            </w:r>
+          </w:p>
+          <w:p>
+            <w:pPr>
+              <w:pStyle w:val="Skills"/>
+              <w:snapToGrid w:val="0"/>
+            </w:pPr>
+          </w:p>
+          <w:p>
+            <w:pPr>
+              <w:pStyle w:val="Skills"/>
+              <w:snapToGrid w:val="0"/>
+            </w:pPr>
+            <w:r>
+              <w:t xml:space="preserve">Concurrency Programming, Thread-Safety, </w:t>
+            </w:r>
+            <w:r>
+              <w:t xml:space="preserve">and </w:t>
+            </w:r>
+            <w:r>
+              <w:t>Java Util Concurrent</w:t>
+            </w:r>
+            <w:r>
+              <w:t>.</w:t>
+            </w:r>
+          </w:p>
+          <w:p>
+            <w:pPr>
+              <w:pStyle w:val="Skills"/>
+              <w:snapToGrid w:val="0"/>
+            </w:pPr>
+          </w:p>
+          <w:p>
+            <w:pPr>
+              <w:pStyle w:val="Skills"/>
+              <w:snapToGrid w:val="0"/>
+            </w:pPr>
+            <w:r>
+              <w:t xml:space="preserve">Kubernetes, Containers, </w:t>
+            </w:r>
+            <w:r>
+              <w:t>Docker, and Docker Compose.</w:t>
+            </w:r>
+          </w:p>
+          <w:p>
+            <w:pPr>
+              <w:pStyle w:val="Skills"/>
+              <w:snapToGrid w:val="0"/>
+            </w:pPr>
+          </w:p>
+          <w:p>
+            <w:pPr>
+              <w:pStyle w:val="Skills"/>
+              <w:snapToGrid w:val="0"/>
+            </w:pPr>
+            <w:r>
+              <w:t>Flink, Data-Architecture, and Streaming.</w:t>
+            </w:r>
+          </w:p>
+          <w:p>
+            <w:pPr>
+              <w:pStyle w:val="Skills"/>
+              <w:snapToGrid w:val="0"/>
+            </w:pPr>
+          </w:p>
+          <w:p>
+            <w:pPr>
+              <w:pStyle w:val="Skills"/>
+              <w:snapToGrid w:val="0"/>
+            </w:pPr>
+            <w:r>
+              <w:t xml:space="preserve">AWS, </w:t>
+            </w:r>
+            <w:r>
+              <w:t>Cloud Computing, Distributed Computing, EC2</w:t>
+            </w:r>
+            <w:r>
+              <w:t>, and EMR</w:t>
+            </w:r>
+            <w:r>
+              <w:t>.</w:t>
+            </w:r>
+          </w:p>
+          <w:p>
+            <w:pPr>
+              <w:pStyle w:val="Skills"/>
+              <w:snapToGrid w:val="0"/>
+            </w:pPr>
+          </w:p>
+          <w:p>
+            <w:pPr>
+              <w:pStyle w:val="Skills"/>
+              <w:snapToGrid w:val="0"/>
+            </w:pPr>
+            <w:r>
+              <w:t xml:space="preserve">Python, Flask, SQL Alchemy, Authlib, PyEnv, </w:t>
+            </w:r>
+            <w:r>
+              <w:t xml:space="preserve">and </w:t>
+            </w:r>
+            <w:r>
+              <w:t>Virtual Env.</w:t>
+            </w:r>
+          </w:p>
+          <w:p>
+            <w:pPr>
+              <w:pStyle w:val="Skills"/>
+              <w:snapToGrid w:val="0"/>
+            </w:pPr>
+          </w:p>
+          <w:p>
+            <w:pPr>
+              <w:pStyle w:val="Skills"/>
+              <w:snapToGrid w:val="0"/>
+            </w:pPr>
+            <w:r>
+              <w:t>Ruby, JRuby, and Ruby on Rails.</w:t>
+            </w:r>
+          </w:p>
+          <w:p>
+            <w:pPr>
+              <w:pStyle w:val="Skills"/>
+              <w:snapToGrid w:val="0"/>
+            </w:pPr>
+          </w:p>
+          <w:p>
+            <w:pPr>
+              <w:pStyle w:val="Skills"/>
+              <w:snapToGrid w:val="0"/>
+            </w:pPr>
+            <w:r>
+              <w:t xml:space="preserve">Angular, NextJS, </w:t>
+            </w:r>
+            <w:r>
+              <w:t>TypeScript</w:t>
+            </w:r>
+            <w:r>
+              <w:t xml:space="preserve">, </w:t>
+            </w:r>
+            <w:r>
+              <w:t>JavaScript, ECMAScript, JQuery</w:t>
+            </w:r>
+            <w:r>
+              <w:t xml:space="preserve">, </w:t>
+            </w:r>
+            <w:r>
+              <w:t>CSS,</w:t>
+            </w:r>
+            <w:r>
+              <w:t xml:space="preserve"> and</w:t>
+            </w:r>
+            <w:r>
+              <w:t xml:space="preserve"> Bootstrap</w:t>
+            </w:r>
+            <w:r>
+              <w:t>.</w:t>
+            </w:r>
+          </w:p>
+          <w:p>
+            <w:pPr>
+              <w:pStyle w:val="Skills"/>
+              <w:snapToGrid w:val="0"/>
+            </w:pPr>
+          </w:p>
+          <w:p>
+            <w:pPr>
+              <w:pStyle w:val="Skills"/>
+              <w:snapToGrid w:val="0"/>
+            </w:pPr>
+            <w:r>
+              <w:t>Linux, Open LDAP, Bash, Awk, and sometimes PERL.</w:t>
+            </w:r>
+          </w:p>
+          <w:p>
+            <w:pPr>
+              <w:pStyle w:val="Skills"/>
+              <w:snapToGrid w:val="0"/>
+            </w:pPr>
+          </w:p>
+          <w:p>
+            <w:pPr>
+              <w:pStyle w:val="Skills"/>
+              <w:snapToGrid w:val="0"/>
+            </w:pPr>
+            <w:r>
+              <w:t>Version Control, Git, Subversion, and CVS.</w:t>
+            </w:r>
+          </w:p>
+          <w:p>
+            <w:pPr>
+              <w:pStyle w:val="Skills"/>
+              <w:snapToGrid w:val="0"/>
+            </w:pPr>
+          </w:p>
+          <w:p>
+            <w:pPr>
+              <w:pStyle w:val="Skills"/>
+              <w:snapToGrid w:val="0"/>
+            </w:pPr>
+            <w:r>
+              <w:t xml:space="preserve">Package Management, Maven, Gradle, NPM, </w:t>
+            </w:r>
+            <w:r>
+              <w:t xml:space="preserve">and </w:t>
+            </w:r>
+            <w:r>
+              <w:t>Bundler.</w:t>
+            </w:r>
+          </w:p>
+          <w:p>
+            <w:pPr>
+              <w:pStyle w:val="Skills"/>
+              <w:snapToGrid w:val="0"/>
+            </w:pPr>
+          </w:p>
+          <w:p>
+            <w:pPr>
+              <w:pStyle w:val="Skills"/>
+              <w:snapToGrid w:val="0"/>
+            </w:pPr>
+            <w:r>
+              <w:t>Software Architecture, Attribute Driven Design 3.0, UML, Quality Attributes, Architecture Patterns, Architecture Tactics, and Software Engineering.</w:t>
+            </w:r>
+            <w:r>
+              <w:t xml:space="preserve"> </w:t>
+            </w:r>
+            <w:r>
+              <w:br/>
+            </w:r>
+            <w:r>
+              <w:br/>
+            </w:r>
+            <w:r>
+              <w:t>Agile, Scrum, Use Cases, and Stories.</w:t>
+            </w:r>
+          </w:p>
+          <w:p>
+            <w:pPr>
+              <w:pStyle w:val="Skills"/>
+              <w:snapToGrid w:val="0"/>
+            </w:pPr>
+          </w:p>
+          <w:p>
+            <w:pPr>
+              <w:pStyle w:val="Skills"/>
+              <w:snapToGrid w:val="0"/>
+            </w:pPr>
+            <w:r>
+              <w:t>Verbal, written, and group presentations.</w:t>
+            </w:r>
+          </w:p>
+        </w:tc>
+      </w:tr>
+    </w:tbl>
+    <w:p/>
+    <w:tbl>
+      <w:tblPr>
+        <w:tblW w:w="10170" w:type="dxa"/>
+        <w:tblInd w:w="-1062" w:type="dxa"/>
+        <w:tblLayout w:type="fixed"/>
+        <w:tblLook w:val="0000" w:firstRow="0" w:lastRow="0" w:firstColumn="0" w:lastColumn="0" w:noHBand="0" w:noVBand="0"/>
+      </w:tblPr>
+      <w:tblGrid>
+        <w:gridCol w:w="1350"/>
+        <w:gridCol w:w="8820"/>
+      </w:tblGrid>
+      <w:tr>
+        <w:trPr>
+          <w:trHeight w:val="62"/>
+        </w:trPr>
+        <w:tc>
+          <w:tcPr>
+            <w:tcW w:w="1350" w:type="dxa"/>
+          </w:tcPr>
+          <w:p>
+            <w:pPr>
+              <w:pStyle w:val="SectionTitle"/>
+              <w:snapToGrid w:val="0"/>
+            </w:pPr>
+            <w:r>
+              <w:t>Affiliations</w:t>
+            </w:r>
           </w:p>
         </w:tc>
         <w:tc>
@@ -1722,15 +2089,22 @@
               <w:top w:val="single" w:sz="4" w:space="0" w:color="000000"/>
               <w:bottom w:val="single" w:sz="4" w:space="0" w:color="000000"/>
             </w:tcBorders>
-            <w:shd w:val="clear" w:color="auto" w:fill="auto"/>
           </w:tcPr>
           <w:p>
             <w:pPr>
-              <w:pStyle w:val="CompanyName"/>
-              <w:snapToGrid w:val="0"/>
-            </w:pPr>
-            <w:r>
-              <w:t>BT</w:t>
+              <w:tabs>
+                <w:tab w:val="right" w:pos="8532"/>
+              </w:tabs>
+              <w:snapToGrid w:val="0"/>
+            </w:pPr>
+            <w:r>
+              <w:rPr>
+                <w:rStyle w:val="CompanyNameChar"/>
+              </w:rPr>
+              <w:t>Los Angeles Java Users’ Group</w:t>
+            </w:r>
+            <w:r>
+              <w:tab/>
             </w:r>
           </w:p>
           <w:p>
@@ -1741,11 +2115,11 @@
               </w:tabs>
             </w:pPr>
             <w:r>
-              <w:t>Senior J2EE Software Engineer / Consultant</w:t>
+              <w:t>President</w:t>
             </w:r>
             <w:r>
               <w:tab/>
-              <w:t>Infonet</w:t>
+              <w:t>Non-Profit Organization</w:t>
             </w:r>
           </w:p>
           <w:p>
@@ -1756,626 +2130,62 @@
                 <w:tab w:val="clear" w:pos="6480"/>
                 <w:tab w:val="right" w:pos="8532"/>
               </w:tabs>
-            </w:pPr>
-            <w:r>
-              <w:t>May 2004-</w:t>
-            </w:r>
-            <w:r>
-              <w:t>Jul</w:t>
-            </w:r>
-            <w:r>
-              <w:t xml:space="preserve"> 2005</w:t>
+              <w:snapToGrid w:val="0"/>
+            </w:pPr>
+            <w:r>
+              <w:t>May 2004-Present</w:t>
             </w:r>
             <w:r>
               <w:tab/>
-              <w:t>El Segundo, CA</w:t>
-            </w:r>
-          </w:p>
-          <w:p/>
-          <w:p>
-            <w:r>
-              <w:t xml:space="preserve">Implemented a diverse range of </w:t>
-            </w:r>
-            <w:r>
-              <w:t>back-office</w:t>
-            </w:r>
-            <w:r>
-              <w:t xml:space="preserve"> applications, guiding the company's strategic initiative to embrace open-source software and the Java platform. Utilized tools such as JBoss J2EE Application Server, EJB, JSF, </w:t>
-            </w:r>
-            <w:proofErr w:type="spellStart"/>
-            <w:r>
-              <w:t>MySql</w:t>
-            </w:r>
-            <w:proofErr w:type="spellEnd"/>
-            <w:r>
-              <w:t>, Linux, CVS, and ANT.</w:t>
-            </w:r>
-          </w:p>
-          <w:p/>
-          <w:p/>
+              <w:t>Los Angeles, CA</w:t>
+            </w:r>
+          </w:p>
+          <w:p>
+            <w:pPr>
+              <w:tabs>
+                <w:tab w:val="right" w:pos="8532"/>
+              </w:tabs>
+              <w:snapToGrid w:val="0"/>
+            </w:pPr>
+          </w:p>
+          <w:p>
+            <w:pPr>
+              <w:pStyle w:val="Skills"/>
+            </w:pPr>
+            <w:r>
+              <w:t>Led and managed the Los Angeles Java User's Group since 2004, overseeing all aspects of its operations. This encompassed organizing meetings, curating pertinent technical topics, securing knowledgeable presenters, ensuring suitable meeting venues, hosting</w:t>
+            </w:r>
+            <w:r>
+              <w:t xml:space="preserve"> </w:t>
+            </w:r>
+            <w:r>
+              <w:t>and moderating meetings, fostering connections between attendees and recruiters, and maintaining the group's website.</w:t>
+            </w:r>
+          </w:p>
+          <w:p>
+            <w:pPr>
+              <w:pStyle w:val="Skills"/>
+            </w:pPr>
+          </w:p>
         </w:tc>
       </w:tr>
       <w:tr>
         <w:trPr>
-          <w:cantSplit/>
-          <w:trHeight w:val="807"/>
+          <w:trHeight w:val="62"/>
         </w:trPr>
         <w:tc>
           <w:tcPr>
             <w:tcW w:w="1350" w:type="dxa"/>
-            <w:vMerge/>
-            <w:shd w:val="clear" w:color="auto" w:fill="auto"/>
           </w:tcPr>
           <w:p>
             <w:pPr>
               <w:pStyle w:val="SectionTitle"/>
               <w:snapToGrid w:val="0"/>
             </w:pPr>
-          </w:p>
-        </w:tc>
-        <w:tc>
-          <w:tcPr>
-            <w:tcW w:w="8820" w:type="dxa"/>
-            <w:tcBorders>
-              <w:top w:val="single" w:sz="4" w:space="0" w:color="000000"/>
-              <w:bottom w:val="single" w:sz="4" w:space="0" w:color="000000"/>
-            </w:tcBorders>
-            <w:shd w:val="clear" w:color="auto" w:fill="auto"/>
-          </w:tcPr>
-          <w:p>
-            <w:pPr>
-              <w:pStyle w:val="CompanyName"/>
-              <w:snapToGrid w:val="0"/>
-            </w:pPr>
-            <w:r>
-              <w:t>VFT, Incorporated</w:t>
-            </w:r>
-          </w:p>
-          <w:p>
-            <w:pPr>
-              <w:pStyle w:val="TitleDivision"/>
-              <w:tabs>
-                <w:tab w:val="right" w:pos="8532"/>
-              </w:tabs>
-            </w:pPr>
-            <w:r>
-              <w:t>Marketing and Web Development</w:t>
-            </w:r>
-            <w:r>
-              <w:tab/>
-              <w:t>Independent Consultant</w:t>
-            </w:r>
-          </w:p>
-          <w:p>
-            <w:pPr>
-              <w:pStyle w:val="DateLocation"/>
-              <w:tabs>
-                <w:tab w:val="clear" w:pos="2952"/>
-                <w:tab w:val="clear" w:pos="6480"/>
-                <w:tab w:val="right" w:pos="8532"/>
-              </w:tabs>
-            </w:pPr>
-            <w:r>
-              <w:t>Apr</w:t>
-            </w:r>
-            <w:r>
-              <w:t xml:space="preserve"> 2003-</w:t>
-            </w:r>
-            <w:r>
-              <w:t>Oct</w:t>
-            </w:r>
-            <w:r>
-              <w:t xml:space="preserve"> 2003</w:t>
-            </w:r>
-            <w:r>
-              <w:tab/>
-              <w:t>Montebello, CA</w:t>
-            </w:r>
-          </w:p>
-          <w:p/>
-          <w:p>
-            <w:r>
-              <w:t>Designed and implemented user-interface prototypes for an e-commerce platform specializing in linen products.</w:t>
-            </w:r>
-          </w:p>
-          <w:p/>
-        </w:tc>
-      </w:tr>
-      <w:tr>
-        <w:trPr>
-          <w:cantSplit/>
-          <w:trHeight w:val="756"/>
-        </w:trPr>
-        <w:tc>
-          <w:tcPr>
-            <w:tcW w:w="1350" w:type="dxa"/>
-            <w:vMerge/>
-            <w:shd w:val="clear" w:color="auto" w:fill="auto"/>
-          </w:tcPr>
-          <w:p>
-            <w:pPr>
-              <w:pStyle w:val="SectionTitle"/>
-              <w:snapToGrid w:val="0"/>
-            </w:pPr>
-          </w:p>
-        </w:tc>
-        <w:tc>
-          <w:tcPr>
-            <w:tcW w:w="8820" w:type="dxa"/>
-            <w:tcBorders>
-              <w:top w:val="single" w:sz="4" w:space="0" w:color="000000"/>
-              <w:bottom w:val="single" w:sz="4" w:space="0" w:color="000000"/>
-            </w:tcBorders>
-            <w:shd w:val="clear" w:color="auto" w:fill="auto"/>
-          </w:tcPr>
-          <w:p>
-            <w:pPr>
-              <w:pStyle w:val="CompanyName"/>
-              <w:snapToGrid w:val="0"/>
-            </w:pPr>
-            <w:r>
-              <w:t>Med Exec International</w:t>
-            </w:r>
-          </w:p>
-          <w:p>
-            <w:pPr>
-              <w:pStyle w:val="TitleDivision"/>
-              <w:tabs>
-                <w:tab w:val="right" w:pos="8532"/>
-              </w:tabs>
-            </w:pPr>
-            <w:r>
-              <w:t>IT Consultant/Analyst</w:t>
-            </w:r>
-            <w:r>
-              <w:tab/>
-              <w:t>Independent Consultant</w:t>
-            </w:r>
-          </w:p>
-          <w:p>
-            <w:pPr>
-              <w:pStyle w:val="DateLocation"/>
-              <w:tabs>
-                <w:tab w:val="clear" w:pos="2952"/>
-                <w:tab w:val="clear" w:pos="6480"/>
-                <w:tab w:val="right" w:pos="8532"/>
-              </w:tabs>
-            </w:pPr>
-            <w:r>
-              <w:t>Nov</w:t>
-            </w:r>
-            <w:r>
-              <w:t xml:space="preserve"> 2002–May 2003</w:t>
-            </w:r>
-            <w:r>
-              <w:tab/>
-              <w:t>Glendale, CA</w:t>
-            </w:r>
-            <w:r>
-              <w:br/>
-            </w:r>
-          </w:p>
-          <w:p>
-            <w:pPr>
-              <w:tabs>
-                <w:tab w:val="right" w:pos="8532"/>
-              </w:tabs>
-            </w:pPr>
-            <w:r>
-              <w:t>Delivered the requirements specification, use cases, non-functional requirements, and user-interface prototypes for a job board.</w:t>
-            </w:r>
-          </w:p>
-          <w:p>
-            <w:pPr>
-              <w:tabs>
-                <w:tab w:val="right" w:pos="8532"/>
-              </w:tabs>
-            </w:pPr>
-          </w:p>
-        </w:tc>
-      </w:tr>
-      <w:tr>
-        <w:trPr>
-          <w:cantSplit/>
-          <w:trHeight w:val="773"/>
-        </w:trPr>
-        <w:tc>
-          <w:tcPr>
-            <w:tcW w:w="1350" w:type="dxa"/>
-            <w:vMerge/>
-            <w:shd w:val="clear" w:color="auto" w:fill="auto"/>
-          </w:tcPr>
-          <w:p>
-            <w:pPr>
-              <w:pStyle w:val="SectionTitle"/>
-              <w:snapToGrid w:val="0"/>
-            </w:pPr>
-          </w:p>
-        </w:tc>
-        <w:tc>
-          <w:tcPr>
-            <w:tcW w:w="8820" w:type="dxa"/>
-            <w:tcBorders>
-              <w:top w:val="single" w:sz="4" w:space="0" w:color="000000"/>
-              <w:bottom w:val="single" w:sz="4" w:space="0" w:color="000000"/>
-            </w:tcBorders>
-            <w:shd w:val="clear" w:color="auto" w:fill="auto"/>
-          </w:tcPr>
-          <w:p>
-            <w:pPr>
-              <w:pStyle w:val="CompanyName"/>
-              <w:snapToGrid w:val="0"/>
-            </w:pPr>
-            <w:r>
-              <w:t>Gauss Interprise</w:t>
-            </w:r>
-          </w:p>
-          <w:p>
-            <w:pPr>
-              <w:pStyle w:val="TitleDivision"/>
-              <w:tabs>
-                <w:tab w:val="right" w:pos="8532"/>
-              </w:tabs>
-            </w:pPr>
-            <w:r>
-              <w:t>Java Web Developer</w:t>
-            </w:r>
-            <w:r>
-              <w:tab/>
-              <w:t>Magellan / Open-Text</w:t>
-            </w:r>
-          </w:p>
-          <w:p>
-            <w:pPr>
-              <w:pStyle w:val="DateLocation"/>
-              <w:tabs>
-                <w:tab w:val="clear" w:pos="2952"/>
-                <w:tab w:val="clear" w:pos="6480"/>
-                <w:tab w:val="right" w:pos="8532"/>
-              </w:tabs>
-            </w:pPr>
-            <w:r>
-              <w:t>Jun</w:t>
-            </w:r>
-            <w:r>
-              <w:t xml:space="preserve"> 2000–</w:t>
-            </w:r>
-            <w:r>
-              <w:t>Oct</w:t>
-            </w:r>
-            <w:r>
-              <w:t xml:space="preserve"> 2001</w:t>
-            </w:r>
-            <w:r>
-              <w:tab/>
-              <w:t>Irvine, CA</w:t>
-            </w:r>
-          </w:p>
-          <w:p/>
-          <w:p>
-            <w:r>
-              <w:t>Led the development of two Java GUI applications integral to a Document Management solution, leveraging AWT and socket programming.</w:t>
-            </w:r>
-          </w:p>
-          <w:p/>
-        </w:tc>
-      </w:tr>
-      <w:tr>
-        <w:trPr>
-          <w:cantSplit/>
-          <w:trHeight w:val="531"/>
-        </w:trPr>
-        <w:tc>
-          <w:tcPr>
-            <w:tcW w:w="1350" w:type="dxa"/>
-            <w:vMerge/>
-            <w:shd w:val="clear" w:color="auto" w:fill="auto"/>
-          </w:tcPr>
-          <w:p>
-            <w:pPr>
-              <w:pStyle w:val="SectionTitle"/>
-              <w:snapToGrid w:val="0"/>
-            </w:pPr>
-          </w:p>
-        </w:tc>
-        <w:tc>
-          <w:tcPr>
-            <w:tcW w:w="8820" w:type="dxa"/>
-            <w:tcBorders>
-              <w:top w:val="single" w:sz="4" w:space="0" w:color="000000"/>
-              <w:bottom w:val="single" w:sz="4" w:space="0" w:color="000000"/>
-            </w:tcBorders>
-            <w:shd w:val="clear" w:color="auto" w:fill="auto"/>
-          </w:tcPr>
-          <w:p>
-            <w:pPr>
-              <w:tabs>
-                <w:tab w:val="right" w:pos="8532"/>
-              </w:tabs>
-              <w:snapToGrid w:val="0"/>
-            </w:pPr>
-            <w:r>
-              <w:rPr>
-                <w:rStyle w:val="CompanyNameChar"/>
-              </w:rPr>
-              <w:t>Exist Corporation</w:t>
-            </w:r>
-            <w:r>
-              <w:tab/>
-              <w:t xml:space="preserve"> [Company Out of Business]</w:t>
-            </w:r>
-          </w:p>
-          <w:p>
-            <w:pPr>
-              <w:pStyle w:val="TitleDivision"/>
-            </w:pPr>
-            <w:r>
-              <w:t>Software Engineer</w:t>
-            </w:r>
-          </w:p>
-          <w:p>
-            <w:pPr>
-              <w:pStyle w:val="DateLocation"/>
-              <w:tabs>
-                <w:tab w:val="clear" w:pos="2952"/>
-                <w:tab w:val="clear" w:pos="6480"/>
-                <w:tab w:val="right" w:pos="8442"/>
-              </w:tabs>
-            </w:pPr>
-            <w:r>
-              <w:t>Jan</w:t>
-            </w:r>
-            <w:r>
-              <w:t xml:space="preserve"> 2000–</w:t>
-            </w:r>
-            <w:r>
-              <w:t>Jun</w:t>
-            </w:r>
-            <w:r>
-              <w:t xml:space="preserve"> 2000</w:t>
-            </w:r>
-            <w:r>
-              <w:tab/>
-              <w:t>Santa Monica, CA</w:t>
-            </w:r>
-          </w:p>
-          <w:p>
-            <w:pPr>
-              <w:tabs>
-                <w:tab w:val="right" w:pos="8442"/>
-              </w:tabs>
-            </w:pPr>
-          </w:p>
-          <w:p>
-            <w:pPr>
-              <w:tabs>
-                <w:tab w:val="right" w:pos="8442"/>
-              </w:tabs>
-            </w:pPr>
-            <w:r>
-              <w:t>Enhanced and maintained a monolithic e-commerce system utilizing technologies such as JSP, Servlets, and JDBC.</w:t>
-            </w:r>
-          </w:p>
-          <w:p>
-            <w:pPr>
-              <w:tabs>
-                <w:tab w:val="right" w:pos="8442"/>
-              </w:tabs>
-            </w:pPr>
-          </w:p>
-        </w:tc>
-      </w:tr>
-      <w:tr>
-        <w:trPr>
-          <w:cantSplit/>
-          <w:trHeight w:val="116"/>
-        </w:trPr>
-        <w:tc>
-          <w:tcPr>
-            <w:tcW w:w="1350" w:type="dxa"/>
-            <w:vMerge/>
-            <w:shd w:val="clear" w:color="auto" w:fill="auto"/>
-          </w:tcPr>
-          <w:p>
-            <w:pPr>
-              <w:pStyle w:val="SectionTitle"/>
-              <w:snapToGrid w:val="0"/>
-            </w:pPr>
-          </w:p>
-        </w:tc>
-        <w:tc>
-          <w:tcPr>
-            <w:tcW w:w="8820" w:type="dxa"/>
-            <w:tcBorders>
-              <w:top w:val="single" w:sz="4" w:space="0" w:color="000000"/>
-              <w:bottom w:val="single" w:sz="4" w:space="0" w:color="000000"/>
-            </w:tcBorders>
-            <w:shd w:val="clear" w:color="auto" w:fill="auto"/>
-          </w:tcPr>
-          <w:p>
-            <w:pPr>
-              <w:pStyle w:val="CompanyName"/>
-              <w:snapToGrid w:val="0"/>
-            </w:pPr>
-            <w:r>
-              <w:t>Sarnoff Legal Technologies</w:t>
-            </w:r>
-          </w:p>
-          <w:p>
-            <w:pPr>
-              <w:pStyle w:val="TitleDivision"/>
-              <w:tabs>
-                <w:tab w:val="right" w:pos="8532"/>
-              </w:tabs>
-            </w:pPr>
-            <w:r>
-              <w:t>Java Developer Consultant</w:t>
-            </w:r>
-            <w:r>
-              <w:tab/>
-              <w:t>Independent Consultant</w:t>
-            </w:r>
-          </w:p>
-          <w:p>
-            <w:pPr>
-              <w:pStyle w:val="DateLocation"/>
-              <w:tabs>
-                <w:tab w:val="clear" w:pos="2952"/>
-                <w:tab w:val="clear" w:pos="6480"/>
-                <w:tab w:val="right" w:pos="8532"/>
-              </w:tabs>
-            </w:pPr>
-            <w:r>
-              <w:t>Nov</w:t>
-            </w:r>
-            <w:r>
-              <w:t xml:space="preserve"> 1999–</w:t>
-            </w:r>
-            <w:r>
-              <w:t>Jan</w:t>
-            </w:r>
-            <w:r>
-              <w:t xml:space="preserve"> 2000</w:t>
-            </w:r>
-            <w:r>
-              <w:tab/>
-              <w:t>Irvine, CA</w:t>
-            </w:r>
-          </w:p>
-          <w:p>
-            <w:pPr>
-              <w:tabs>
-                <w:tab w:val="right" w:pos="8532"/>
-              </w:tabs>
-            </w:pPr>
-          </w:p>
-          <w:p>
-            <w:pPr>
-              <w:tabs>
-                <w:tab w:val="right" w:pos="8532"/>
-              </w:tabs>
-            </w:pPr>
-            <w:r>
-              <w:t>Implemented a time-tracking Java applet utilizing Java, AWT, JDBC, and Microsoft SQL Server.</w:t>
-            </w:r>
-          </w:p>
-          <w:p>
-            <w:pPr>
-              <w:tabs>
-                <w:tab w:val="right" w:pos="8532"/>
-              </w:tabs>
-            </w:pPr>
-          </w:p>
-        </w:tc>
-      </w:tr>
-      <w:tr>
-        <w:trPr>
-          <w:cantSplit/>
-          <w:trHeight w:val="809"/>
-        </w:trPr>
-        <w:tc>
-          <w:tcPr>
-            <w:tcW w:w="1350" w:type="dxa"/>
-            <w:vMerge w:val="restart"/>
-            <w:shd w:val="clear" w:color="auto" w:fill="auto"/>
-          </w:tcPr>
-          <w:p>
-            <w:pPr>
-              <w:snapToGrid w:val="0"/>
-            </w:pPr>
-          </w:p>
-        </w:tc>
-        <w:tc>
-          <w:tcPr>
-            <w:tcW w:w="8820" w:type="dxa"/>
-            <w:tcBorders>
-              <w:top w:val="single" w:sz="4" w:space="0" w:color="000000"/>
-              <w:bottom w:val="single" w:sz="4" w:space="0" w:color="000000"/>
-            </w:tcBorders>
-            <w:shd w:val="clear" w:color="auto" w:fill="auto"/>
-          </w:tcPr>
-          <w:p>
-            <w:pPr>
-              <w:pStyle w:val="CompanyName"/>
-              <w:snapToGrid w:val="0"/>
-            </w:pPr>
-            <w:r>
-              <w:t>NexGen SI</w:t>
-            </w:r>
-          </w:p>
-          <w:p>
-            <w:pPr>
-              <w:pStyle w:val="TitleDivision"/>
-              <w:tabs>
-                <w:tab w:val="right" w:pos="8532"/>
-              </w:tabs>
-            </w:pPr>
-            <w:r>
-              <w:t>Associate Client Server Developer</w:t>
-            </w:r>
-            <w:r>
-              <w:tab/>
-              <w:t>Staff Consultant</w:t>
-            </w:r>
-          </w:p>
-          <w:p>
-            <w:pPr>
-              <w:pStyle w:val="DateLocation"/>
-              <w:tabs>
-                <w:tab w:val="clear" w:pos="2952"/>
-                <w:tab w:val="clear" w:pos="6480"/>
-                <w:tab w:val="right" w:pos="8532"/>
-              </w:tabs>
-            </w:pPr>
-            <w:r>
-              <w:t>April 1999–Aug 1999</w:t>
-            </w:r>
-            <w:r>
-              <w:tab/>
-              <w:t>Irvine, CA</w:t>
-            </w:r>
-          </w:p>
-          <w:p>
-            <w:pPr>
-              <w:tabs>
-                <w:tab w:val="right" w:pos="8532"/>
-              </w:tabs>
-            </w:pPr>
-          </w:p>
-          <w:p>
-            <w:pPr>
-              <w:tabs>
-                <w:tab w:val="right" w:pos="8532"/>
-              </w:tabs>
-            </w:pPr>
-            <w:r>
-              <w:t>Engineered Visual Basic prototypes.</w:t>
-            </w:r>
-          </w:p>
-          <w:p>
-            <w:pPr>
-              <w:tabs>
-                <w:tab w:val="right" w:pos="8532"/>
-              </w:tabs>
-            </w:pPr>
-          </w:p>
-        </w:tc>
-      </w:tr>
-      <w:tr>
-        <w:trPr>
-          <w:cantSplit/>
-          <w:trHeight w:val="422"/>
-        </w:trPr>
-        <w:tc>
-          <w:tcPr>
-            <w:tcW w:w="1350" w:type="dxa"/>
-            <w:vMerge/>
-            <w:shd w:val="clear" w:color="auto" w:fill="auto"/>
-          </w:tcPr>
-          <w:p>
-            <w:pPr>
-              <w:snapToGrid w:val="0"/>
-            </w:pPr>
+            <w:r>
+              <w:lastRenderedPageBreak/>
+              <w:t>Presentations</w:t>
+            </w:r>
           </w:p>
         </w:tc>
         <w:tc>
@@ -2384,745 +2194,20 @@
             <w:tcBorders>
               <w:top w:val="single" w:sz="4" w:space="0" w:color="000000"/>
             </w:tcBorders>
-            <w:shd w:val="clear" w:color="auto" w:fill="auto"/>
           </w:tcPr>
           <w:p>
             <w:pPr>
-              <w:pStyle w:val="CompanyName"/>
-              <w:snapToGrid w:val="0"/>
-            </w:pPr>
-            <w:r>
-              <w:t>Unisys Corporation</w:t>
-            </w:r>
-          </w:p>
-          <w:p>
-            <w:pPr>
-              <w:pStyle w:val="TitleDivision"/>
-              <w:tabs>
-                <w:tab w:val="right" w:pos="8532"/>
-              </w:tabs>
-            </w:pPr>
-            <w:r>
-              <w:t>Software Co-op</w:t>
-            </w:r>
-            <w:r>
-              <w:tab/>
-              <w:t>Staff Intern</w:t>
-            </w:r>
-          </w:p>
-          <w:p>
-            <w:pPr>
-              <w:pStyle w:val="DateLocation"/>
-              <w:tabs>
-                <w:tab w:val="clear" w:pos="2952"/>
-                <w:tab w:val="clear" w:pos="6480"/>
-                <w:tab w:val="right" w:pos="8532"/>
-              </w:tabs>
-            </w:pPr>
-            <w:r>
-              <w:t>May 1998–</w:t>
-            </w:r>
-            <w:r>
-              <w:t>Apr</w:t>
-            </w:r>
-            <w:r>
-              <w:t xml:space="preserve"> 1999</w:t>
-            </w:r>
-            <w:r>
-              <w:tab/>
-              <w:t>Mission Viejo, CA</w:t>
-            </w:r>
-          </w:p>
-          <w:p>
-            <w:pPr>
-              <w:tabs>
-                <w:tab w:val="right" w:pos="8532"/>
-              </w:tabs>
-            </w:pPr>
-          </w:p>
-          <w:p>
-            <w:pPr>
-              <w:tabs>
-                <w:tab w:val="right" w:pos="8532"/>
-              </w:tabs>
-            </w:pPr>
-            <w:r>
-              <w:t>I was an intern developing web applications with Cold Fusion.</w:t>
-            </w:r>
-          </w:p>
-        </w:tc>
-      </w:tr>
-      <w:tr>
-        <w:trPr>
-          <w:cantSplit/>
-          <w:trHeight w:val="323"/>
-        </w:trPr>
-        <w:tc>
-          <w:tcPr>
-            <w:tcW w:w="1350" w:type="dxa"/>
-            <w:shd w:val="clear" w:color="auto" w:fill="auto"/>
-          </w:tcPr>
-          <w:p>
-            <w:pPr>
-              <w:pStyle w:val="SectionTitle"/>
-              <w:snapToGrid w:val="0"/>
-            </w:pPr>
-            <w:r>
-              <w:t>Education</w:t>
-            </w:r>
-          </w:p>
-        </w:tc>
-        <w:tc>
-          <w:tcPr>
-            <w:tcW w:w="8820" w:type="dxa"/>
-            <w:tcBorders>
-              <w:top w:val="single" w:sz="4" w:space="0" w:color="000000"/>
-            </w:tcBorders>
-            <w:shd w:val="clear" w:color="auto" w:fill="auto"/>
-          </w:tcPr>
-          <w:p>
-            <w:pPr>
-              <w:pStyle w:val="Objective"/>
-              <w:snapToGrid w:val="0"/>
-            </w:pPr>
-            <w:r>
-              <w:t>1996–1999</w:t>
-            </w:r>
-            <w:r>
-              <w:tab/>
-            </w:r>
-            <w:r>
-              <w:tab/>
-              <w:t>University of California Irvine</w:t>
-            </w:r>
-            <w:r>
-              <w:tab/>
-              <w:t>B.S., Information and Computer Science</w:t>
-            </w:r>
-          </w:p>
-          <w:p>
-            <w:pPr>
-              <w:pStyle w:val="Objective"/>
-            </w:pPr>
-            <w:r>
-              <w:t>1992–1995</w:t>
-            </w:r>
-            <w:r>
-              <w:tab/>
-            </w:r>
-            <w:r>
-              <w:tab/>
-              <w:t>Pasadena City College</w:t>
-            </w:r>
-            <w:r>
-              <w:tab/>
-            </w:r>
-            <w:r>
-              <w:tab/>
-              <w:t>Associates of Arts</w:t>
-            </w:r>
-          </w:p>
-        </w:tc>
-      </w:tr>
-      <w:tr>
-        <w:trPr>
-          <w:cantSplit/>
-          <w:trHeight w:val="1287"/>
-        </w:trPr>
-        <w:tc>
-          <w:tcPr>
-            <w:tcW w:w="1350" w:type="dxa"/>
-            <w:shd w:val="clear" w:color="auto" w:fill="auto"/>
-          </w:tcPr>
-          <w:p>
-            <w:pPr>
-              <w:pStyle w:val="SectionTitle"/>
-              <w:snapToGrid w:val="0"/>
-            </w:pPr>
-            <w:r>
-              <w:lastRenderedPageBreak/>
-              <w:t>Skills</w:t>
-            </w:r>
-          </w:p>
-        </w:tc>
-        <w:tc>
-          <w:tcPr>
-            <w:tcW w:w="8820" w:type="dxa"/>
-            <w:tcBorders>
-              <w:top w:val="single" w:sz="4" w:space="0" w:color="000000"/>
-            </w:tcBorders>
-            <w:shd w:val="clear" w:color="auto" w:fill="auto"/>
-          </w:tcPr>
-          <w:p>
-            <w:pPr>
-              <w:pStyle w:val="Skills"/>
-              <w:snapToGrid w:val="0"/>
-            </w:pPr>
-            <w:r>
-              <w:t xml:space="preserve">Java, JEE, J2EE, EJB, JDBC, JPA, </w:t>
-            </w:r>
-            <w:r>
-              <w:t xml:space="preserve">and </w:t>
-            </w:r>
-            <w:r>
-              <w:t>JAAS</w:t>
-            </w:r>
-            <w:r>
-              <w:t>.</w:t>
-            </w:r>
-            <w:r>
-              <w:br/>
-            </w:r>
-            <w:r>
-              <w:br/>
-            </w:r>
-            <w:r>
-              <w:t>Apache Flink, Apache Flink Stateful Function, Stream Programming, Kappa Architecture, Parquet, Influx Db</w:t>
-            </w:r>
-          </w:p>
-          <w:p>
-            <w:pPr>
-              <w:pStyle w:val="Skills"/>
-              <w:snapToGrid w:val="0"/>
-            </w:pPr>
-          </w:p>
-          <w:p>
-            <w:pPr>
-              <w:pStyle w:val="Skills"/>
-              <w:snapToGrid w:val="0"/>
-            </w:pPr>
-            <w:r>
-              <w:t xml:space="preserve">Servlet, JSP, JSF, JAX-RS, </w:t>
-            </w:r>
-            <w:r>
-              <w:t xml:space="preserve">and </w:t>
-            </w:r>
-            <w:r>
-              <w:t>JAX-WS</w:t>
-            </w:r>
-            <w:r>
-              <w:t>.</w:t>
-            </w:r>
-          </w:p>
-          <w:p>
-            <w:pPr>
-              <w:pStyle w:val="Skills"/>
-              <w:snapToGrid w:val="0"/>
-            </w:pPr>
-          </w:p>
-          <w:p>
-            <w:pPr>
-              <w:pStyle w:val="Skills"/>
-              <w:snapToGrid w:val="0"/>
-            </w:pPr>
-            <w:r>
-              <w:t xml:space="preserve">Web Services, REST, SOAP, Oauth 2, </w:t>
-            </w:r>
-            <w:r>
-              <w:t xml:space="preserve">and </w:t>
-            </w:r>
-            <w:r>
-              <w:t>JSON</w:t>
-            </w:r>
-            <w:r>
-              <w:t>.</w:t>
-            </w:r>
-          </w:p>
-          <w:p>
-            <w:pPr>
-              <w:pStyle w:val="Skills"/>
-              <w:snapToGrid w:val="0"/>
-            </w:pPr>
-          </w:p>
-          <w:p>
-            <w:pPr>
-              <w:pStyle w:val="Skills"/>
-              <w:snapToGrid w:val="0"/>
-            </w:pPr>
-            <w:r>
-              <w:t xml:space="preserve">The Spring Framework, Spring Boot, Spring MVC, Spring Security, Inversion of Control, Dependency Injection, </w:t>
-            </w:r>
-            <w:r>
-              <w:t xml:space="preserve">and </w:t>
-            </w:r>
-            <w:r>
-              <w:t>AOP</w:t>
-            </w:r>
-            <w:r>
-              <w:t>.</w:t>
-            </w:r>
-          </w:p>
-          <w:p>
-            <w:pPr>
-              <w:pStyle w:val="Skills"/>
-              <w:snapToGrid w:val="0"/>
-            </w:pPr>
-          </w:p>
-          <w:p>
-            <w:pPr>
-              <w:pStyle w:val="Skills"/>
-              <w:snapToGrid w:val="0"/>
-            </w:pPr>
-            <w:r>
-              <w:t>Network Programming, Socket Programming, NIO, Netty, and Protocol Buffers.</w:t>
-            </w:r>
-          </w:p>
-          <w:p>
-            <w:pPr>
-              <w:pStyle w:val="Skills"/>
-              <w:snapToGrid w:val="0"/>
-            </w:pPr>
-          </w:p>
-          <w:p>
-            <w:pPr>
-              <w:pStyle w:val="Skills"/>
-              <w:snapToGrid w:val="0"/>
-            </w:pPr>
-            <w:r>
-              <w:t xml:space="preserve">RDBMS, PostgreSQL, Oracle, DB2, Microsoft SQL Server, MySql, SQLite, H2, </w:t>
-            </w:r>
-            <w:r>
-              <w:t xml:space="preserve">and </w:t>
-            </w:r>
-            <w:r>
-              <w:t>SQL</w:t>
-            </w:r>
-            <w:r>
-              <w:t>.</w:t>
-            </w:r>
-          </w:p>
-          <w:p>
-            <w:pPr>
-              <w:pStyle w:val="Skills"/>
-              <w:snapToGrid w:val="0"/>
-            </w:pPr>
-          </w:p>
-          <w:p>
-            <w:pPr>
-              <w:pStyle w:val="Skills"/>
-              <w:snapToGrid w:val="0"/>
-            </w:pPr>
-            <w:r>
-              <w:t xml:space="preserve">NoSQL, Phoenix, HBase, Cassandra, DynamoDB, Hadoop, Map Reduce, </w:t>
-            </w:r>
-            <w:r>
-              <w:t xml:space="preserve">and </w:t>
-            </w:r>
-            <w:r>
-              <w:t>Lucene</w:t>
-            </w:r>
-            <w:r>
-              <w:t>.</w:t>
-            </w:r>
-          </w:p>
-          <w:p>
-            <w:pPr>
-              <w:pStyle w:val="Skills"/>
-              <w:snapToGrid w:val="0"/>
-            </w:pPr>
-          </w:p>
-          <w:p>
-            <w:pPr>
-              <w:pStyle w:val="Skills"/>
-              <w:snapToGrid w:val="0"/>
-            </w:pPr>
-            <w:r>
-              <w:t xml:space="preserve">Concurrency Programming, Thread-Safety, </w:t>
-            </w:r>
-            <w:r>
-              <w:t xml:space="preserve">and </w:t>
-            </w:r>
-            <w:r>
-              <w:t>Java Util Concurrent</w:t>
-            </w:r>
-            <w:r>
-              <w:t>.</w:t>
-            </w:r>
-          </w:p>
-          <w:p>
-            <w:pPr>
-              <w:pStyle w:val="Skills"/>
-              <w:snapToGrid w:val="0"/>
-            </w:pPr>
-          </w:p>
-          <w:p>
-            <w:pPr>
-              <w:pStyle w:val="Skills"/>
-              <w:snapToGrid w:val="0"/>
-            </w:pPr>
-            <w:r>
-              <w:t>Docker, and Docker Compose.</w:t>
-            </w:r>
-          </w:p>
-          <w:p>
-            <w:pPr>
-              <w:pStyle w:val="Skills"/>
-              <w:snapToGrid w:val="0"/>
-            </w:pPr>
-          </w:p>
-          <w:p>
-            <w:pPr>
-              <w:pStyle w:val="Skills"/>
-              <w:snapToGrid w:val="0"/>
-            </w:pPr>
-            <w:r>
-              <w:t>Flink, Data-Architecture, and Streaming.</w:t>
-            </w:r>
-          </w:p>
-          <w:p>
-            <w:pPr>
-              <w:pStyle w:val="Skills"/>
-              <w:snapToGrid w:val="0"/>
-            </w:pPr>
-          </w:p>
-          <w:p>
-            <w:pPr>
-              <w:pStyle w:val="Skills"/>
-              <w:snapToGrid w:val="0"/>
-            </w:pPr>
-            <w:r>
-              <w:t xml:space="preserve">AWS, </w:t>
-            </w:r>
-            <w:r>
-              <w:t>Cloud Computing, Distributed Computing, EC2</w:t>
-            </w:r>
-            <w:r>
-              <w:t>, and EMR</w:t>
-            </w:r>
-            <w:r>
-              <w:t>.</w:t>
-            </w:r>
-          </w:p>
-          <w:p>
-            <w:pPr>
-              <w:pStyle w:val="Skills"/>
-              <w:snapToGrid w:val="0"/>
-            </w:pPr>
-          </w:p>
-          <w:p>
-            <w:pPr>
-              <w:pStyle w:val="Skills"/>
-              <w:snapToGrid w:val="0"/>
-            </w:pPr>
-            <w:r>
-              <w:t xml:space="preserve">Python, Flask, SQL Alchemy, Authlib, PyEnv, </w:t>
-            </w:r>
-            <w:r>
-              <w:t xml:space="preserve">and </w:t>
-            </w:r>
-            <w:r>
-              <w:t>Virtual Env.</w:t>
-            </w:r>
-          </w:p>
-          <w:p>
-            <w:pPr>
-              <w:pStyle w:val="Skills"/>
-              <w:snapToGrid w:val="0"/>
-            </w:pPr>
-          </w:p>
-          <w:p>
-            <w:pPr>
-              <w:pStyle w:val="Skills"/>
-              <w:snapToGrid w:val="0"/>
-            </w:pPr>
-            <w:r>
-              <w:t>Ruby, JRuby, and Ruby on Rails.</w:t>
-            </w:r>
-          </w:p>
-          <w:p>
-            <w:pPr>
-              <w:pStyle w:val="Skills"/>
-              <w:snapToGrid w:val="0"/>
-            </w:pPr>
-          </w:p>
-          <w:p>
-            <w:pPr>
-              <w:pStyle w:val="Skills"/>
-              <w:snapToGrid w:val="0"/>
-            </w:pPr>
-            <w:r>
-              <w:t xml:space="preserve">JavaScript, ECMAScript, Angular, TypeScript, </w:t>
-            </w:r>
-            <w:r>
-              <w:t xml:space="preserve">and </w:t>
-            </w:r>
-            <w:r>
-              <w:t>JQuery.</w:t>
-            </w:r>
-          </w:p>
-          <w:p>
-            <w:pPr>
-              <w:pStyle w:val="Skills"/>
-              <w:snapToGrid w:val="0"/>
-            </w:pPr>
-          </w:p>
-          <w:p>
-            <w:pPr>
-              <w:pStyle w:val="Skills"/>
-              <w:snapToGrid w:val="0"/>
-            </w:pPr>
-            <w:r>
-              <w:t>CSS,</w:t>
-            </w:r>
-            <w:r>
-              <w:t xml:space="preserve"> and</w:t>
-            </w:r>
-            <w:r>
-              <w:t xml:space="preserve"> Bootstrap</w:t>
-            </w:r>
-          </w:p>
-          <w:p>
-            <w:pPr>
-              <w:pStyle w:val="Skills"/>
-              <w:snapToGrid w:val="0"/>
-            </w:pPr>
-          </w:p>
-          <w:p>
-            <w:pPr>
-              <w:pStyle w:val="Skills"/>
-              <w:snapToGrid w:val="0"/>
-            </w:pPr>
-            <w:r>
-              <w:t>Linux, Open LDAP, Bash, Awk, and sometimes PERL.</w:t>
-            </w:r>
-          </w:p>
-          <w:p>
-            <w:pPr>
-              <w:pStyle w:val="Skills"/>
-              <w:snapToGrid w:val="0"/>
-            </w:pPr>
-          </w:p>
-          <w:p>
-            <w:pPr>
-              <w:pStyle w:val="Skills"/>
-              <w:snapToGrid w:val="0"/>
-            </w:pPr>
-            <w:r>
-              <w:t>Version Control, Git, Subversion, and CVS.</w:t>
-            </w:r>
-          </w:p>
-          <w:p>
-            <w:pPr>
-              <w:pStyle w:val="Skills"/>
-              <w:snapToGrid w:val="0"/>
-            </w:pPr>
-          </w:p>
-          <w:p>
-            <w:pPr>
-              <w:pStyle w:val="Skills"/>
-              <w:snapToGrid w:val="0"/>
-            </w:pPr>
-            <w:r>
-              <w:t xml:space="preserve">Package Management, Maven, Gradle, NPM, </w:t>
-            </w:r>
-            <w:r>
-              <w:t xml:space="preserve">and </w:t>
-            </w:r>
-            <w:r>
-              <w:t>Bundler.</w:t>
-            </w:r>
-          </w:p>
-          <w:p>
-            <w:pPr>
-              <w:pStyle w:val="Skills"/>
-              <w:snapToGrid w:val="0"/>
-            </w:pPr>
-          </w:p>
-          <w:p>
-            <w:pPr>
-              <w:pStyle w:val="Skills"/>
-              <w:snapToGrid w:val="0"/>
-            </w:pPr>
-            <w:r>
-              <w:t>Software Architecture, Attribute Driven Design 3.0, UML, Quality Attributes, Architecture Patterns, Architecture Tactics, and Software Engineering.</w:t>
-            </w:r>
-          </w:p>
-          <w:p>
-            <w:pPr>
-              <w:pStyle w:val="Skills"/>
-              <w:snapToGrid w:val="0"/>
-            </w:pPr>
-          </w:p>
-          <w:p>
-            <w:pPr>
-              <w:pStyle w:val="Skills"/>
-              <w:snapToGrid w:val="0"/>
-            </w:pPr>
-            <w:r>
-              <w:t>Agile, Scrum, Use Cases, and Stories.</w:t>
-            </w:r>
-          </w:p>
-          <w:p>
-            <w:pPr>
-              <w:pStyle w:val="Skills"/>
-              <w:snapToGrid w:val="0"/>
-            </w:pPr>
-          </w:p>
-          <w:p>
-            <w:pPr>
-              <w:pStyle w:val="Skills"/>
-              <w:snapToGrid w:val="0"/>
-            </w:pPr>
-            <w:r>
-              <w:t>Verbal, written, and group presentations.</w:t>
-            </w:r>
-          </w:p>
-          <w:p>
-            <w:pPr>
-              <w:pStyle w:val="Skills"/>
-              <w:snapToGrid w:val="0"/>
-            </w:pPr>
-          </w:p>
-        </w:tc>
-      </w:tr>
-      <w:tr>
-        <w:trPr>
-          <w:cantSplit/>
-          <w:trHeight w:val="62"/>
-        </w:trPr>
-        <w:tc>
-          <w:tcPr>
-            <w:tcW w:w="1350" w:type="dxa"/>
-            <w:shd w:val="clear" w:color="auto" w:fill="auto"/>
-          </w:tcPr>
-          <w:p>
-            <w:pPr>
-              <w:pStyle w:val="SectionTitle"/>
-              <w:snapToGrid w:val="0"/>
-            </w:pPr>
-            <w:r>
-              <w:lastRenderedPageBreak/>
-              <w:t>Affiliations</w:t>
-            </w:r>
-          </w:p>
-        </w:tc>
-        <w:tc>
-          <w:tcPr>
-            <w:tcW w:w="8820" w:type="dxa"/>
-            <w:tcBorders>
-              <w:top w:val="single" w:sz="4" w:space="0" w:color="000000"/>
-              <w:bottom w:val="single" w:sz="4" w:space="0" w:color="000000"/>
-            </w:tcBorders>
-            <w:shd w:val="clear" w:color="auto" w:fill="auto"/>
-          </w:tcPr>
-          <w:p>
-            <w:pPr>
-              <w:tabs>
-                <w:tab w:val="right" w:pos="8532"/>
-              </w:tabs>
-              <w:snapToGrid w:val="0"/>
-            </w:pPr>
-            <w:r>
-              <w:rPr>
-                <w:rStyle w:val="CompanyNameChar"/>
-              </w:rPr>
-              <w:t>Los Angeles Java Users’ Group</w:t>
-            </w:r>
-            <w:r>
-              <w:tab/>
-              <w:t>[Volunteer]</w:t>
-            </w:r>
-          </w:p>
-          <w:p>
-            <w:pPr>
-              <w:pStyle w:val="TitleDivision"/>
-              <w:tabs>
-                <w:tab w:val="right" w:pos="8532"/>
-              </w:tabs>
-            </w:pPr>
-            <w:r>
-              <w:t>President</w:t>
-            </w:r>
-            <w:r>
-              <w:tab/>
-              <w:t>Non-Profit Organization</w:t>
-            </w:r>
-          </w:p>
-          <w:p>
-            <w:pPr>
-              <w:pStyle w:val="DateLocation"/>
-              <w:tabs>
-                <w:tab w:val="clear" w:pos="2952"/>
-                <w:tab w:val="clear" w:pos="6480"/>
-                <w:tab w:val="right" w:pos="8532"/>
-              </w:tabs>
-              <w:snapToGrid w:val="0"/>
-            </w:pPr>
-            <w:r>
-              <w:t>May 2004-Present</w:t>
-            </w:r>
-            <w:r>
-              <w:tab/>
-              <w:t>Los Angeles, CA</w:t>
-            </w:r>
-          </w:p>
-          <w:p>
-            <w:pPr>
-              <w:tabs>
-                <w:tab w:val="right" w:pos="8532"/>
-              </w:tabs>
-              <w:snapToGrid w:val="0"/>
-            </w:pPr>
-          </w:p>
-          <w:p>
-            <w:pPr>
-              <w:pStyle w:val="Skills"/>
-            </w:pPr>
-            <w:r>
-              <w:t xml:space="preserve">Led and managed the Los Angeles Java User's Group since 2004, overseeing all aspects of its operations. This encompassed organizing meetings, curating pertinent technical topics, securing knowledgeable presenters, ensuring suitable meeting venues, </w:t>
-            </w:r>
-            <w:proofErr w:type="gramStart"/>
-            <w:r>
-              <w:t>hosting</w:t>
-            </w:r>
-            <w:proofErr w:type="gramEnd"/>
-            <w:r>
-              <w:t xml:space="preserve"> </w:t>
-            </w:r>
-            <w:r>
-              <w:t>and moderating meetings, fostering connections between attendees and recruiters, and maintaining the group's website.</w:t>
-            </w:r>
-          </w:p>
-          <w:p>
-            <w:pPr>
-              <w:pStyle w:val="Skills"/>
-            </w:pPr>
-          </w:p>
-        </w:tc>
-      </w:tr>
-      <w:tr>
-        <w:trPr>
-          <w:cantSplit/>
-          <w:trHeight w:val="62"/>
-        </w:trPr>
-        <w:tc>
-          <w:tcPr>
-            <w:tcW w:w="1350" w:type="dxa"/>
-            <w:shd w:val="clear" w:color="auto" w:fill="auto"/>
-          </w:tcPr>
-          <w:p>
-            <w:pPr>
-              <w:pStyle w:val="SectionTitle"/>
-              <w:snapToGrid w:val="0"/>
-            </w:pPr>
-            <w:r>
-              <w:t>Presentations</w:t>
-            </w:r>
-          </w:p>
-        </w:tc>
-        <w:tc>
-          <w:tcPr>
-            <w:tcW w:w="8820" w:type="dxa"/>
-            <w:tcBorders>
-              <w:top w:val="single" w:sz="4" w:space="0" w:color="000000"/>
-            </w:tcBorders>
-            <w:shd w:val="clear" w:color="auto" w:fill="auto"/>
-          </w:tcPr>
-          <w:p>
-            <w:pPr>
               <w:pStyle w:val="Achievement"/>
             </w:pPr>
             <w:r>
+              <w:t>Understanding Apache Flink</w:t>
+            </w:r>
+          </w:p>
+          <w:p>
+            <w:pPr>
+              <w:pStyle w:val="Achievement"/>
+            </w:pPr>
+            <w:r>
               <w:t>Recognizing the Common Pitfalls in Java Concurrency Programming</w:t>
             </w:r>
           </w:p>
@@ -3171,10 +2256,7 @@
               <w:pStyle w:val="Achievement"/>
             </w:pPr>
             <w:r>
-              <w:t>RESTful</w:t>
-            </w:r>
-            <w:r>
-              <w:t xml:space="preserve"> JSON Web Services with Jersey &amp; Jackson</w:t>
+              <w:t>RESTful JSON Web Services with Jersey &amp; Jackson</w:t>
             </w:r>
           </w:p>
           <w:p>
@@ -3209,7 +2291,7 @@
 </file>
 
 <file path=word/endnotes.xml><?xml version="1.0" encoding="utf-8"?>
-<w:endnotes xmlns:wpc="http://schemas.microsoft.com/office/word/2010/wordprocessingCanvas" xmlns:cx="http://schemas.microsoft.com/office/drawing/2014/chartex" xmlns:cx1="http://schemas.microsoft.com/office/drawing/2015/9/8/chartex" xmlns:cx2="http://schemas.microsoft.com/office/drawing/2015/10/21/chartex" xmlns:cx3="http://schemas.microsoft.com/office/drawing/2016/5/9/chartex" xmlns:cx4="http://schemas.microsoft.com/office/drawing/2016/5/10/chartex" xmlns:cx5="http://schemas.microsoft.com/office/drawing/2016/5/11/chartex" xmlns:cx6="http://schemas.microsoft.com/office/drawing/2016/5/12/chartex" xmlns:cx7="http://schemas.microsoft.com/office/drawing/2016/5/13/chartex" xmlns:cx8="http://schemas.microsoft.com/office/drawing/2016/5/14/chartex" xmlns:mc="http://schemas.openxmlformats.org/markup-compatibility/2006" xmlns:aink="http://schemas.microsoft.com/office/drawing/2016/ink" xmlns:am3d="http://schemas.microsoft.com/office/drawing/2017/model3d" xmlns:o="urn:schemas-microsoft-com:office:office" xmlns:oel="http://schemas.microsoft.com/office/2019/extlst" xmlns:r="http://schemas.openxmlformats.org/officeDocument/2006/relationships" xmlns:m="http://schemas.openxmlformats.org/officeDocument/2006/math" xmlns:v="urn:schemas-microsoft-com:vml" xmlns:wp14="http://schemas.microsoft.com/office/word/2010/wordprocessingDrawing" xmlns:wp="http://schemas.openxmlformats.org/drawingml/2006/wordprocessingDrawing" xmlns:w10="urn:schemas-microsoft-com:office:word" xmlns:w="http://schemas.openxmlformats.org/wordprocessingml/2006/main" xmlns:w14="http://schemas.microsoft.com/office/word/2010/wordml" xmlns:w15="http://schemas.microsoft.com/office/word/2012/wordml" xmlns:w16cex="http://schemas.microsoft.com/office/word/2018/wordml/cex" xmlns:w16cid="http://schemas.microsoft.com/office/word/2016/wordml/cid" xmlns:w16="http://schemas.microsoft.com/office/word/2018/wordml" xmlns:w16sdtdh="http://schemas.microsoft.com/office/word/2020/wordml/sdtdatahash" xmlns:w16se="http://schemas.microsoft.com/office/word/2015/wordml/symex" xmlns:wpg="http://schemas.microsoft.com/office/word/2010/wordprocessingGroup" xmlns:wpi="http://schemas.microsoft.com/office/word/2010/wordprocessingInk" xmlns:wne="http://schemas.microsoft.com/office/word/2006/wordml" xmlns:wps="http://schemas.microsoft.com/office/word/2010/wordprocessingShape" mc:Ignorable="w14 w15 w16se w16cid w16 w16cex w16sdtdh wp14">
+<w:endnotes xmlns:wpc="http://schemas.microsoft.com/office/word/2010/wordprocessingCanvas" xmlns:cx="http://schemas.microsoft.com/office/drawing/2014/chartex" xmlns:cx1="http://schemas.microsoft.com/office/drawing/2015/9/8/chartex" xmlns:cx2="http://schemas.microsoft.com/office/drawing/2015/10/21/chartex" xmlns:cx3="http://schemas.microsoft.com/office/drawing/2016/5/9/chartex" xmlns:cx4="http://schemas.microsoft.com/office/drawing/2016/5/10/chartex" xmlns:cx5="http://schemas.microsoft.com/office/drawing/2016/5/11/chartex" xmlns:cx6="http://schemas.microsoft.com/office/drawing/2016/5/12/chartex" xmlns:cx7="http://schemas.microsoft.com/office/drawing/2016/5/13/chartex" xmlns:cx8="http://schemas.microsoft.com/office/drawing/2016/5/14/chartex" xmlns:mc="http://schemas.openxmlformats.org/markup-compatibility/2006" xmlns:aink="http://schemas.microsoft.com/office/drawing/2016/ink" xmlns:am3d="http://schemas.microsoft.com/office/drawing/2017/model3d" xmlns:o="urn:schemas-microsoft-com:office:office" xmlns:oel="http://schemas.microsoft.com/office/2019/extlst" xmlns:r="http://schemas.openxmlformats.org/officeDocument/2006/relationships" xmlns:m="http://schemas.openxmlformats.org/officeDocument/2006/math" xmlns:v="urn:schemas-microsoft-com:vml" xmlns:wp14="http://schemas.microsoft.com/office/word/2010/wordprocessingDrawing" xmlns:wp="http://schemas.openxmlformats.org/drawingml/2006/wordprocessingDrawing" xmlns:w10="urn:schemas-microsoft-com:office:word" xmlns:w="http://schemas.openxmlformats.org/wordprocessingml/2006/main" xmlns:w14="http://schemas.microsoft.com/office/word/2010/wordml" xmlns:w15="http://schemas.microsoft.com/office/word/2012/wordml" xmlns:w16cex="http://schemas.microsoft.com/office/word/2018/wordml/cex" xmlns:w16cid="http://schemas.microsoft.com/office/word/2016/wordml/cid" xmlns:w16="http://schemas.microsoft.com/office/word/2018/wordml" xmlns:w16du="http://schemas.microsoft.com/office/word/2023/wordml/word16du" xmlns:w16sdtdh="http://schemas.microsoft.com/office/word/2020/wordml/sdtdatahash" xmlns:w16sdtfl="http://schemas.microsoft.com/office/word/2024/wordml/sdtformatlock" xmlns:w16se="http://schemas.microsoft.com/office/word/2015/wordml/symex" xmlns:wpg="http://schemas.microsoft.com/office/word/2010/wordprocessingGroup" xmlns:wpi="http://schemas.microsoft.com/office/word/2010/wordprocessingInk" xmlns:wne="http://schemas.microsoft.com/office/word/2006/wordml" xmlns:wps="http://schemas.microsoft.com/office/word/2010/wordprocessingShape" mc:Ignorable="w14 w15 w16se w16cid w16 w16cex w16sdtdh w16sdtfl w16du wp14">
   <w:endnote w:type="separator" w:id="-1">
     <w:p>
       <w:r>
@@ -3228,7 +2310,7 @@
 </file>
 
 <file path=word/footer1.xml><?xml version="1.0" encoding="utf-8"?>
-<w:ftr xmlns:wpc="http://schemas.microsoft.com/office/word/2010/wordprocessingCanvas" xmlns:cx="http://schemas.microsoft.com/office/drawing/2014/chartex" xmlns:cx1="http://schemas.microsoft.com/office/drawing/2015/9/8/chartex" xmlns:cx2="http://schemas.microsoft.com/office/drawing/2015/10/21/chartex" xmlns:cx3="http://schemas.microsoft.com/office/drawing/2016/5/9/chartex" xmlns:cx4="http://schemas.microsoft.com/office/drawing/2016/5/10/chartex" xmlns:cx5="http://schemas.microsoft.com/office/drawing/2016/5/11/chartex" xmlns:cx6="http://schemas.microsoft.com/office/drawing/2016/5/12/chartex" xmlns:cx7="http://schemas.microsoft.com/office/drawing/2016/5/13/chartex" xmlns:cx8="http://schemas.microsoft.com/office/drawing/2016/5/14/chartex" xmlns:mc="http://schemas.openxmlformats.org/markup-compatibility/2006" xmlns:aink="http://schemas.microsoft.com/office/drawing/2016/ink" xmlns:am3d="http://schemas.microsoft.com/office/drawing/2017/model3d" xmlns:o="urn:schemas-microsoft-com:office:office" xmlns:oel="http://schemas.microsoft.com/office/2019/extlst" xmlns:r="http://schemas.openxmlformats.org/officeDocument/2006/relationships" xmlns:m="http://schemas.openxmlformats.org/officeDocument/2006/math" xmlns:v="urn:schemas-microsoft-com:vml" xmlns:wp14="http://schemas.microsoft.com/office/word/2010/wordprocessingDrawing" xmlns:wp="http://schemas.openxmlformats.org/drawingml/2006/wordprocessingDrawing" xmlns:w10="urn:schemas-microsoft-com:office:word" xmlns:w="http://schemas.openxmlformats.org/wordprocessingml/2006/main" xmlns:w14="http://schemas.microsoft.com/office/word/2010/wordml" xmlns:w15="http://schemas.microsoft.com/office/word/2012/wordml" xmlns:w16cex="http://schemas.microsoft.com/office/word/2018/wordml/cex" xmlns:w16cid="http://schemas.microsoft.com/office/word/2016/wordml/cid" xmlns:w16="http://schemas.microsoft.com/office/word/2018/wordml" xmlns:w16sdtdh="http://schemas.microsoft.com/office/word/2020/wordml/sdtdatahash" xmlns:w16se="http://schemas.microsoft.com/office/word/2015/wordml/symex" xmlns:wpg="http://schemas.microsoft.com/office/word/2010/wordprocessingGroup" xmlns:wpi="http://schemas.microsoft.com/office/word/2010/wordprocessingInk" xmlns:wne="http://schemas.microsoft.com/office/word/2006/wordml" xmlns:wps="http://schemas.microsoft.com/office/word/2010/wordprocessingShape" mc:Ignorable="w14 w15 w16se w16cid w16 w16cex w16sdtdh wp14">
+<w:ftr xmlns:wpc="http://schemas.microsoft.com/office/word/2010/wordprocessingCanvas" xmlns:cx="http://schemas.microsoft.com/office/drawing/2014/chartex" xmlns:cx1="http://schemas.microsoft.com/office/drawing/2015/9/8/chartex" xmlns:cx2="http://schemas.microsoft.com/office/drawing/2015/10/21/chartex" xmlns:cx3="http://schemas.microsoft.com/office/drawing/2016/5/9/chartex" xmlns:cx4="http://schemas.microsoft.com/office/drawing/2016/5/10/chartex" xmlns:cx5="http://schemas.microsoft.com/office/drawing/2016/5/11/chartex" xmlns:cx6="http://schemas.microsoft.com/office/drawing/2016/5/12/chartex" xmlns:cx7="http://schemas.microsoft.com/office/drawing/2016/5/13/chartex" xmlns:cx8="http://schemas.microsoft.com/office/drawing/2016/5/14/chartex" xmlns:mc="http://schemas.openxmlformats.org/markup-compatibility/2006" xmlns:aink="http://schemas.microsoft.com/office/drawing/2016/ink" xmlns:am3d="http://schemas.microsoft.com/office/drawing/2017/model3d" xmlns:o="urn:schemas-microsoft-com:office:office" xmlns:oel="http://schemas.microsoft.com/office/2019/extlst" xmlns:r="http://schemas.openxmlformats.org/officeDocument/2006/relationships" xmlns:m="http://schemas.openxmlformats.org/officeDocument/2006/math" xmlns:v="urn:schemas-microsoft-com:vml" xmlns:wp14="http://schemas.microsoft.com/office/word/2010/wordprocessingDrawing" xmlns:wp="http://schemas.openxmlformats.org/drawingml/2006/wordprocessingDrawing" xmlns:w10="urn:schemas-microsoft-com:office:word" xmlns:w="http://schemas.openxmlformats.org/wordprocessingml/2006/main" xmlns:w14="http://schemas.microsoft.com/office/word/2010/wordml" xmlns:w15="http://schemas.microsoft.com/office/word/2012/wordml" xmlns:w16cex="http://schemas.microsoft.com/office/word/2018/wordml/cex" xmlns:w16cid="http://schemas.microsoft.com/office/word/2016/wordml/cid" xmlns:w16="http://schemas.microsoft.com/office/word/2018/wordml" xmlns:w16du="http://schemas.microsoft.com/office/word/2023/wordml/word16du" xmlns:w16sdtdh="http://schemas.microsoft.com/office/word/2020/wordml/sdtdatahash" xmlns:w16sdtfl="http://schemas.microsoft.com/office/word/2024/wordml/sdtformatlock" xmlns:w16se="http://schemas.microsoft.com/office/word/2015/wordml/symex" xmlns:wpg="http://schemas.microsoft.com/office/word/2010/wordprocessingGroup" xmlns:wpi="http://schemas.microsoft.com/office/word/2010/wordprocessingInk" xmlns:wne="http://schemas.microsoft.com/office/word/2006/wordml" xmlns:wps="http://schemas.microsoft.com/office/word/2010/wordprocessingShape" mc:Ignorable="w14 w15 w16se w16cid w16 w16cex w16sdtdh w16sdtfl w16du wp14">
   <w:p>
     <w:pPr>
       <w:pStyle w:val="Footer"/>
@@ -3238,7 +2320,7 @@
 </file>
 
 <file path=word/footer2.xml><?xml version="1.0" encoding="utf-8"?>
-<w:ftr xmlns:wpc="http://schemas.microsoft.com/office/word/2010/wordprocessingCanvas" xmlns:cx="http://schemas.microsoft.com/office/drawing/2014/chartex" xmlns:cx1="http://schemas.microsoft.com/office/drawing/2015/9/8/chartex" xmlns:cx2="http://schemas.microsoft.com/office/drawing/2015/10/21/chartex" xmlns:cx3="http://schemas.microsoft.com/office/drawing/2016/5/9/chartex" xmlns:cx4="http://schemas.microsoft.com/office/drawing/2016/5/10/chartex" xmlns:cx5="http://schemas.microsoft.com/office/drawing/2016/5/11/chartex" xmlns:cx6="http://schemas.microsoft.com/office/drawing/2016/5/12/chartex" xmlns:cx7="http://schemas.microsoft.com/office/drawing/2016/5/13/chartex" xmlns:cx8="http://schemas.microsoft.com/office/drawing/2016/5/14/chartex" xmlns:mc="http://schemas.openxmlformats.org/markup-compatibility/2006" xmlns:aink="http://schemas.microsoft.com/office/drawing/2016/ink" xmlns:am3d="http://schemas.microsoft.com/office/drawing/2017/model3d" xmlns:o="urn:schemas-microsoft-com:office:office" xmlns:oel="http://schemas.microsoft.com/office/2019/extlst" xmlns:r="http://schemas.openxmlformats.org/officeDocument/2006/relationships" xmlns:m="http://schemas.openxmlformats.org/officeDocument/2006/math" xmlns:v="urn:schemas-microsoft-com:vml" xmlns:wp14="http://schemas.microsoft.com/office/word/2010/wordprocessingDrawing" xmlns:wp="http://schemas.openxmlformats.org/drawingml/2006/wordprocessingDrawing" xmlns:w10="urn:schemas-microsoft-com:office:word" xmlns:w="http://schemas.openxmlformats.org/wordprocessingml/2006/main" xmlns:w14="http://schemas.microsoft.com/office/word/2010/wordml" xmlns:w15="http://schemas.microsoft.com/office/word/2012/wordml" xmlns:w16cex="http://schemas.microsoft.com/office/word/2018/wordml/cex" xmlns:w16cid="http://schemas.microsoft.com/office/word/2016/wordml/cid" xmlns:w16="http://schemas.microsoft.com/office/word/2018/wordml" xmlns:w16sdtdh="http://schemas.microsoft.com/office/word/2020/wordml/sdtdatahash" xmlns:w16se="http://schemas.microsoft.com/office/word/2015/wordml/symex" xmlns:wpg="http://schemas.microsoft.com/office/word/2010/wordprocessingGroup" xmlns:wpi="http://schemas.microsoft.com/office/word/2010/wordprocessingInk" xmlns:wne="http://schemas.microsoft.com/office/word/2006/wordml" xmlns:wps="http://schemas.microsoft.com/office/word/2010/wordprocessingShape" mc:Ignorable="w14 w15 w16se w16cid w16 w16cex w16sdtdh wp14">
+<w:ftr xmlns:wpc="http://schemas.microsoft.com/office/word/2010/wordprocessingCanvas" xmlns:cx="http://schemas.microsoft.com/office/drawing/2014/chartex" xmlns:cx1="http://schemas.microsoft.com/office/drawing/2015/9/8/chartex" xmlns:cx2="http://schemas.microsoft.com/office/drawing/2015/10/21/chartex" xmlns:cx3="http://schemas.microsoft.com/office/drawing/2016/5/9/chartex" xmlns:cx4="http://schemas.microsoft.com/office/drawing/2016/5/10/chartex" xmlns:cx5="http://schemas.microsoft.com/office/drawing/2016/5/11/chartex" xmlns:cx6="http://schemas.microsoft.com/office/drawing/2016/5/12/chartex" xmlns:cx7="http://schemas.microsoft.com/office/drawing/2016/5/13/chartex" xmlns:cx8="http://schemas.microsoft.com/office/drawing/2016/5/14/chartex" xmlns:mc="http://schemas.openxmlformats.org/markup-compatibility/2006" xmlns:aink="http://schemas.microsoft.com/office/drawing/2016/ink" xmlns:am3d="http://schemas.microsoft.com/office/drawing/2017/model3d" xmlns:o="urn:schemas-microsoft-com:office:office" xmlns:oel="http://schemas.microsoft.com/office/2019/extlst" xmlns:r="http://schemas.openxmlformats.org/officeDocument/2006/relationships" xmlns:m="http://schemas.openxmlformats.org/officeDocument/2006/math" xmlns:v="urn:schemas-microsoft-com:vml" xmlns:wp14="http://schemas.microsoft.com/office/word/2010/wordprocessingDrawing" xmlns:wp="http://schemas.openxmlformats.org/drawingml/2006/wordprocessingDrawing" xmlns:w10="urn:schemas-microsoft-com:office:word" xmlns:w="http://schemas.openxmlformats.org/wordprocessingml/2006/main" xmlns:w14="http://schemas.microsoft.com/office/word/2010/wordml" xmlns:w15="http://schemas.microsoft.com/office/word/2012/wordml" xmlns:w16cex="http://schemas.microsoft.com/office/word/2018/wordml/cex" xmlns:w16cid="http://schemas.microsoft.com/office/word/2016/wordml/cid" xmlns:w16="http://schemas.microsoft.com/office/word/2018/wordml" xmlns:w16du="http://schemas.microsoft.com/office/word/2023/wordml/word16du" xmlns:w16sdtdh="http://schemas.microsoft.com/office/word/2020/wordml/sdtdatahash" xmlns:w16sdtfl="http://schemas.microsoft.com/office/word/2024/wordml/sdtformatlock" xmlns:w16se="http://schemas.microsoft.com/office/word/2015/wordml/symex" xmlns:wpg="http://schemas.microsoft.com/office/word/2010/wordprocessingGroup" xmlns:wpi="http://schemas.microsoft.com/office/word/2010/wordprocessingInk" xmlns:wne="http://schemas.microsoft.com/office/word/2006/wordml" xmlns:wps="http://schemas.microsoft.com/office/word/2010/wordprocessingShape" mc:Ignorable="w14 w15 w16se w16cid w16 w16cex w16sdtdh w16sdtfl w16du wp14">
   <w:p>
     <w:pPr>
       <w:pStyle w:val="Footer"/>
@@ -3312,7 +2394,7 @@
 </file>
 
 <file path=word/footer3.xml><?xml version="1.0" encoding="utf-8"?>
-<w:ftr xmlns:wpc="http://schemas.microsoft.com/office/word/2010/wordprocessingCanvas" xmlns:cx="http://schemas.microsoft.com/office/drawing/2014/chartex" xmlns:cx1="http://schemas.microsoft.com/office/drawing/2015/9/8/chartex" xmlns:cx2="http://schemas.microsoft.com/office/drawing/2015/10/21/chartex" xmlns:cx3="http://schemas.microsoft.com/office/drawing/2016/5/9/chartex" xmlns:cx4="http://schemas.microsoft.com/office/drawing/2016/5/10/chartex" xmlns:cx5="http://schemas.microsoft.com/office/drawing/2016/5/11/chartex" xmlns:cx6="http://schemas.microsoft.com/office/drawing/2016/5/12/chartex" xmlns:cx7="http://schemas.microsoft.com/office/drawing/2016/5/13/chartex" xmlns:cx8="http://schemas.microsoft.com/office/drawing/2016/5/14/chartex" xmlns:mc="http://schemas.openxmlformats.org/markup-compatibility/2006" xmlns:aink="http://schemas.microsoft.com/office/drawing/2016/ink" xmlns:am3d="http://schemas.microsoft.com/office/drawing/2017/model3d" xmlns:o="urn:schemas-microsoft-com:office:office" xmlns:oel="http://schemas.microsoft.com/office/2019/extlst" xmlns:r="http://schemas.openxmlformats.org/officeDocument/2006/relationships" xmlns:m="http://schemas.openxmlformats.org/officeDocument/2006/math" xmlns:v="urn:schemas-microsoft-com:vml" xmlns:wp14="http://schemas.microsoft.com/office/word/2010/wordprocessingDrawing" xmlns:wp="http://schemas.openxmlformats.org/drawingml/2006/wordprocessingDrawing" xmlns:w10="urn:schemas-microsoft-com:office:word" xmlns:w="http://schemas.openxmlformats.org/wordprocessingml/2006/main" xmlns:w14="http://schemas.microsoft.com/office/word/2010/wordml" xmlns:w15="http://schemas.microsoft.com/office/word/2012/wordml" xmlns:w16cex="http://schemas.microsoft.com/office/word/2018/wordml/cex" xmlns:w16cid="http://schemas.microsoft.com/office/word/2016/wordml/cid" xmlns:w16="http://schemas.microsoft.com/office/word/2018/wordml" xmlns:w16sdtdh="http://schemas.microsoft.com/office/word/2020/wordml/sdtdatahash" xmlns:w16se="http://schemas.microsoft.com/office/word/2015/wordml/symex" xmlns:wpg="http://schemas.microsoft.com/office/word/2010/wordprocessingGroup" xmlns:wpi="http://schemas.microsoft.com/office/word/2010/wordprocessingInk" xmlns:wne="http://schemas.microsoft.com/office/word/2006/wordml" xmlns:wps="http://schemas.microsoft.com/office/word/2010/wordprocessingShape" mc:Ignorable="w14 w15 w16se w16cid w16 w16cex w16sdtdh wp14">
+<w:ftr xmlns:wpc="http://schemas.microsoft.com/office/word/2010/wordprocessingCanvas" xmlns:cx="http://schemas.microsoft.com/office/drawing/2014/chartex" xmlns:cx1="http://schemas.microsoft.com/office/drawing/2015/9/8/chartex" xmlns:cx2="http://schemas.microsoft.com/office/drawing/2015/10/21/chartex" xmlns:cx3="http://schemas.microsoft.com/office/drawing/2016/5/9/chartex" xmlns:cx4="http://schemas.microsoft.com/office/drawing/2016/5/10/chartex" xmlns:cx5="http://schemas.microsoft.com/office/drawing/2016/5/11/chartex" xmlns:cx6="http://schemas.microsoft.com/office/drawing/2016/5/12/chartex" xmlns:cx7="http://schemas.microsoft.com/office/drawing/2016/5/13/chartex" xmlns:cx8="http://schemas.microsoft.com/office/drawing/2016/5/14/chartex" xmlns:mc="http://schemas.openxmlformats.org/markup-compatibility/2006" xmlns:aink="http://schemas.microsoft.com/office/drawing/2016/ink" xmlns:am3d="http://schemas.microsoft.com/office/drawing/2017/model3d" xmlns:o="urn:schemas-microsoft-com:office:office" xmlns:oel="http://schemas.microsoft.com/office/2019/extlst" xmlns:r="http://schemas.openxmlformats.org/officeDocument/2006/relationships" xmlns:m="http://schemas.openxmlformats.org/officeDocument/2006/math" xmlns:v="urn:schemas-microsoft-com:vml" xmlns:wp14="http://schemas.microsoft.com/office/word/2010/wordprocessingDrawing" xmlns:wp="http://schemas.openxmlformats.org/drawingml/2006/wordprocessingDrawing" xmlns:w10="urn:schemas-microsoft-com:office:word" xmlns:w="http://schemas.openxmlformats.org/wordprocessingml/2006/main" xmlns:w14="http://schemas.microsoft.com/office/word/2010/wordml" xmlns:w15="http://schemas.microsoft.com/office/word/2012/wordml" xmlns:w16cex="http://schemas.microsoft.com/office/word/2018/wordml/cex" xmlns:w16cid="http://schemas.microsoft.com/office/word/2016/wordml/cid" xmlns:w16="http://schemas.microsoft.com/office/word/2018/wordml" xmlns:w16du="http://schemas.microsoft.com/office/word/2023/wordml/word16du" xmlns:w16sdtdh="http://schemas.microsoft.com/office/word/2020/wordml/sdtdatahash" xmlns:w16sdtfl="http://schemas.microsoft.com/office/word/2024/wordml/sdtformatlock" xmlns:w16se="http://schemas.microsoft.com/office/word/2015/wordml/symex" xmlns:wpg="http://schemas.microsoft.com/office/word/2010/wordprocessingGroup" xmlns:wpi="http://schemas.microsoft.com/office/word/2010/wordprocessingInk" xmlns:wne="http://schemas.microsoft.com/office/word/2006/wordml" xmlns:wps="http://schemas.microsoft.com/office/word/2010/wordprocessingShape" mc:Ignorable="w14 w15 w16se w16cid w16 w16cex w16sdtdh w16sdtfl w16du wp14">
   <w:p>
     <w:pPr>
       <w:pStyle w:val="Footer"/>
@@ -3322,7 +2404,7 @@
 </file>
 
 <file path=word/footnotes.xml><?xml version="1.0" encoding="utf-8"?>
-<w:footnotes xmlns:wpc="http://schemas.microsoft.com/office/word/2010/wordprocessingCanvas" xmlns:cx="http://schemas.microsoft.com/office/drawing/2014/chartex" xmlns:cx1="http://schemas.microsoft.com/office/drawing/2015/9/8/chartex" xmlns:cx2="http://schemas.microsoft.com/office/drawing/2015/10/21/chartex" xmlns:cx3="http://schemas.microsoft.com/office/drawing/2016/5/9/chartex" xmlns:cx4="http://schemas.microsoft.com/office/drawing/2016/5/10/chartex" xmlns:cx5="http://schemas.microsoft.com/office/drawing/2016/5/11/chartex" xmlns:cx6="http://schemas.microsoft.com/office/drawing/2016/5/12/chartex" xmlns:cx7="http://schemas.microsoft.com/office/drawing/2016/5/13/chartex" xmlns:cx8="http://schemas.microsoft.com/office/drawing/2016/5/14/chartex" xmlns:mc="http://schemas.openxmlformats.org/markup-compatibility/2006" xmlns:aink="http://schemas.microsoft.com/office/drawing/2016/ink" xmlns:am3d="http://schemas.microsoft.com/office/drawing/2017/model3d" xmlns:o="urn:schemas-microsoft-com:office:office" xmlns:oel="http://schemas.microsoft.com/office/2019/extlst" xmlns:r="http://schemas.openxmlformats.org/officeDocument/2006/relationships" xmlns:m="http://schemas.openxmlformats.org/officeDocument/2006/math" xmlns:v="urn:schemas-microsoft-com:vml" xmlns:wp14="http://schemas.microsoft.com/office/word/2010/wordprocessingDrawing" xmlns:wp="http://schemas.openxmlformats.org/drawingml/2006/wordprocessingDrawing" xmlns:w10="urn:schemas-microsoft-com:office:word" xmlns:w="http://schemas.openxmlformats.org/wordprocessingml/2006/main" xmlns:w14="http://schemas.microsoft.com/office/word/2010/wordml" xmlns:w15="http://schemas.microsoft.com/office/word/2012/wordml" xmlns:w16cex="http://schemas.microsoft.com/office/word/2018/wordml/cex" xmlns:w16cid="http://schemas.microsoft.com/office/word/2016/wordml/cid" xmlns:w16="http://schemas.microsoft.com/office/word/2018/wordml" xmlns:w16sdtdh="http://schemas.microsoft.com/office/word/2020/wordml/sdtdatahash" xmlns:w16se="http://schemas.microsoft.com/office/word/2015/wordml/symex" xmlns:wpg="http://schemas.microsoft.com/office/word/2010/wordprocessingGroup" xmlns:wpi="http://schemas.microsoft.com/office/word/2010/wordprocessingInk" xmlns:wne="http://schemas.microsoft.com/office/word/2006/wordml" xmlns:wps="http://schemas.microsoft.com/office/word/2010/wordprocessingShape" mc:Ignorable="w14 w15 w16se w16cid w16 w16cex w16sdtdh wp14">
+<w:footnotes xmlns:wpc="http://schemas.microsoft.com/office/word/2010/wordprocessingCanvas" xmlns:cx="http://schemas.microsoft.com/office/drawing/2014/chartex" xmlns:cx1="http://schemas.microsoft.com/office/drawing/2015/9/8/chartex" xmlns:cx2="http://schemas.microsoft.com/office/drawing/2015/10/21/chartex" xmlns:cx3="http://schemas.microsoft.com/office/drawing/2016/5/9/chartex" xmlns:cx4="http://schemas.microsoft.com/office/drawing/2016/5/10/chartex" xmlns:cx5="http://schemas.microsoft.com/office/drawing/2016/5/11/chartex" xmlns:cx6="http://schemas.microsoft.com/office/drawing/2016/5/12/chartex" xmlns:cx7="http://schemas.microsoft.com/office/drawing/2016/5/13/chartex" xmlns:cx8="http://schemas.microsoft.com/office/drawing/2016/5/14/chartex" xmlns:mc="http://schemas.openxmlformats.org/markup-compatibility/2006" xmlns:aink="http://schemas.microsoft.com/office/drawing/2016/ink" xmlns:am3d="http://schemas.microsoft.com/office/drawing/2017/model3d" xmlns:o="urn:schemas-microsoft-com:office:office" xmlns:oel="http://schemas.microsoft.com/office/2019/extlst" xmlns:r="http://schemas.openxmlformats.org/officeDocument/2006/relationships" xmlns:m="http://schemas.openxmlformats.org/officeDocument/2006/math" xmlns:v="urn:schemas-microsoft-com:vml" xmlns:wp14="http://schemas.microsoft.com/office/word/2010/wordprocessingDrawing" xmlns:wp="http://schemas.openxmlformats.org/drawingml/2006/wordprocessingDrawing" xmlns:w10="urn:schemas-microsoft-com:office:word" xmlns:w="http://schemas.openxmlformats.org/wordprocessingml/2006/main" xmlns:w14="http://schemas.microsoft.com/office/word/2010/wordml" xmlns:w15="http://schemas.microsoft.com/office/word/2012/wordml" xmlns:w16cex="http://schemas.microsoft.com/office/word/2018/wordml/cex" xmlns:w16cid="http://schemas.microsoft.com/office/word/2016/wordml/cid" xmlns:w16="http://schemas.microsoft.com/office/word/2018/wordml" xmlns:w16du="http://schemas.microsoft.com/office/word/2023/wordml/word16du" xmlns:w16sdtdh="http://schemas.microsoft.com/office/word/2020/wordml/sdtdatahash" xmlns:w16sdtfl="http://schemas.microsoft.com/office/word/2024/wordml/sdtformatlock" xmlns:w16se="http://schemas.microsoft.com/office/word/2015/wordml/symex" xmlns:wpg="http://schemas.microsoft.com/office/word/2010/wordprocessingGroup" xmlns:wpi="http://schemas.microsoft.com/office/word/2010/wordprocessingInk" xmlns:wne="http://schemas.microsoft.com/office/word/2006/wordml" xmlns:wps="http://schemas.microsoft.com/office/word/2010/wordprocessingShape" mc:Ignorable="w14 w15 w16se w16cid w16 w16cex w16sdtdh w16sdtfl w16du wp14">
   <w:footnote w:type="separator" w:id="-1">
     <w:p>
       <w:r>
@@ -3341,7 +2423,7 @@
 </file>
 
 <file path=word/header1.xml><?xml version="1.0" encoding="utf-8"?>
-<w:hdr xmlns:wpc="http://schemas.microsoft.com/office/word/2010/wordprocessingCanvas" xmlns:cx="http://schemas.microsoft.com/office/drawing/2014/chartex" xmlns:cx1="http://schemas.microsoft.com/office/drawing/2015/9/8/chartex" xmlns:cx2="http://schemas.microsoft.com/office/drawing/2015/10/21/chartex" xmlns:cx3="http://schemas.microsoft.com/office/drawing/2016/5/9/chartex" xmlns:cx4="http://schemas.microsoft.com/office/drawing/2016/5/10/chartex" xmlns:cx5="http://schemas.microsoft.com/office/drawing/2016/5/11/chartex" xmlns:cx6="http://schemas.microsoft.com/office/drawing/2016/5/12/chartex" xmlns:cx7="http://schemas.microsoft.com/office/drawing/2016/5/13/chartex" xmlns:cx8="http://schemas.microsoft.com/office/drawing/2016/5/14/chartex" xmlns:mc="http://schemas.openxmlformats.org/markup-compatibility/2006" xmlns:aink="http://schemas.microsoft.com/office/drawing/2016/ink" xmlns:am3d="http://schemas.microsoft.com/office/drawing/2017/model3d" xmlns:o="urn:schemas-microsoft-com:office:office" xmlns:oel="http://schemas.microsoft.com/office/2019/extlst" xmlns:r="http://schemas.openxmlformats.org/officeDocument/2006/relationships" xmlns:m="http://schemas.openxmlformats.org/officeDocument/2006/math" xmlns:v="urn:schemas-microsoft-com:vml" xmlns:wp14="http://schemas.microsoft.com/office/word/2010/wordprocessingDrawing" xmlns:wp="http://schemas.openxmlformats.org/drawingml/2006/wordprocessingDrawing" xmlns:w10="urn:schemas-microsoft-com:office:word" xmlns:w="http://schemas.openxmlformats.org/wordprocessingml/2006/main" xmlns:w14="http://schemas.microsoft.com/office/word/2010/wordml" xmlns:w15="http://schemas.microsoft.com/office/word/2012/wordml" xmlns:w16cex="http://schemas.microsoft.com/office/word/2018/wordml/cex" xmlns:w16cid="http://schemas.microsoft.com/office/word/2016/wordml/cid" xmlns:w16="http://schemas.microsoft.com/office/word/2018/wordml" xmlns:w16sdtdh="http://schemas.microsoft.com/office/word/2020/wordml/sdtdatahash" xmlns:w16se="http://schemas.microsoft.com/office/word/2015/wordml/symex" xmlns:wpg="http://schemas.microsoft.com/office/word/2010/wordprocessingGroup" xmlns:wpi="http://schemas.microsoft.com/office/word/2010/wordprocessingInk" xmlns:wne="http://schemas.microsoft.com/office/word/2006/wordml" xmlns:wps="http://schemas.microsoft.com/office/word/2010/wordprocessingShape" mc:Ignorable="w14 w15 w16se w16cid w16 w16cex w16sdtdh wp14">
+<w:hdr xmlns:wpc="http://schemas.microsoft.com/office/word/2010/wordprocessingCanvas" xmlns:cx="http://schemas.microsoft.com/office/drawing/2014/chartex" xmlns:cx1="http://schemas.microsoft.com/office/drawing/2015/9/8/chartex" xmlns:cx2="http://schemas.microsoft.com/office/drawing/2015/10/21/chartex" xmlns:cx3="http://schemas.microsoft.com/office/drawing/2016/5/9/chartex" xmlns:cx4="http://schemas.microsoft.com/office/drawing/2016/5/10/chartex" xmlns:cx5="http://schemas.microsoft.com/office/drawing/2016/5/11/chartex" xmlns:cx6="http://schemas.microsoft.com/office/drawing/2016/5/12/chartex" xmlns:cx7="http://schemas.microsoft.com/office/drawing/2016/5/13/chartex" xmlns:cx8="http://schemas.microsoft.com/office/drawing/2016/5/14/chartex" xmlns:mc="http://schemas.openxmlformats.org/markup-compatibility/2006" xmlns:aink="http://schemas.microsoft.com/office/drawing/2016/ink" xmlns:am3d="http://schemas.microsoft.com/office/drawing/2017/model3d" xmlns:o="urn:schemas-microsoft-com:office:office" xmlns:oel="http://schemas.microsoft.com/office/2019/extlst" xmlns:r="http://schemas.openxmlformats.org/officeDocument/2006/relationships" xmlns:m="http://schemas.openxmlformats.org/officeDocument/2006/math" xmlns:v="urn:schemas-microsoft-com:vml" xmlns:wp14="http://schemas.microsoft.com/office/word/2010/wordprocessingDrawing" xmlns:wp="http://schemas.openxmlformats.org/drawingml/2006/wordprocessingDrawing" xmlns:w10="urn:schemas-microsoft-com:office:word" xmlns:w="http://schemas.openxmlformats.org/wordprocessingml/2006/main" xmlns:w14="http://schemas.microsoft.com/office/word/2010/wordml" xmlns:w15="http://schemas.microsoft.com/office/word/2012/wordml" xmlns:w16cex="http://schemas.microsoft.com/office/word/2018/wordml/cex" xmlns:w16cid="http://schemas.microsoft.com/office/word/2016/wordml/cid" xmlns:w16="http://schemas.microsoft.com/office/word/2018/wordml" xmlns:w16du="http://schemas.microsoft.com/office/word/2023/wordml/word16du" xmlns:w16sdtdh="http://schemas.microsoft.com/office/word/2020/wordml/sdtdatahash" xmlns:w16sdtfl="http://schemas.microsoft.com/office/word/2024/wordml/sdtformatlock" xmlns:w16se="http://schemas.microsoft.com/office/word/2015/wordml/symex" xmlns:wpg="http://schemas.microsoft.com/office/word/2010/wordprocessingGroup" xmlns:wpi="http://schemas.microsoft.com/office/word/2010/wordprocessingInk" xmlns:wne="http://schemas.microsoft.com/office/word/2006/wordml" xmlns:wps="http://schemas.microsoft.com/office/word/2010/wordprocessingShape" mc:Ignorable="w14 w15 w16se w16cid w16 w16cex w16sdtdh w16sdtfl w16du wp14">
   <w:p>
     <w:pPr>
       <w:pStyle w:val="Header"/>
@@ -3351,7 +2433,7 @@
 </file>
 
 <file path=word/header2.xml><?xml version="1.0" encoding="utf-8"?>
-<w:hdr xmlns:wpc="http://schemas.microsoft.com/office/word/2010/wordprocessingCanvas" xmlns:cx="http://schemas.microsoft.com/office/drawing/2014/chartex" xmlns:cx1="http://schemas.microsoft.com/office/drawing/2015/9/8/chartex" xmlns:cx2="http://schemas.microsoft.com/office/drawing/2015/10/21/chartex" xmlns:cx3="http://schemas.microsoft.com/office/drawing/2016/5/9/chartex" xmlns:cx4="http://schemas.microsoft.com/office/drawing/2016/5/10/chartex" xmlns:cx5="http://schemas.microsoft.com/office/drawing/2016/5/11/chartex" xmlns:cx6="http://schemas.microsoft.com/office/drawing/2016/5/12/chartex" xmlns:cx7="http://schemas.microsoft.com/office/drawing/2016/5/13/chartex" xmlns:cx8="http://schemas.microsoft.com/office/drawing/2016/5/14/chartex" xmlns:mc="http://schemas.openxmlformats.org/markup-compatibility/2006" xmlns:aink="http://schemas.microsoft.com/office/drawing/2016/ink" xmlns:am3d="http://schemas.microsoft.com/office/drawing/2017/model3d" xmlns:o="urn:schemas-microsoft-com:office:office" xmlns:oel="http://schemas.microsoft.com/office/2019/extlst" xmlns:r="http://schemas.openxmlformats.org/officeDocument/2006/relationships" xmlns:m="http://schemas.openxmlformats.org/officeDocument/2006/math" xmlns:v="urn:schemas-microsoft-com:vml" xmlns:wp14="http://schemas.microsoft.com/office/word/2010/wordprocessingDrawing" xmlns:wp="http://schemas.openxmlformats.org/drawingml/2006/wordprocessingDrawing" xmlns:w10="urn:schemas-microsoft-com:office:word" xmlns:w="http://schemas.openxmlformats.org/wordprocessingml/2006/main" xmlns:w14="http://schemas.microsoft.com/office/word/2010/wordml" xmlns:w15="http://schemas.microsoft.com/office/word/2012/wordml" xmlns:w16cex="http://schemas.microsoft.com/office/word/2018/wordml/cex" xmlns:w16cid="http://schemas.microsoft.com/office/word/2016/wordml/cid" xmlns:w16="http://schemas.microsoft.com/office/word/2018/wordml" xmlns:w16sdtdh="http://schemas.microsoft.com/office/word/2020/wordml/sdtdatahash" xmlns:w16se="http://schemas.microsoft.com/office/word/2015/wordml/symex" xmlns:wpg="http://schemas.microsoft.com/office/word/2010/wordprocessingGroup" xmlns:wpi="http://schemas.microsoft.com/office/word/2010/wordprocessingInk" xmlns:wne="http://schemas.microsoft.com/office/word/2006/wordml" xmlns:wps="http://schemas.microsoft.com/office/word/2010/wordprocessingShape" mc:Ignorable="w14 w15 w16se w16cid w16 w16cex w16sdtdh wp14">
+<w:hdr xmlns:wpc="http://schemas.microsoft.com/office/word/2010/wordprocessingCanvas" xmlns:cx="http://schemas.microsoft.com/office/drawing/2014/chartex" xmlns:cx1="http://schemas.microsoft.com/office/drawing/2015/9/8/chartex" xmlns:cx2="http://schemas.microsoft.com/office/drawing/2015/10/21/chartex" xmlns:cx3="http://schemas.microsoft.com/office/drawing/2016/5/9/chartex" xmlns:cx4="http://schemas.microsoft.com/office/drawing/2016/5/10/chartex" xmlns:cx5="http://schemas.microsoft.com/office/drawing/2016/5/11/chartex" xmlns:cx6="http://schemas.microsoft.com/office/drawing/2016/5/12/chartex" xmlns:cx7="http://schemas.microsoft.com/office/drawing/2016/5/13/chartex" xmlns:cx8="http://schemas.microsoft.com/office/drawing/2016/5/14/chartex" xmlns:mc="http://schemas.openxmlformats.org/markup-compatibility/2006" xmlns:aink="http://schemas.microsoft.com/office/drawing/2016/ink" xmlns:am3d="http://schemas.microsoft.com/office/drawing/2017/model3d" xmlns:o="urn:schemas-microsoft-com:office:office" xmlns:oel="http://schemas.microsoft.com/office/2019/extlst" xmlns:r="http://schemas.openxmlformats.org/officeDocument/2006/relationships" xmlns:m="http://schemas.openxmlformats.org/officeDocument/2006/math" xmlns:v="urn:schemas-microsoft-com:vml" xmlns:wp14="http://schemas.microsoft.com/office/word/2010/wordprocessingDrawing" xmlns:wp="http://schemas.openxmlformats.org/drawingml/2006/wordprocessingDrawing" xmlns:w10="urn:schemas-microsoft-com:office:word" xmlns:w="http://schemas.openxmlformats.org/wordprocessingml/2006/main" xmlns:w14="http://schemas.microsoft.com/office/word/2010/wordml" xmlns:w15="http://schemas.microsoft.com/office/word/2012/wordml" xmlns:w16cex="http://schemas.microsoft.com/office/word/2018/wordml/cex" xmlns:w16cid="http://schemas.microsoft.com/office/word/2016/wordml/cid" xmlns:w16="http://schemas.microsoft.com/office/word/2018/wordml" xmlns:w16du="http://schemas.microsoft.com/office/word/2023/wordml/word16du" xmlns:w16sdtdh="http://schemas.microsoft.com/office/word/2020/wordml/sdtdatahash" xmlns:w16sdtfl="http://schemas.microsoft.com/office/word/2024/wordml/sdtformatlock" xmlns:w16se="http://schemas.microsoft.com/office/word/2015/wordml/symex" xmlns:wpg="http://schemas.microsoft.com/office/word/2010/wordprocessingGroup" xmlns:wpi="http://schemas.microsoft.com/office/word/2010/wordprocessingInk" xmlns:wne="http://schemas.microsoft.com/office/word/2006/wordml" xmlns:wps="http://schemas.microsoft.com/office/word/2010/wordprocessingShape" mc:Ignorable="w14 w15 w16se w16cid w16 w16cex w16sdtdh w16sdtfl w16du wp14">
   <w:tbl>
     <w:tblPr>
       <w:tblW w:w="10476" w:type="dxa"/>
@@ -3372,7 +2454,6 @@
       <w:tc>
         <w:tcPr>
           <w:tcW w:w="4986" w:type="dxa"/>
-          <w:shd w:val="clear" w:color="auto" w:fill="auto"/>
         </w:tcPr>
         <w:p>
           <w:pPr>
@@ -3417,7 +2498,6 @@
       <w:tc>
         <w:tcPr>
           <w:tcW w:w="1620" w:type="dxa"/>
-          <w:shd w:val="clear" w:color="auto" w:fill="auto"/>
         </w:tcPr>
         <w:p>
           <w:pPr>
@@ -3429,7 +2509,6 @@
       <w:tc>
         <w:tcPr>
           <w:tcW w:w="3870" w:type="dxa"/>
-          <w:shd w:val="clear" w:color="auto" w:fill="auto"/>
         </w:tcPr>
         <w:p>
           <w:pPr>
@@ -3508,7 +2587,7 @@
                       </a:ln>
                       <a:extLst>
                         <a:ext uri="{91240B29-F687-4f45-9708-019B960494DF}">
-                          <a14:hiddenLine xmlns:a14="http://schemas.microsoft.com/office/drawing/2010/main" xmlns:w="http://schemas.openxmlformats.org/wordprocessingml/2006/main" xmlns:w10="urn:schemas-microsoft-com:office:word" xmlns:v="urn:schemas-microsoft-com:vml" xmlns:o="urn:schemas-microsoft-com:office:office" xmlns:mv="urn:schemas-microsoft-com:mac:vml" xmlns:mo="http://schemas.microsoft.com/office/mac/office/2008/main" xmlns="" w="9525">
+                          <a14:hiddenLine xmlns="" xmlns:mo="http://schemas.microsoft.com/office/mac/office/2008/main" xmlns:mv="urn:schemas-microsoft-com:mac:vml" xmlns:o="urn:schemas-microsoft-com:office:office" xmlns:v="urn:schemas-microsoft-com:vml" xmlns:w10="urn:schemas-microsoft-com:office:word" xmlns:w="http://schemas.openxmlformats.org/wordprocessingml/2006/main" xmlns:a14="http://schemas.microsoft.com/office/drawing/2010/main" w="9525">
                             <a:solidFill>
                               <a:srgbClr val="000000"/>
                             </a:solidFill>
@@ -3538,7 +2617,6 @@
                             <w:tc>
                               <w:tcPr>
                                 <w:tcW w:w="8568" w:type="dxa"/>
-                                <w:shd w:val="clear" w:color="auto" w:fill="auto"/>
                               </w:tcPr>
                               <w:p>
                                 <w:pPr>
@@ -3686,7 +2764,6 @@
                       <w:tc>
                         <w:tcPr>
                           <w:tcW w:w="8568" w:type="dxa"/>
-                          <w:shd w:val="clear" w:color="auto" w:fill="auto"/>
                         </w:tcPr>
                         <w:p>
                           <w:pPr>
@@ -3808,7 +2885,7 @@
 </file>
 
 <file path=word/header3.xml><?xml version="1.0" encoding="utf-8"?>
-<w:hdr xmlns:wpc="http://schemas.microsoft.com/office/word/2010/wordprocessingCanvas" xmlns:cx="http://schemas.microsoft.com/office/drawing/2014/chartex" xmlns:cx1="http://schemas.microsoft.com/office/drawing/2015/9/8/chartex" xmlns:cx2="http://schemas.microsoft.com/office/drawing/2015/10/21/chartex" xmlns:cx3="http://schemas.microsoft.com/office/drawing/2016/5/9/chartex" xmlns:cx4="http://schemas.microsoft.com/office/drawing/2016/5/10/chartex" xmlns:cx5="http://schemas.microsoft.com/office/drawing/2016/5/11/chartex" xmlns:cx6="http://schemas.microsoft.com/office/drawing/2016/5/12/chartex" xmlns:cx7="http://schemas.microsoft.com/office/drawing/2016/5/13/chartex" xmlns:cx8="http://schemas.microsoft.com/office/drawing/2016/5/14/chartex" xmlns:mc="http://schemas.openxmlformats.org/markup-compatibility/2006" xmlns:aink="http://schemas.microsoft.com/office/drawing/2016/ink" xmlns:am3d="http://schemas.microsoft.com/office/drawing/2017/model3d" xmlns:o="urn:schemas-microsoft-com:office:office" xmlns:oel="http://schemas.microsoft.com/office/2019/extlst" xmlns:r="http://schemas.openxmlformats.org/officeDocument/2006/relationships" xmlns:m="http://schemas.openxmlformats.org/officeDocument/2006/math" xmlns:v="urn:schemas-microsoft-com:vml" xmlns:wp14="http://schemas.microsoft.com/office/word/2010/wordprocessingDrawing" xmlns:wp="http://schemas.openxmlformats.org/drawingml/2006/wordprocessingDrawing" xmlns:w10="urn:schemas-microsoft-com:office:word" xmlns:w="http://schemas.openxmlformats.org/wordprocessingml/2006/main" xmlns:w14="http://schemas.microsoft.com/office/word/2010/wordml" xmlns:w15="http://schemas.microsoft.com/office/word/2012/wordml" xmlns:w16cex="http://schemas.microsoft.com/office/word/2018/wordml/cex" xmlns:w16cid="http://schemas.microsoft.com/office/word/2016/wordml/cid" xmlns:w16="http://schemas.microsoft.com/office/word/2018/wordml" xmlns:w16sdtdh="http://schemas.microsoft.com/office/word/2020/wordml/sdtdatahash" xmlns:w16se="http://schemas.microsoft.com/office/word/2015/wordml/symex" xmlns:wpg="http://schemas.microsoft.com/office/word/2010/wordprocessingGroup" xmlns:wpi="http://schemas.microsoft.com/office/word/2010/wordprocessingInk" xmlns:wne="http://schemas.microsoft.com/office/word/2006/wordml" xmlns:wps="http://schemas.microsoft.com/office/word/2010/wordprocessingShape" mc:Ignorable="w14 w15 w16se w16cid w16 w16cex w16sdtdh wp14">
+<w:hdr xmlns:wpc="http://schemas.microsoft.com/office/word/2010/wordprocessingCanvas" xmlns:cx="http://schemas.microsoft.com/office/drawing/2014/chartex" xmlns:cx1="http://schemas.microsoft.com/office/drawing/2015/9/8/chartex" xmlns:cx2="http://schemas.microsoft.com/office/drawing/2015/10/21/chartex" xmlns:cx3="http://schemas.microsoft.com/office/drawing/2016/5/9/chartex" xmlns:cx4="http://schemas.microsoft.com/office/drawing/2016/5/10/chartex" xmlns:cx5="http://schemas.microsoft.com/office/drawing/2016/5/11/chartex" xmlns:cx6="http://schemas.microsoft.com/office/drawing/2016/5/12/chartex" xmlns:cx7="http://schemas.microsoft.com/office/drawing/2016/5/13/chartex" xmlns:cx8="http://schemas.microsoft.com/office/drawing/2016/5/14/chartex" xmlns:mc="http://schemas.openxmlformats.org/markup-compatibility/2006" xmlns:aink="http://schemas.microsoft.com/office/drawing/2016/ink" xmlns:am3d="http://schemas.microsoft.com/office/drawing/2017/model3d" xmlns:o="urn:schemas-microsoft-com:office:office" xmlns:oel="http://schemas.microsoft.com/office/2019/extlst" xmlns:r="http://schemas.openxmlformats.org/officeDocument/2006/relationships" xmlns:m="http://schemas.openxmlformats.org/officeDocument/2006/math" xmlns:v="urn:schemas-microsoft-com:vml" xmlns:wp14="http://schemas.microsoft.com/office/word/2010/wordprocessingDrawing" xmlns:wp="http://schemas.openxmlformats.org/drawingml/2006/wordprocessingDrawing" xmlns:w10="urn:schemas-microsoft-com:office:word" xmlns:w="http://schemas.openxmlformats.org/wordprocessingml/2006/main" xmlns:w14="http://schemas.microsoft.com/office/word/2010/wordml" xmlns:w15="http://schemas.microsoft.com/office/word/2012/wordml" xmlns:w16cex="http://schemas.microsoft.com/office/word/2018/wordml/cex" xmlns:w16cid="http://schemas.microsoft.com/office/word/2016/wordml/cid" xmlns:w16="http://schemas.microsoft.com/office/word/2018/wordml" xmlns:w16du="http://schemas.microsoft.com/office/word/2023/wordml/word16du" xmlns:w16sdtdh="http://schemas.microsoft.com/office/word/2020/wordml/sdtdatahash" xmlns:w16sdtfl="http://schemas.microsoft.com/office/word/2024/wordml/sdtformatlock" xmlns:w16se="http://schemas.microsoft.com/office/word/2015/wordml/symex" xmlns:wpg="http://schemas.microsoft.com/office/word/2010/wordprocessingGroup" xmlns:wpi="http://schemas.microsoft.com/office/word/2010/wordprocessingInk" xmlns:wne="http://schemas.microsoft.com/office/word/2006/wordml" xmlns:wps="http://schemas.microsoft.com/office/word/2010/wordprocessingShape" mc:Ignorable="w14 w15 w16se w16cid w16 w16cex w16sdtdh w16sdtfl w16du wp14">
   <w:p>
     <w:pPr>
       <w:pStyle w:val="Header"/>
@@ -3818,8 +2895,29 @@
 </file>
 
 <file path=word/numbering.xml><?xml version="1.0" encoding="utf-8"?>
-<w:numbering xmlns:wpc="http://schemas.microsoft.com/office/word/2010/wordprocessingCanvas" xmlns:cx="http://schemas.microsoft.com/office/drawing/2014/chartex" xmlns:cx1="http://schemas.microsoft.com/office/drawing/2015/9/8/chartex" xmlns:cx2="http://schemas.microsoft.com/office/drawing/2015/10/21/chartex" xmlns:cx3="http://schemas.microsoft.com/office/drawing/2016/5/9/chartex" xmlns:cx4="http://schemas.microsoft.com/office/drawing/2016/5/10/chartex" xmlns:cx5="http://schemas.microsoft.com/office/drawing/2016/5/11/chartex" xmlns:cx6="http://schemas.microsoft.com/office/drawing/2016/5/12/chartex" xmlns:cx7="http://schemas.microsoft.com/office/drawing/2016/5/13/chartex" xmlns:cx8="http://schemas.microsoft.com/office/drawing/2016/5/14/chartex" xmlns:mc="http://schemas.openxmlformats.org/markup-compatibility/2006" xmlns:aink="http://schemas.microsoft.com/office/drawing/2016/ink" xmlns:am3d="http://schemas.microsoft.com/office/drawing/2017/model3d" xmlns:o="urn:schemas-microsoft-com:office:office" xmlns:oel="http://schemas.microsoft.com/office/2019/extlst" xmlns:r="http://schemas.openxmlformats.org/officeDocument/2006/relationships" xmlns:m="http://schemas.openxmlformats.org/officeDocument/2006/math" xmlns:v="urn:schemas-microsoft-com:vml" xmlns:wp14="http://schemas.microsoft.com/office/word/2010/wordprocessingDrawing" xmlns:wp="http://schemas.openxmlformats.org/drawingml/2006/wordprocessingDrawing" xmlns:w10="urn:schemas-microsoft-com:office:word" xmlns:w="http://schemas.openxmlformats.org/wordprocessingml/2006/main" xmlns:w14="http://schemas.microsoft.com/office/word/2010/wordml" xmlns:w15="http://schemas.microsoft.com/office/word/2012/wordml" xmlns:w16cex="http://schemas.microsoft.com/office/word/2018/wordml/cex" xmlns:w16cid="http://schemas.microsoft.com/office/word/2016/wordml/cid" xmlns:w16="http://schemas.microsoft.com/office/word/2018/wordml" xmlns:w16sdtdh="http://schemas.microsoft.com/office/word/2020/wordml/sdtdatahash" xmlns:w16se="http://schemas.microsoft.com/office/word/2015/wordml/symex" xmlns:wpg="http://schemas.microsoft.com/office/word/2010/wordprocessingGroup" xmlns:wpi="http://schemas.microsoft.com/office/word/2010/wordprocessingInk" xmlns:wne="http://schemas.microsoft.com/office/word/2006/wordml" xmlns:wps="http://schemas.microsoft.com/office/word/2010/wordprocessingShape" mc:Ignorable="w14 w15 w16se w16cid w16 w16cex w16sdtdh wp14">
+<w:numbering xmlns:wpc="http://schemas.microsoft.com/office/word/2010/wordprocessingCanvas" xmlns:cx="http://schemas.microsoft.com/office/drawing/2014/chartex" xmlns:cx1="http://schemas.microsoft.com/office/drawing/2015/9/8/chartex" xmlns:cx2="http://schemas.microsoft.com/office/drawing/2015/10/21/chartex" xmlns:cx3="http://schemas.microsoft.com/office/drawing/2016/5/9/chartex" xmlns:cx4="http://schemas.microsoft.com/office/drawing/2016/5/10/chartex" xmlns:cx5="http://schemas.microsoft.com/office/drawing/2016/5/11/chartex" xmlns:cx6="http://schemas.microsoft.com/office/drawing/2016/5/12/chartex" xmlns:cx7="http://schemas.microsoft.com/office/drawing/2016/5/13/chartex" xmlns:cx8="http://schemas.microsoft.com/office/drawing/2016/5/14/chartex" xmlns:mc="http://schemas.openxmlformats.org/markup-compatibility/2006" xmlns:aink="http://schemas.microsoft.com/office/drawing/2016/ink" xmlns:am3d="http://schemas.microsoft.com/office/drawing/2017/model3d" xmlns:o="urn:schemas-microsoft-com:office:office" xmlns:oel="http://schemas.microsoft.com/office/2019/extlst" xmlns:r="http://schemas.openxmlformats.org/officeDocument/2006/relationships" xmlns:m="http://schemas.openxmlformats.org/officeDocument/2006/math" xmlns:v="urn:schemas-microsoft-com:vml" xmlns:wp14="http://schemas.microsoft.com/office/word/2010/wordprocessingDrawing" xmlns:wp="http://schemas.openxmlformats.org/drawingml/2006/wordprocessingDrawing" xmlns:w10="urn:schemas-microsoft-com:office:word" xmlns:w="http://schemas.openxmlformats.org/wordprocessingml/2006/main" xmlns:w14="http://schemas.microsoft.com/office/word/2010/wordml" xmlns:w15="http://schemas.microsoft.com/office/word/2012/wordml" xmlns:w16cex="http://schemas.microsoft.com/office/word/2018/wordml/cex" xmlns:w16cid="http://schemas.microsoft.com/office/word/2016/wordml/cid" xmlns:w16="http://schemas.microsoft.com/office/word/2018/wordml" xmlns:w16du="http://schemas.microsoft.com/office/word/2023/wordml/word16du" xmlns:w16sdtdh="http://schemas.microsoft.com/office/word/2020/wordml/sdtdatahash" xmlns:w16sdtfl="http://schemas.microsoft.com/office/word/2024/wordml/sdtformatlock" xmlns:w16se="http://schemas.microsoft.com/office/word/2015/wordml/symex" xmlns:wpg="http://schemas.microsoft.com/office/word/2010/wordprocessingGroup" xmlns:wpi="http://schemas.microsoft.com/office/word/2010/wordprocessingInk" xmlns:wne="http://schemas.microsoft.com/office/word/2006/wordml" xmlns:wps="http://schemas.microsoft.com/office/word/2010/wordprocessingShape" mc:Ignorable="w14 w15 w16se w16cid w16 w16cex w16sdtdh w16sdtfl w16du wp14">
   <w:abstractNum w:abstractNumId="0" w15:restartNumberingAfterBreak="0">
+    <w:nsid w:val="FFFFFF89"/>
+    <w:multiLevelType w:val="singleLevel"/>
+    <w:tmpl w:val="CB787776"/>
+    <w:lvl w:ilvl="0">
+      <w:start w:val="1"/>
+      <w:numFmt w:val="bullet"/>
+      <w:pStyle w:val="ListBullet"/>
+      <w:lvlText w:val=""/>
+      <w:lvlJc w:val="left"/>
+      <w:pPr>
+        <w:tabs>
+          <w:tab w:val="num" w:pos="360"/>
+        </w:tabs>
+        <w:ind w:left="360" w:hanging="360"/>
+      </w:pPr>
+      <w:rPr>
+        <w:rFonts w:ascii="Symbol" w:hAnsi="Symbol" w:hint="default"/>
+      </w:rPr>
+    </w:lvl>
+  </w:abstractNum>
+  <w:abstractNum w:abstractNumId="1" w15:restartNumberingAfterBreak="0">
     <w:nsid w:val="00000001"/>
     <w:multiLevelType w:val="multilevel"/>
     <w:tmpl w:val="00000001"/>
@@ -3948,7 +3046,7 @@
       </w:pPr>
     </w:lvl>
   </w:abstractNum>
-  <w:abstractNum w:abstractNumId="1" w15:restartNumberingAfterBreak="0">
+  <w:abstractNum w:abstractNumId="2" w15:restartNumberingAfterBreak="0">
     <w:nsid w:val="00000002"/>
     <w:multiLevelType w:val="singleLevel"/>
     <w:tmpl w:val="00000002"/>
@@ -3972,7 +3070,7 @@
       </w:rPr>
     </w:lvl>
   </w:abstractNum>
-  <w:abstractNum w:abstractNumId="2" w15:restartNumberingAfterBreak="0">
+  <w:abstractNum w:abstractNumId="3" w15:restartNumberingAfterBreak="0">
     <w:nsid w:val="16DE69EB"/>
     <w:multiLevelType w:val="multilevel"/>
     <w:tmpl w:val="70E2EC68"/>
@@ -4121,7 +3219,7 @@
       </w:rPr>
     </w:lvl>
   </w:abstractNum>
-  <w:abstractNum w:abstractNumId="3" w15:restartNumberingAfterBreak="0">
+  <w:abstractNum w:abstractNumId="4" w15:restartNumberingAfterBreak="0">
     <w:nsid w:val="1BA23F9B"/>
     <w:multiLevelType w:val="multilevel"/>
     <w:tmpl w:val="BD0ABE98"/>
@@ -4270,7 +3368,7 @@
       </w:rPr>
     </w:lvl>
   </w:abstractNum>
-  <w:abstractNum w:abstractNumId="4" w15:restartNumberingAfterBreak="0">
+  <w:abstractNum w:abstractNumId="5" w15:restartNumberingAfterBreak="0">
     <w:nsid w:val="24063C30"/>
     <w:multiLevelType w:val="multilevel"/>
     <w:tmpl w:val="77C4FA0A"/>
@@ -4419,7 +3517,7 @@
       </w:rPr>
     </w:lvl>
   </w:abstractNum>
-  <w:abstractNum w:abstractNumId="5" w15:restartNumberingAfterBreak="0">
+  <w:abstractNum w:abstractNumId="6" w15:restartNumberingAfterBreak="0">
     <w:nsid w:val="434165EA"/>
     <w:multiLevelType w:val="multilevel"/>
     <w:tmpl w:val="2D1E2CE8"/>
@@ -4568,7 +3666,7 @@
       </w:rPr>
     </w:lvl>
   </w:abstractNum>
-  <w:abstractNum w:abstractNumId="6" w15:restartNumberingAfterBreak="0">
+  <w:abstractNum w:abstractNumId="7" w15:restartNumberingAfterBreak="0">
     <w:nsid w:val="4E277082"/>
     <w:multiLevelType w:val="multilevel"/>
     <w:tmpl w:val="F9C81E1A"/>
@@ -4717,7 +3815,7 @@
       </w:rPr>
     </w:lvl>
   </w:abstractNum>
-  <w:abstractNum w:abstractNumId="7" w15:restartNumberingAfterBreak="0">
+  <w:abstractNum w:abstractNumId="8" w15:restartNumberingAfterBreak="0">
     <w:nsid w:val="560F470F"/>
     <w:multiLevelType w:val="multilevel"/>
     <w:tmpl w:val="A7AC1238"/>
@@ -4866,7 +3964,381 @@
       </w:rPr>
     </w:lvl>
   </w:abstractNum>
-  <w:abstractNum w:abstractNumId="8" w15:restartNumberingAfterBreak="0">
+  <w:abstractNum w:abstractNumId="9" w15:restartNumberingAfterBreak="0">
+    <w:nsid w:val="5947357B"/>
+    <w:multiLevelType w:val="hybridMultilevel"/>
+    <w:tmpl w:val="AB22B99C"/>
+    <w:lvl w:ilvl="0" w:tplc="40A0A7BE">
+      <w:numFmt w:val="bullet"/>
+      <w:lvlText w:val=""/>
+      <w:lvlJc w:val="left"/>
+      <w:pPr>
+        <w:ind w:left="720" w:hanging="360"/>
+      </w:pPr>
+      <w:rPr>
+        <w:rFonts w:ascii="Symbol" w:eastAsia="Times New Roman" w:hAnsi="Symbol" w:cs="Times New Roman" w:hint="default"/>
+      </w:rPr>
+    </w:lvl>
+    <w:lvl w:ilvl="1" w:tplc="04090003" w:tentative="1">
+      <w:start w:val="1"/>
+      <w:numFmt w:val="bullet"/>
+      <w:lvlText w:val="o"/>
+      <w:lvlJc w:val="left"/>
+      <w:pPr>
+        <w:ind w:left="1440" w:hanging="360"/>
+      </w:pPr>
+      <w:rPr>
+        <w:rFonts w:ascii="Courier New" w:hAnsi="Courier New" w:cs="Courier New" w:hint="default"/>
+      </w:rPr>
+    </w:lvl>
+    <w:lvl w:ilvl="2" w:tplc="04090005" w:tentative="1">
+      <w:start w:val="1"/>
+      <w:numFmt w:val="bullet"/>
+      <w:lvlText w:val=""/>
+      <w:lvlJc w:val="left"/>
+      <w:pPr>
+        <w:ind w:left="2160" w:hanging="360"/>
+      </w:pPr>
+      <w:rPr>
+        <w:rFonts w:ascii="Wingdings" w:hAnsi="Wingdings" w:hint="default"/>
+      </w:rPr>
+    </w:lvl>
+    <w:lvl w:ilvl="3" w:tplc="04090001" w:tentative="1">
+      <w:start w:val="1"/>
+      <w:numFmt w:val="bullet"/>
+      <w:lvlText w:val=""/>
+      <w:lvlJc w:val="left"/>
+      <w:pPr>
+        <w:ind w:left="2880" w:hanging="360"/>
+      </w:pPr>
+      <w:rPr>
+        <w:rFonts w:ascii="Symbol" w:hAnsi="Symbol" w:hint="default"/>
+      </w:rPr>
+    </w:lvl>
+    <w:lvl w:ilvl="4" w:tplc="04090003" w:tentative="1">
+      <w:start w:val="1"/>
+      <w:numFmt w:val="bullet"/>
+      <w:lvlText w:val="o"/>
+      <w:lvlJc w:val="left"/>
+      <w:pPr>
+        <w:ind w:left="3600" w:hanging="360"/>
+      </w:pPr>
+      <w:rPr>
+        <w:rFonts w:ascii="Courier New" w:hAnsi="Courier New" w:cs="Courier New" w:hint="default"/>
+      </w:rPr>
+    </w:lvl>
+    <w:lvl w:ilvl="5" w:tplc="04090005" w:tentative="1">
+      <w:start w:val="1"/>
+      <w:numFmt w:val="bullet"/>
+      <w:lvlText w:val=""/>
+      <w:lvlJc w:val="left"/>
+      <w:pPr>
+        <w:ind w:left="4320" w:hanging="360"/>
+      </w:pPr>
+      <w:rPr>
+        <w:rFonts w:ascii="Wingdings" w:hAnsi="Wingdings" w:hint="default"/>
+      </w:rPr>
+    </w:lvl>
+    <w:lvl w:ilvl="6" w:tplc="04090001" w:tentative="1">
+      <w:start w:val="1"/>
+      <w:numFmt w:val="bullet"/>
+      <w:lvlText w:val=""/>
+      <w:lvlJc w:val="left"/>
+      <w:pPr>
+        <w:ind w:left="5040" w:hanging="360"/>
+      </w:pPr>
+      <w:rPr>
+        <w:rFonts w:ascii="Symbol" w:hAnsi="Symbol" w:hint="default"/>
+      </w:rPr>
+    </w:lvl>
+    <w:lvl w:ilvl="7" w:tplc="04090003" w:tentative="1">
+      <w:start w:val="1"/>
+      <w:numFmt w:val="bullet"/>
+      <w:lvlText w:val="o"/>
+      <w:lvlJc w:val="left"/>
+      <w:pPr>
+        <w:ind w:left="5760" w:hanging="360"/>
+      </w:pPr>
+      <w:rPr>
+        <w:rFonts w:ascii="Courier New" w:hAnsi="Courier New" w:cs="Courier New" w:hint="default"/>
+      </w:rPr>
+    </w:lvl>
+    <w:lvl w:ilvl="8" w:tplc="04090005" w:tentative="1">
+      <w:start w:val="1"/>
+      <w:numFmt w:val="bullet"/>
+      <w:lvlText w:val=""/>
+      <w:lvlJc w:val="left"/>
+      <w:pPr>
+        <w:ind w:left="6480" w:hanging="360"/>
+      </w:pPr>
+      <w:rPr>
+        <w:rFonts w:ascii="Wingdings" w:hAnsi="Wingdings" w:hint="default"/>
+      </w:rPr>
+    </w:lvl>
+  </w:abstractNum>
+  <w:abstractNum w:abstractNumId="10" w15:restartNumberingAfterBreak="0">
+    <w:nsid w:val="5BF80EF5"/>
+    <w:multiLevelType w:val="hybridMultilevel"/>
+    <w:tmpl w:val="E17AA5CC"/>
+    <w:lvl w:ilvl="0" w:tplc="04090005">
+      <w:start w:val="1"/>
+      <w:numFmt w:val="bullet"/>
+      <w:lvlText w:val=""/>
+      <w:lvlJc w:val="left"/>
+      <w:pPr>
+        <w:ind w:left="720" w:hanging="360"/>
+      </w:pPr>
+      <w:rPr>
+        <w:rFonts w:ascii="Wingdings" w:hAnsi="Wingdings" w:hint="default"/>
+      </w:rPr>
+    </w:lvl>
+    <w:lvl w:ilvl="1" w:tplc="04090003" w:tentative="1">
+      <w:start w:val="1"/>
+      <w:numFmt w:val="bullet"/>
+      <w:lvlText w:val="o"/>
+      <w:lvlJc w:val="left"/>
+      <w:pPr>
+        <w:ind w:left="1440" w:hanging="360"/>
+      </w:pPr>
+      <w:rPr>
+        <w:rFonts w:ascii="Courier New" w:hAnsi="Courier New" w:cs="Courier New" w:hint="default"/>
+      </w:rPr>
+    </w:lvl>
+    <w:lvl w:ilvl="2" w:tplc="04090005" w:tentative="1">
+      <w:start w:val="1"/>
+      <w:numFmt w:val="bullet"/>
+      <w:lvlText w:val=""/>
+      <w:lvlJc w:val="left"/>
+      <w:pPr>
+        <w:ind w:left="2160" w:hanging="360"/>
+      </w:pPr>
+      <w:rPr>
+        <w:rFonts w:ascii="Wingdings" w:hAnsi="Wingdings" w:hint="default"/>
+      </w:rPr>
+    </w:lvl>
+    <w:lvl w:ilvl="3" w:tplc="04090001" w:tentative="1">
+      <w:start w:val="1"/>
+      <w:numFmt w:val="bullet"/>
+      <w:lvlText w:val=""/>
+      <w:lvlJc w:val="left"/>
+      <w:pPr>
+        <w:ind w:left="2880" w:hanging="360"/>
+      </w:pPr>
+      <w:rPr>
+        <w:rFonts w:ascii="Symbol" w:hAnsi="Symbol" w:hint="default"/>
+      </w:rPr>
+    </w:lvl>
+    <w:lvl w:ilvl="4" w:tplc="04090003" w:tentative="1">
+      <w:start w:val="1"/>
+      <w:numFmt w:val="bullet"/>
+      <w:lvlText w:val="o"/>
+      <w:lvlJc w:val="left"/>
+      <w:pPr>
+        <w:ind w:left="3600" w:hanging="360"/>
+      </w:pPr>
+      <w:rPr>
+        <w:rFonts w:ascii="Courier New" w:hAnsi="Courier New" w:cs="Courier New" w:hint="default"/>
+      </w:rPr>
+    </w:lvl>
+    <w:lvl w:ilvl="5" w:tplc="04090005" w:tentative="1">
+      <w:start w:val="1"/>
+      <w:numFmt w:val="bullet"/>
+      <w:lvlText w:val=""/>
+      <w:lvlJc w:val="left"/>
+      <w:pPr>
+        <w:ind w:left="4320" w:hanging="360"/>
+      </w:pPr>
+      <w:rPr>
+        <w:rFonts w:ascii="Wingdings" w:hAnsi="Wingdings" w:hint="default"/>
+      </w:rPr>
+    </w:lvl>
+    <w:lvl w:ilvl="6" w:tplc="04090001" w:tentative="1">
+      <w:start w:val="1"/>
+      <w:numFmt w:val="bullet"/>
+      <w:lvlText w:val=""/>
+      <w:lvlJc w:val="left"/>
+      <w:pPr>
+        <w:ind w:left="5040" w:hanging="360"/>
+      </w:pPr>
+      <w:rPr>
+        <w:rFonts w:ascii="Symbol" w:hAnsi="Symbol" w:hint="default"/>
+      </w:rPr>
+    </w:lvl>
+    <w:lvl w:ilvl="7" w:tplc="04090003" w:tentative="1">
+      <w:start w:val="1"/>
+      <w:numFmt w:val="bullet"/>
+      <w:lvlText w:val="o"/>
+      <w:lvlJc w:val="left"/>
+      <w:pPr>
+        <w:ind w:left="5760" w:hanging="360"/>
+      </w:pPr>
+      <w:rPr>
+        <w:rFonts w:ascii="Courier New" w:hAnsi="Courier New" w:cs="Courier New" w:hint="default"/>
+      </w:rPr>
+    </w:lvl>
+    <w:lvl w:ilvl="8" w:tplc="04090005" w:tentative="1">
+      <w:start w:val="1"/>
+      <w:numFmt w:val="bullet"/>
+      <w:lvlText w:val=""/>
+      <w:lvlJc w:val="left"/>
+      <w:pPr>
+        <w:ind w:left="6480" w:hanging="360"/>
+      </w:pPr>
+      <w:rPr>
+        <w:rFonts w:ascii="Wingdings" w:hAnsi="Wingdings" w:hint="default"/>
+      </w:rPr>
+    </w:lvl>
+  </w:abstractNum>
+  <w:abstractNum w:abstractNumId="11" w15:restartNumberingAfterBreak="0">
+    <w:nsid w:val="6587291C"/>
+    <w:multiLevelType w:val="multilevel"/>
+    <w:tmpl w:val="A556488C"/>
+    <w:lvl w:ilvl="0">
+      <w:start w:val="1"/>
+      <w:numFmt w:val="bullet"/>
+      <w:lvlText w:val=""/>
+      <w:lvlJc w:val="left"/>
+      <w:pPr>
+        <w:tabs>
+          <w:tab w:val="num" w:pos="720"/>
+        </w:tabs>
+        <w:ind w:left="720" w:hanging="360"/>
+      </w:pPr>
+      <w:rPr>
+        <w:rFonts w:ascii="Symbol" w:hAnsi="Symbol" w:hint="default"/>
+        <w:sz w:val="20"/>
+      </w:rPr>
+    </w:lvl>
+    <w:lvl w:ilvl="1" w:tentative="1">
+      <w:start w:val="1"/>
+      <w:numFmt w:val="bullet"/>
+      <w:lvlText w:val="o"/>
+      <w:lvlJc w:val="left"/>
+      <w:pPr>
+        <w:tabs>
+          <w:tab w:val="num" w:pos="1440"/>
+        </w:tabs>
+        <w:ind w:left="1440" w:hanging="360"/>
+      </w:pPr>
+      <w:rPr>
+        <w:rFonts w:ascii="Courier New" w:hAnsi="Courier New" w:hint="default"/>
+        <w:sz w:val="20"/>
+      </w:rPr>
+    </w:lvl>
+    <w:lvl w:ilvl="2" w:tentative="1">
+      <w:start w:val="1"/>
+      <w:numFmt w:val="bullet"/>
+      <w:lvlText w:val=""/>
+      <w:lvlJc w:val="left"/>
+      <w:pPr>
+        <w:tabs>
+          <w:tab w:val="num" w:pos="2160"/>
+        </w:tabs>
+        <w:ind w:left="2160" w:hanging="360"/>
+      </w:pPr>
+      <w:rPr>
+        <w:rFonts w:ascii="Wingdings" w:hAnsi="Wingdings" w:hint="default"/>
+        <w:sz w:val="20"/>
+      </w:rPr>
+    </w:lvl>
+    <w:lvl w:ilvl="3" w:tentative="1">
+      <w:start w:val="1"/>
+      <w:numFmt w:val="bullet"/>
+      <w:lvlText w:val=""/>
+      <w:lvlJc w:val="left"/>
+      <w:pPr>
+        <w:tabs>
+          <w:tab w:val="num" w:pos="2880"/>
+        </w:tabs>
+        <w:ind w:left="2880" w:hanging="360"/>
+      </w:pPr>
+      <w:rPr>
+        <w:rFonts w:ascii="Wingdings" w:hAnsi="Wingdings" w:hint="default"/>
+        <w:sz w:val="20"/>
+      </w:rPr>
+    </w:lvl>
+    <w:lvl w:ilvl="4" w:tentative="1">
+      <w:start w:val="1"/>
+      <w:numFmt w:val="bullet"/>
+      <w:lvlText w:val=""/>
+      <w:lvlJc w:val="left"/>
+      <w:pPr>
+        <w:tabs>
+          <w:tab w:val="num" w:pos="3600"/>
+        </w:tabs>
+        <w:ind w:left="3600" w:hanging="360"/>
+      </w:pPr>
+      <w:rPr>
+        <w:rFonts w:ascii="Wingdings" w:hAnsi="Wingdings" w:hint="default"/>
+        <w:sz w:val="20"/>
+      </w:rPr>
+    </w:lvl>
+    <w:lvl w:ilvl="5" w:tentative="1">
+      <w:start w:val="1"/>
+      <w:numFmt w:val="bullet"/>
+      <w:lvlText w:val=""/>
+      <w:lvlJc w:val="left"/>
+      <w:pPr>
+        <w:tabs>
+          <w:tab w:val="num" w:pos="4320"/>
+        </w:tabs>
+        <w:ind w:left="4320" w:hanging="360"/>
+      </w:pPr>
+      <w:rPr>
+        <w:rFonts w:ascii="Wingdings" w:hAnsi="Wingdings" w:hint="default"/>
+        <w:sz w:val="20"/>
+      </w:rPr>
+    </w:lvl>
+    <w:lvl w:ilvl="6" w:tentative="1">
+      <w:start w:val="1"/>
+      <w:numFmt w:val="bullet"/>
+      <w:lvlText w:val=""/>
+      <w:lvlJc w:val="left"/>
+      <w:pPr>
+        <w:tabs>
+          <w:tab w:val="num" w:pos="5040"/>
+        </w:tabs>
+        <w:ind w:left="5040" w:hanging="360"/>
+      </w:pPr>
+      <w:rPr>
+        <w:rFonts w:ascii="Wingdings" w:hAnsi="Wingdings" w:hint="default"/>
+        <w:sz w:val="20"/>
+      </w:rPr>
+    </w:lvl>
+    <w:lvl w:ilvl="7" w:tentative="1">
+      <w:start w:val="1"/>
+      <w:numFmt w:val="bullet"/>
+      <w:lvlText w:val=""/>
+      <w:lvlJc w:val="left"/>
+      <w:pPr>
+        <w:tabs>
+          <w:tab w:val="num" w:pos="5760"/>
+        </w:tabs>
+        <w:ind w:left="5760" w:hanging="360"/>
+      </w:pPr>
+      <w:rPr>
+        <w:rFonts w:ascii="Wingdings" w:hAnsi="Wingdings" w:hint="default"/>
+        <w:sz w:val="20"/>
+      </w:rPr>
+    </w:lvl>
+    <w:lvl w:ilvl="8" w:tentative="1">
+      <w:start w:val="1"/>
+      <w:numFmt w:val="bullet"/>
+      <w:lvlText w:val=""/>
+      <w:lvlJc w:val="left"/>
+      <w:pPr>
+        <w:tabs>
+          <w:tab w:val="num" w:pos="6480"/>
+        </w:tabs>
+        <w:ind w:left="6480" w:hanging="360"/>
+      </w:pPr>
+      <w:rPr>
+        <w:rFonts w:ascii="Wingdings" w:hAnsi="Wingdings" w:hint="default"/>
+        <w:sz w:val="20"/>
+      </w:rPr>
+    </w:lvl>
+  </w:abstractNum>
+  <w:abstractNum w:abstractNumId="12" w15:restartNumberingAfterBreak="0">
     <w:nsid w:val="6E8000A9"/>
     <w:multiLevelType w:val="multilevel"/>
     <w:tmpl w:val="16041586"/>
@@ -5015,7 +4487,7 @@
       </w:rPr>
     </w:lvl>
   </w:abstractNum>
-  <w:abstractNum w:abstractNumId="9" w15:restartNumberingAfterBreak="0">
+  <w:abstractNum w:abstractNumId="13" w15:restartNumberingAfterBreak="0">
     <w:nsid w:val="7C773820"/>
     <w:multiLevelType w:val="multilevel"/>
     <w:tmpl w:val="CE60C88A"/>
@@ -5165,40 +4637,52 @@
     </w:lvl>
   </w:abstractNum>
   <w:num w:numId="1" w16cid:durableId="1491940051">
+    <w:abstractNumId w:val="1"/>
+  </w:num>
+  <w:num w:numId="2" w16cid:durableId="1504780990">
+    <w:abstractNumId w:val="2"/>
+  </w:num>
+  <w:num w:numId="3" w16cid:durableId="1202866752">
+    <w:abstractNumId w:val="6"/>
+  </w:num>
+  <w:num w:numId="4" w16cid:durableId="955404768">
+    <w:abstractNumId w:val="4"/>
+  </w:num>
+  <w:num w:numId="5" w16cid:durableId="408499902">
+    <w:abstractNumId w:val="7"/>
+  </w:num>
+  <w:num w:numId="6" w16cid:durableId="870612804">
+    <w:abstractNumId w:val="3"/>
+  </w:num>
+  <w:num w:numId="7" w16cid:durableId="696202386">
+    <w:abstractNumId w:val="8"/>
+  </w:num>
+  <w:num w:numId="8" w16cid:durableId="77944509">
+    <w:abstractNumId w:val="5"/>
+  </w:num>
+  <w:num w:numId="9" w16cid:durableId="904027543">
+    <w:abstractNumId w:val="13"/>
+  </w:num>
+  <w:num w:numId="10" w16cid:durableId="715475391">
+    <w:abstractNumId w:val="12"/>
+  </w:num>
+  <w:num w:numId="11" w16cid:durableId="389958422">
+    <w:abstractNumId w:val="10"/>
+  </w:num>
+  <w:num w:numId="12" w16cid:durableId="411898331">
+    <w:abstractNumId w:val="9"/>
+  </w:num>
+  <w:num w:numId="13" w16cid:durableId="1109080406">
     <w:abstractNumId w:val="0"/>
   </w:num>
-  <w:num w:numId="2" w16cid:durableId="1504780990">
-    <w:abstractNumId w:val="1"/>
-  </w:num>
-  <w:num w:numId="3" w16cid:durableId="1202866752">
-    <w:abstractNumId w:val="5"/>
-  </w:num>
-  <w:num w:numId="4" w16cid:durableId="955404768">
-    <w:abstractNumId w:val="3"/>
-  </w:num>
-  <w:num w:numId="5" w16cid:durableId="408499902">
-    <w:abstractNumId w:val="6"/>
-  </w:num>
-  <w:num w:numId="6" w16cid:durableId="870612804">
-    <w:abstractNumId w:val="2"/>
-  </w:num>
-  <w:num w:numId="7" w16cid:durableId="696202386">
-    <w:abstractNumId w:val="7"/>
-  </w:num>
-  <w:num w:numId="8" w16cid:durableId="77944509">
-    <w:abstractNumId w:val="4"/>
-  </w:num>
-  <w:num w:numId="9" w16cid:durableId="904027543">
-    <w:abstractNumId w:val="9"/>
-  </w:num>
-  <w:num w:numId="10" w16cid:durableId="715475391">
-    <w:abstractNumId w:val="8"/>
+  <w:num w:numId="14" w16cid:durableId="1290938156">
+    <w:abstractNumId w:val="11"/>
   </w:num>
 </w:numbering>
 </file>
 
 <file path=word/styles.xml><?xml version="1.0" encoding="utf-8"?>
-<w:styles xmlns:mc="http://schemas.openxmlformats.org/markup-compatibility/2006" xmlns:r="http://schemas.openxmlformats.org/officeDocument/2006/relationships" xmlns:w="http://schemas.openxmlformats.org/wordprocessingml/2006/main" xmlns:w14="http://schemas.microsoft.com/office/word/2010/wordml" xmlns:w15="http://schemas.microsoft.com/office/word/2012/wordml" xmlns:w16cex="http://schemas.microsoft.com/office/word/2018/wordml/cex" xmlns:w16cid="http://schemas.microsoft.com/office/word/2016/wordml/cid" xmlns:w16="http://schemas.microsoft.com/office/word/2018/wordml" xmlns:w16sdtdh="http://schemas.microsoft.com/office/word/2020/wordml/sdtdatahash" xmlns:w16se="http://schemas.microsoft.com/office/word/2015/wordml/symex" mc:Ignorable="w14 w15 w16se w16cid w16 w16cex w16sdtdh">
+<w:styles xmlns:mc="http://schemas.openxmlformats.org/markup-compatibility/2006" xmlns:r="http://schemas.openxmlformats.org/officeDocument/2006/relationships" xmlns:w="http://schemas.openxmlformats.org/wordprocessingml/2006/main" xmlns:w14="http://schemas.microsoft.com/office/word/2010/wordml" xmlns:w15="http://schemas.microsoft.com/office/word/2012/wordml" xmlns:w16cex="http://schemas.microsoft.com/office/word/2018/wordml/cex" xmlns:w16cid="http://schemas.microsoft.com/office/word/2016/wordml/cid" xmlns:w16="http://schemas.microsoft.com/office/word/2018/wordml" xmlns:w16du="http://schemas.microsoft.com/office/word/2023/wordml/word16du" xmlns:w16sdtdh="http://schemas.microsoft.com/office/word/2020/wordml/sdtdatahash" xmlns:w16sdtfl="http://schemas.microsoft.com/office/word/2024/wordml/sdtformatlock" xmlns:w16se="http://schemas.microsoft.com/office/word/2015/wordml/symex" mc:Ignorable="w14 w15 w16se w16cid w16 w16cex w16sdtdh w16sdtfl w16du">
   <w:docDefaults>
     <w:rPrDefault>
       <w:rPr>
@@ -5930,12 +5414,12 @@
   </w:style>
   <w:style w:type="paragraph" w:customStyle="1" w:styleId="Achievement">
     <w:name w:val="Achievement"/>
-    <w:basedOn w:val="BodyText"/>
+    <w:basedOn w:val="ListBullet"/>
+    <w:rsid w:val="00D6080D"/>
     <w:pPr>
       <w:numPr>
         <w:numId w:val="2"/>
       </w:numPr>
-      <w:spacing w:after="0"/>
     </w:pPr>
     <w:rPr>
       <w:szCs w:val="16"/>
@@ -6149,7 +5633,9 @@
     <w:name w:val="Personal Info"/>
     <w:basedOn w:val="Achievement"/>
     <w:pPr>
-      <w:spacing w:before="220"/>
+      <w:spacing w:before="220" w:line="220" w:lineRule="atLeast"/>
+      <w:ind w:right="-360"/>
+      <w:contextualSpacing w:val="0"/>
     </w:pPr>
   </w:style>
   <w:style w:type="paragraph" w:customStyle="1" w:styleId="Skills">
@@ -6230,6 +5716,31 @@
       <w:color w:val="605E5C"/>
       <w:shd w:val="clear" w:color="auto" w:fill="E1DFDD"/>
     </w:rPr>
+  </w:style>
+  <w:style w:type="paragraph" w:styleId="ListParagraph">
+    <w:name w:val="List Paragraph"/>
+    <w:basedOn w:val="Normal"/>
+    <w:uiPriority w:val="34"/>
+    <w:qFormat/>
+    <w:rsid w:val="00D6080D"/>
+    <w:pPr>
+      <w:ind w:left="720"/>
+      <w:contextualSpacing/>
+    </w:pPr>
+  </w:style>
+  <w:style w:type="paragraph" w:styleId="ListBullet">
+    <w:name w:val="List Bullet"/>
+    <w:basedOn w:val="Normal"/>
+    <w:uiPriority w:val="99"/>
+    <w:semiHidden/>
+    <w:unhideWhenUsed/>
+    <w:rsid w:val="00D6080D"/>
+    <w:pPr>
+      <w:numPr>
+        <w:numId w:val="13"/>
+      </w:numPr>
+      <w:contextualSpacing/>
+    </w:pPr>
   </w:style>
 </w:styles>
 </file>

--- a/src/assets/resume/MVillalobosWorkHistory.docx
+++ b/src/assets/resume/MVillalobosWorkHistory.docx
@@ -1653,22 +1653,127 @@
               <w:t xml:space="preserve">, </w:t>
             </w:r>
             <w:r>
-              <w:t xml:space="preserve">Servlet, JSP, JSF, JAX-RS, </w:t>
+              <w:t>Servlet, JSP, JSF, JAX-RS, JAX-WS, REST, SOAP, O</w:t>
+            </w:r>
+            <w:r>
+              <w:t>A</w:t>
+            </w:r>
+            <w:r>
+              <w:t>uth 2, JSON</w:t>
+            </w:r>
+            <w:r>
+              <w:t xml:space="preserve"> </w:t>
             </w:r>
             <w:r>
               <w:t xml:space="preserve">and </w:t>
             </w:r>
             <w:r>
-              <w:t>JAX-WS, REST, SOAP, Oauth 2, JSON</w:t>
+              <w:t>JAAS</w:t>
+            </w:r>
+            <w:r>
+              <w:t>.</w:t>
+            </w:r>
+          </w:p>
+          <w:p>
+            <w:pPr>
+              <w:pStyle w:val="Skills"/>
+              <w:snapToGrid w:val="0"/>
+            </w:pPr>
+          </w:p>
+          <w:p>
+            <w:pPr>
+              <w:pStyle w:val="Skills"/>
+              <w:snapToGrid w:val="0"/>
+            </w:pPr>
+            <w:r>
+              <w:t xml:space="preserve">Apache Flink, Apache Flink Stateful Function, Stream Programming, </w:t>
+            </w:r>
+            <w:r>
+              <w:t xml:space="preserve">Data Architecture, </w:t>
+            </w:r>
+            <w:r>
+              <w:t xml:space="preserve">Kappa Architecture, </w:t>
+            </w:r>
+            <w:r>
+              <w:t xml:space="preserve">Lakehouse Architecture, </w:t>
+            </w:r>
+            <w:r>
+              <w:t xml:space="preserve">Parquet, </w:t>
+            </w:r>
+            <w:r>
+              <w:t xml:space="preserve">Apache Paimon, Apache Iceberg, Apache Spark, Apache Flink CDC, </w:t>
+            </w:r>
+            <w:r>
+              <w:t xml:space="preserve">Flink Kubernetes Operator, Apache Kafka, Strimzi Kafka Operator, and </w:t>
+            </w:r>
+            <w:r>
+              <w:t>Debezium.</w:t>
+            </w:r>
+          </w:p>
+          <w:p>
+            <w:pPr>
+              <w:pStyle w:val="Skills"/>
+              <w:snapToGrid w:val="0"/>
+            </w:pPr>
+          </w:p>
+          <w:p>
+            <w:pPr>
+              <w:pStyle w:val="Skills"/>
+              <w:snapToGrid w:val="0"/>
+            </w:pPr>
+            <w:r>
+              <w:t xml:space="preserve">AI, </w:t>
+            </w:r>
+            <w:r>
+              <w:t xml:space="preserve">LLM, </w:t>
+            </w:r>
+            <w:r>
+              <w:t>Context Engineering, Cursor,</w:t>
+            </w:r>
+            <w:r>
+              <w:t xml:space="preserve"> Claude Code,</w:t>
             </w:r>
             <w:r>
               <w:t xml:space="preserve"> </w:t>
             </w:r>
             <w:r>
+              <w:t>Cline, GitHub</w:t>
+            </w:r>
+            <w:r>
+              <w:t xml:space="preserve"> Co-Pilot, </w:t>
+            </w:r>
+            <w:r>
+              <w:t xml:space="preserve">Skills, </w:t>
+            </w:r>
+            <w:r>
+              <w:t>MCP Server</w:t>
+            </w:r>
+            <w:r>
+              <w:t>, Ollama, Hugging Face, and Web UI</w:t>
+            </w:r>
+            <w:r>
+              <w:t>.</w:t>
+            </w:r>
+          </w:p>
+          <w:p>
+            <w:pPr>
+              <w:pStyle w:val="Skills"/>
+              <w:snapToGrid w:val="0"/>
+            </w:pPr>
+          </w:p>
+          <w:p>
+            <w:pPr>
+              <w:pStyle w:val="Skills"/>
+              <w:snapToGrid w:val="0"/>
+            </w:pPr>
+            <w:r>
+              <w:t xml:space="preserve">The Spring Framework, Spring Boot, Spring MVC, Spring Security, Inversion of Control, Dependency Injection, </w:t>
+            </w:r>
+            <w:r>
               <w:t xml:space="preserve">and </w:t>
             </w:r>
             <w:r>
-              <w:t>JAAS</w:t>
+              <w:t>AOP</w:t>
             </w:r>
             <w:r>
               <w:t>.</w:t>
@@ -1686,10 +1791,7 @@
               <w:snapToGrid w:val="0"/>
             </w:pPr>
             <w:r>
-              <w:t>Apache Flink, Apache Flink Stateful Function, Stream Programming, Kappa Architecture, Parquet, Influx Db</w:t>
-            </w:r>
-            <w:r>
-              <w:t>, Apache Paimon, Apache Iceberg, Apache Spark, Apache Flink CDC, Debezium.</w:t>
+              <w:t>Network Programming, Socket Programming, NIO, Netty, and Protocol Buffers.</w:t>
             </w:r>
           </w:p>
           <w:p>
@@ -1704,13 +1806,16 @@
               <w:snapToGrid w:val="0"/>
             </w:pPr>
             <w:r>
-              <w:t xml:space="preserve">AI, Context Engineering, Cursor, Github Co-Pilot, </w:t>
-            </w:r>
-            <w:r>
-              <w:t xml:space="preserve">Skills, </w:t>
-            </w:r>
-            <w:r>
-              <w:t>MCP Servers.</w:t>
+              <w:t xml:space="preserve">SQL, </w:t>
+            </w:r>
+            <w:r>
+              <w:t>RDBMS, PostgreSQL, Oracle, DB2, Microsoft SQL Server, MySql, SQLite, H2</w:t>
+            </w:r>
+            <w:r>
+              <w:t>, Liquibase, Flyway, ACID, Normalization, Third Normal Form (3NF)</w:t>
+            </w:r>
+            <w:r>
+              <w:t>.</w:t>
             </w:r>
           </w:p>
           <w:p>
@@ -1725,13 +1830,19 @@
               <w:snapToGrid w:val="0"/>
             </w:pPr>
             <w:r>
-              <w:t xml:space="preserve">The Spring Framework, Spring Boot, Spring MVC, Spring Security, Inversion of Control, Dependency Injection, </w:t>
+              <w:t xml:space="preserve">NoSQL, </w:t>
+            </w:r>
+            <w:r>
+              <w:t xml:space="preserve">Mongo DB Atlas, Influx DB, Elastic Search, Lucene, </w:t>
+            </w:r>
+            <w:r>
+              <w:t xml:space="preserve">Phoenix, HBase, Cassandra, DynamoDB, Hadoop, </w:t>
             </w:r>
             <w:r>
               <w:t xml:space="preserve">and </w:t>
             </w:r>
             <w:r>
-              <w:t>AOP</w:t>
+              <w:t>Map Reduce</w:t>
             </w:r>
             <w:r>
               <w:t>.</w:t>
@@ -1749,7 +1860,34 @@
               <w:snapToGrid w:val="0"/>
             </w:pPr>
             <w:r>
-              <w:t>Network Programming, Socket Programming, NIO, Netty, and Protocol Buffers.</w:t>
+              <w:t xml:space="preserve">Concurrency </w:t>
+            </w:r>
+            <w:r>
+              <w:t>p</w:t>
+            </w:r>
+            <w:r>
+              <w:t xml:space="preserve">rogramming, </w:t>
+            </w:r>
+            <w:r>
+              <w:t xml:space="preserve">Multi-threaded programming, </w:t>
+            </w:r>
+            <w:r>
+              <w:t>Thread-</w:t>
+            </w:r>
+            <w:r>
+              <w:t>s</w:t>
+            </w:r>
+            <w:r>
+              <w:t xml:space="preserve">afety, </w:t>
+            </w:r>
+            <w:r>
+              <w:t xml:space="preserve">and </w:t>
+            </w:r>
+            <w:r>
+              <w:t>Java Util Concurrent</w:t>
+            </w:r>
+            <w:r>
+              <w:t>.</w:t>
             </w:r>
           </w:p>
           <w:p>
@@ -1764,13 +1902,136 @@
               <w:snapToGrid w:val="0"/>
             </w:pPr>
             <w:r>
-              <w:t xml:space="preserve">RDBMS, PostgreSQL, Oracle, DB2, Microsoft SQL Server, MySql, SQLite, H2, </w:t>
+              <w:t xml:space="preserve">Kubernetes, </w:t>
+            </w:r>
+            <w:r>
+              <w:t xml:space="preserve">MiniKube, </w:t>
+            </w:r>
+            <w:r>
+              <w:t xml:space="preserve">Containers, </w:t>
+            </w:r>
+            <w:r>
+              <w:t>Docker, Docker Compose</w:t>
+            </w:r>
+            <w:r>
+              <w:t>, and Terraform</w:t>
+            </w:r>
+            <w:r>
+              <w:t>.</w:t>
+            </w:r>
+          </w:p>
+          <w:p>
+            <w:pPr>
+              <w:pStyle w:val="Skills"/>
+              <w:snapToGrid w:val="0"/>
+            </w:pPr>
+          </w:p>
+          <w:p>
+            <w:pPr>
+              <w:pStyle w:val="Skills"/>
+              <w:snapToGrid w:val="0"/>
+            </w:pPr>
+            <w:r>
+              <w:t xml:space="preserve">AWS, </w:t>
+            </w:r>
+            <w:r>
+              <w:t>Cloud Computing, Distributed Computing, EC2</w:t>
+            </w:r>
+            <w:r>
+              <w:t>, ECS, EKS</w:t>
+            </w:r>
+            <w:r>
+              <w:t>, EMR</w:t>
+            </w:r>
+            <w:r>
+              <w:t>, and LocalStack</w:t>
+            </w:r>
+            <w:r>
+              <w:t>.</w:t>
+            </w:r>
+          </w:p>
+          <w:p>
+            <w:pPr>
+              <w:pStyle w:val="Skills"/>
+              <w:snapToGrid w:val="0"/>
+            </w:pPr>
+          </w:p>
+          <w:p>
+            <w:pPr>
+              <w:pStyle w:val="Skills"/>
+              <w:snapToGrid w:val="0"/>
+            </w:pPr>
+            <w:r>
+              <w:t xml:space="preserve">Python, Flask, SQL Alchemy, Authlib, </w:t>
+            </w:r>
+            <w:r>
+              <w:t xml:space="preserve">UV, </w:t>
+            </w:r>
+            <w:r>
+              <w:t xml:space="preserve">PyEnv, </w:t>
             </w:r>
             <w:r>
               <w:t xml:space="preserve">and </w:t>
             </w:r>
             <w:r>
-              <w:t>SQL</w:t>
+              <w:t>Virtual Env.</w:t>
+            </w:r>
+          </w:p>
+          <w:p>
+            <w:pPr>
+              <w:pStyle w:val="Skills"/>
+              <w:snapToGrid w:val="0"/>
+            </w:pPr>
+          </w:p>
+          <w:p>
+            <w:pPr>
+              <w:pStyle w:val="Skills"/>
+              <w:snapToGrid w:val="0"/>
+            </w:pPr>
+            <w:r>
+              <w:t>Ruby, JRuby, and Ruby on Rails.</w:t>
+            </w:r>
+          </w:p>
+          <w:p>
+            <w:pPr>
+              <w:pStyle w:val="Skills"/>
+              <w:snapToGrid w:val="0"/>
+            </w:pPr>
+          </w:p>
+          <w:p>
+            <w:pPr>
+              <w:pStyle w:val="Skills"/>
+              <w:snapToGrid w:val="0"/>
+            </w:pPr>
+            <w:r>
+              <w:t xml:space="preserve">Angular, NextJS, </w:t>
+            </w:r>
+            <w:r>
+              <w:t xml:space="preserve">React, </w:t>
+            </w:r>
+            <w:r>
+              <w:t>TypeScript</w:t>
+            </w:r>
+            <w:r>
+              <w:t xml:space="preserve">, </w:t>
+            </w:r>
+            <w:r>
+              <w:t>JavaScript, ECMAScript, JQuery</w:t>
+            </w:r>
+            <w:r>
+              <w:t xml:space="preserve">, </w:t>
+            </w:r>
+            <w:r>
+              <w:t xml:space="preserve">Tailwind, </w:t>
+            </w:r>
+            <w:r>
+              <w:t>CSS,</w:t>
+            </w:r>
+            <w:r>
+              <w:t xml:space="preserve"> and</w:t>
+            </w:r>
+            <w:r>
+              <w:t xml:space="preserve"> Bootstrap</w:t>
             </w:r>
             <w:r>
               <w:t>.</w:t>
@@ -1788,16 +2049,7 @@
               <w:snapToGrid w:val="0"/>
             </w:pPr>
             <w:r>
-              <w:t xml:space="preserve">NoSQL, Phoenix, HBase, Cassandra, DynamoDB, Hadoop, Map Reduce, </w:t>
-            </w:r>
-            <w:r>
-              <w:t xml:space="preserve">and </w:t>
-            </w:r>
-            <w:r>
-              <w:t>Lucene</w:t>
-            </w:r>
-            <w:r>
-              <w:t>.</w:t>
+              <w:t>Linux, Open LDAP, Bash, Awk, and sometimes PERL.</w:t>
             </w:r>
           </w:p>
           <w:p>
@@ -1812,16 +2064,13 @@
               <w:snapToGrid w:val="0"/>
             </w:pPr>
             <w:r>
-              <w:t xml:space="preserve">Concurrency Programming, Thread-Safety, </w:t>
-            </w:r>
-            <w:r>
-              <w:t xml:space="preserve">and </w:t>
-            </w:r>
-            <w:r>
-              <w:t>Java Util Concurrent</w:t>
-            </w:r>
-            <w:r>
-              <w:t>.</w:t>
+              <w:t>Version Control, Git, GitHub, GitHub Actions, GitLab, Bit</w:t>
+            </w:r>
+            <w:r>
+              <w:t>b</w:t>
+            </w:r>
+            <w:r>
+              <w:t>ucket, Subversion, and CVS.</w:t>
             </w:r>
           </w:p>
           <w:p>
@@ -1836,169 +2085,13 @@
               <w:snapToGrid w:val="0"/>
             </w:pPr>
             <w:r>
-              <w:t xml:space="preserve">Kubernetes, Containers, </w:t>
-            </w:r>
-            <w:r>
-              <w:t>Docker, and Docker Compose.</w:t>
-            </w:r>
-          </w:p>
-          <w:p>
-            <w:pPr>
-              <w:pStyle w:val="Skills"/>
-              <w:snapToGrid w:val="0"/>
-            </w:pPr>
-          </w:p>
-          <w:p>
-            <w:pPr>
-              <w:pStyle w:val="Skills"/>
-              <w:snapToGrid w:val="0"/>
-            </w:pPr>
-            <w:r>
-              <w:t>Flink, Data-Architecture, and Streaming.</w:t>
-            </w:r>
-          </w:p>
-          <w:p>
-            <w:pPr>
-              <w:pStyle w:val="Skills"/>
-              <w:snapToGrid w:val="0"/>
-            </w:pPr>
-          </w:p>
-          <w:p>
-            <w:pPr>
-              <w:pStyle w:val="Skills"/>
-              <w:snapToGrid w:val="0"/>
-            </w:pPr>
-            <w:r>
-              <w:t xml:space="preserve">AWS, </w:t>
-            </w:r>
-            <w:r>
-              <w:t>Cloud Computing, Distributed Computing, EC2</w:t>
-            </w:r>
-            <w:r>
-              <w:t>, and EMR</w:t>
-            </w:r>
-            <w:r>
-              <w:t>.</w:t>
-            </w:r>
-          </w:p>
-          <w:p>
-            <w:pPr>
-              <w:pStyle w:val="Skills"/>
-              <w:snapToGrid w:val="0"/>
-            </w:pPr>
-          </w:p>
-          <w:p>
-            <w:pPr>
-              <w:pStyle w:val="Skills"/>
-              <w:snapToGrid w:val="0"/>
-            </w:pPr>
-            <w:r>
-              <w:t xml:space="preserve">Python, Flask, SQL Alchemy, Authlib, PyEnv, </w:t>
-            </w:r>
-            <w:r>
-              <w:t xml:space="preserve">and </w:t>
-            </w:r>
-            <w:r>
-              <w:t>Virtual Env.</w:t>
-            </w:r>
-          </w:p>
-          <w:p>
-            <w:pPr>
-              <w:pStyle w:val="Skills"/>
-              <w:snapToGrid w:val="0"/>
-            </w:pPr>
-          </w:p>
-          <w:p>
-            <w:pPr>
-              <w:pStyle w:val="Skills"/>
-              <w:snapToGrid w:val="0"/>
-            </w:pPr>
-            <w:r>
-              <w:t>Ruby, JRuby, and Ruby on Rails.</w:t>
-            </w:r>
-          </w:p>
-          <w:p>
-            <w:pPr>
-              <w:pStyle w:val="Skills"/>
-              <w:snapToGrid w:val="0"/>
-            </w:pPr>
-          </w:p>
-          <w:p>
-            <w:pPr>
-              <w:pStyle w:val="Skills"/>
-              <w:snapToGrid w:val="0"/>
-            </w:pPr>
-            <w:r>
-              <w:t xml:space="preserve">Angular, NextJS, </w:t>
-            </w:r>
-            <w:r>
-              <w:t>TypeScript</w:t>
-            </w:r>
-            <w:r>
-              <w:t xml:space="preserve">, </w:t>
-            </w:r>
-            <w:r>
-              <w:t>JavaScript, ECMAScript, JQuery</w:t>
-            </w:r>
-            <w:r>
-              <w:t xml:space="preserve">, </w:t>
-            </w:r>
-            <w:r>
-              <w:t>CSS,</w:t>
-            </w:r>
-            <w:r>
-              <w:t xml:space="preserve"> and</w:t>
-            </w:r>
-            <w:r>
-              <w:t xml:space="preserve"> Bootstrap</w:t>
-            </w:r>
-            <w:r>
-              <w:t>.</w:t>
-            </w:r>
-          </w:p>
-          <w:p>
-            <w:pPr>
-              <w:pStyle w:val="Skills"/>
-              <w:snapToGrid w:val="0"/>
-            </w:pPr>
-          </w:p>
-          <w:p>
-            <w:pPr>
-              <w:pStyle w:val="Skills"/>
-              <w:snapToGrid w:val="0"/>
-            </w:pPr>
-            <w:r>
-              <w:t>Linux, Open LDAP, Bash, Awk, and sometimes PERL.</w:t>
-            </w:r>
-          </w:p>
-          <w:p>
-            <w:pPr>
-              <w:pStyle w:val="Skills"/>
-              <w:snapToGrid w:val="0"/>
-            </w:pPr>
-          </w:p>
-          <w:p>
-            <w:pPr>
-              <w:pStyle w:val="Skills"/>
-              <w:snapToGrid w:val="0"/>
-            </w:pPr>
-            <w:r>
-              <w:t>Version Control, Git, Subversion, and CVS.</w:t>
-            </w:r>
-          </w:p>
-          <w:p>
-            <w:pPr>
-              <w:pStyle w:val="Skills"/>
-              <w:snapToGrid w:val="0"/>
-            </w:pPr>
-          </w:p>
-          <w:p>
-            <w:pPr>
-              <w:pStyle w:val="Skills"/>
-              <w:snapToGrid w:val="0"/>
-            </w:pPr>
-            <w:r>
-              <w:t xml:space="preserve">Package Management, Maven, Gradle, NPM, </w:t>
+              <w:t>Package Management, Maven, Gradle,</w:t>
+            </w:r>
+            <w:r>
+              <w:t xml:space="preserve"> PIP,</w:t>
+            </w:r>
+            <w:r>
+              <w:t xml:space="preserve"> NPM, </w:t>
             </w:r>
             <w:r>
               <w:t xml:space="preserve">and </w:t>
@@ -2078,6 +2171,7 @@
               <w:snapToGrid w:val="0"/>
             </w:pPr>
             <w:r>
+              <w:lastRenderedPageBreak/>
               <w:t>Affiliations</w:t>
             </w:r>
           </w:p>
@@ -2183,7 +2277,6 @@
               <w:snapToGrid w:val="0"/>
             </w:pPr>
             <w:r>
-              <w:lastRenderedPageBreak/>
               <w:t>Presentations</w:t>
             </w:r>
           </w:p>
@@ -2587,7 +2680,7 @@
                       </a:ln>
                       <a:extLst>
                         <a:ext uri="{91240B29-F687-4f45-9708-019B960494DF}">
-                          <a14:hiddenLine xmlns="" xmlns:mo="http://schemas.microsoft.com/office/mac/office/2008/main" xmlns:mv="urn:schemas-microsoft-com:mac:vml" xmlns:o="urn:schemas-microsoft-com:office:office" xmlns:v="urn:schemas-microsoft-com:vml" xmlns:w10="urn:schemas-microsoft-com:office:word" xmlns:w="http://schemas.openxmlformats.org/wordprocessingml/2006/main" xmlns:a14="http://schemas.microsoft.com/office/drawing/2010/main" w="9525">
+                          <a14:hiddenLine xmlns:a14="http://schemas.microsoft.com/office/drawing/2010/main" xmlns:w="http://schemas.openxmlformats.org/wordprocessingml/2006/main" xmlns:w10="urn:schemas-microsoft-com:office:word" xmlns:v="urn:schemas-microsoft-com:vml" xmlns:o="urn:schemas-microsoft-com:office:office" xmlns:mv="urn:schemas-microsoft-com:mac:vml" xmlns:mo="http://schemas.microsoft.com/office/mac/office/2008/main" xmlns="" w="9525">
                             <a:solidFill>
                               <a:srgbClr val="000000"/>
                             </a:solidFill>
@@ -5201,6 +5294,7 @@
   <w:style w:type="character" w:default="1" w:styleId="DefaultParagraphFont">
     <w:name w:val="Default Paragraph Font"/>
     <w:uiPriority w:val="1"/>
+    <w:semiHidden/>
     <w:unhideWhenUsed/>
   </w:style>
   <w:style w:type="table" w:default="1" w:styleId="TableNormal">
